--- a/pr-preview/pr-416/measures.docx
+++ b/pr-preview/pr-416/measures.docx
@@ -15,7 +15,7 @@
         <w:pStyle w:val="Date"/>
       </w:pPr>
       <w:r>
-        <w:t xml:space="preserve">Last modified: 2026-10-19 04:35:02 (PDT)</w:t>
+        <w:t xml:space="preserve">Last modified: 2026-10-19 09:39:40 (PDT)</w:t>
       </w:r>
     </w:p>
     <w:p>
@@ -123,7 +123,7 @@
           <w:rPr>
             <w:rStyle w:val="Hyperlink"/>
           </w:rPr>
-          <w:t xml:space="preserve">Definition 23</w:t>
+          <w:t xml:space="preserve">Definition 18</w:t>
         </w:r>
       </w:hyperlink>
       <w:r>
@@ -153,7 +153,7 @@
         <w:t xml:space="preserve">).</w:t>
       </w:r>
     </w:p>
-    <w:bookmarkStart w:id="43" w:name="sigma-algebras"/>
+    <w:bookmarkStart w:id="42" w:name="sigma-algebras"/>
     <w:p>
       <w:pPr>
         <w:pStyle w:val="Heading2"/>
@@ -195,7 +195,19 @@
           <w:b/>
           <w:bCs/>
         </w:rPr>
-        <w:t xml:space="preserve">-algebra)</w:t>
+        <w:t xml:space="preserve">-algebra (</w:t>
+      </w:r>
+      <m:oMath>
+        <m:r>
+          <m:t>σ</m:t>
+        </m:r>
+      </m:oMath>
+      <w:r>
+        <w:rPr>
+          <w:b/>
+          <w:bCs/>
+        </w:rPr>
+        <w:t xml:space="preserve">-field, Borel field))</w:t>
       </w:r>
       <w:r>
         <w:t xml:space="preserve"> </w:t>
@@ -223,6 +235,58 @@
       </w:r>
       <w:r>
         <w:t xml:space="preserve">[1]</w:t>
+      </w:r>
+      <w:r>
+        <w:t xml:space="preserve"> </w:t>
+      </w:r>
+      <w:r>
+        <w:t xml:space="preserve">(also called a</w:t>
+      </w:r>
+      <w:r>
+        <w:t xml:space="preserve"> </w:t>
+      </w:r>
+      <m:oMath>
+        <m:r>
+          <m:t>σ</m:t>
+        </m:r>
+      </m:oMath>
+      <w:r>
+        <w:rPr>
+          <w:b/>
+          <w:bCs/>
+        </w:rPr>
+        <w:t xml:space="preserve">-field</w:t>
+      </w:r>
+      <w:r>
+        <w:t xml:space="preserve"> </w:t>
+      </w:r>
+      <w:r>
+        <w:t xml:space="preserve">[2]</w:t>
+      </w:r>
+      <w:r>
+        <w:t xml:space="preserve"> </w:t>
+      </w:r>
+      <w:r>
+        <w:t xml:space="preserve">or a</w:t>
+      </w:r>
+      <w:r>
+        <w:t xml:space="preserve"> </w:t>
+      </w:r>
+      <w:r>
+        <w:rPr>
+          <w:b/>
+          <w:bCs/>
+        </w:rPr>
+        <w:t xml:space="preserve">Borel field</w:t>
+      </w:r>
+      <w:r>
+        <w:t xml:space="preserve"> </w:t>
+      </w:r>
+      <w:r>
+        <w:t xml:space="preserve">[3], Definition 1.2.1</w:t>
+      </w:r>
+      <w:r>
+        <w:t xml:space="preserve">)</w:t>
       </w:r>
       <w:r>
         <w:t xml:space="preserve"> </w:t>
@@ -595,7 +659,7 @@
       </w:r>
     </w:p>
     <w:bookmarkEnd w:id="16"/>
-    <w:bookmarkStart w:id="17" w:name="rem-sigma-field"/>
+    <w:bookmarkStart w:id="17" w:name="rem-borel-field"/>
     <w:p>
       <w:pPr>
         <w:pStyle w:val="FirstParagraph"/>
@@ -610,88 +674,23 @@
       <w:r>
         <w:t xml:space="preserve"> (</w:t>
       </w:r>
-      <m:oMath>
-        <m:r>
-          <m:t>σ</m:t>
-        </m:r>
-      </m:oMath>
-      <w:r>
-        <w:t xml:space="preserve">-field). </w:t>
-      </w:r>
-      <w:r>
-        <w:t xml:space="preserve">Other sources call a</w:t>
-      </w:r>
-      <w:r>
-        <w:t xml:space="preserve"> </w:t>
-      </w:r>
-      <m:oMath>
-        <m:r>
-          <m:t>σ</m:t>
-        </m:r>
-      </m:oMath>
-      <w:r>
-        <w:t xml:space="preserve">-algebra a</w:t>
-      </w:r>
-      <w:r>
-        <w:t xml:space="preserve"> </w:t>
-      </w:r>
-      <m:oMath>
-        <m:r>
-          <m:t>σ</m:t>
-        </m:r>
-      </m:oMath>
-      <w:r>
-        <w:rPr>
-          <w:b/>
-          <w:bCs/>
-        </w:rPr>
-        <w:t xml:space="preserve">-field</w:t>
-      </w:r>
-      <w:r>
-        <w:t xml:space="preserve"> </w:t>
-      </w:r>
-      <w:r>
-        <w:t xml:space="preserve">[2]</w:t>
-      </w:r>
-      <w:r>
-        <w:t xml:space="preserve"> </w:t>
-      </w:r>
-      <w:r>
-        <w:t xml:space="preserve">or a</w:t>
-      </w:r>
-      <w:r>
-        <w:t xml:space="preserve"> </w:t>
-      </w:r>
-      <w:r>
-        <w:rPr>
-          <w:b/>
-          <w:bCs/>
-        </w:rPr>
-        <w:t xml:space="preserve">Borel field</w:t>
-      </w:r>
-      <w:r>
-        <w:t xml:space="preserve"> </w:t>
-      </w:r>
-      <w:r>
-        <w:t xml:space="preserve">[3], Def. 1.2.1</w:t>
-      </w:r>
-      <w:r>
-        <w:t xml:space="preserve"> </w:t>
-      </w:r>
-      <w:r>
-        <w:t xml:space="preserve">[1]</w:t>
-      </w:r>
-      <w:r>
-        <w:t xml:space="preserve">.</w:t>
-      </w:r>
-      <w:r>
-        <w:t xml:space="preserve"> </w:t>
-      </w:r>
-      <w:r>
-        <w:t xml:space="preserve">The names mean the same thing.</w:t>
-      </w:r>
-      <w:r>
-        <w:t xml:space="preserve"> </w:t>
+      <w:r>
+        <w:t xml:space="preserve">“Borel”</w:t>
+      </w:r>
+      <w:r>
+        <w:t xml:space="preserve"> </w:t>
+      </w:r>
+      <w:r>
+        <w:t xml:space="preserve">in</w:t>
+      </w:r>
+      <w:r>
+        <w:t xml:space="preserve"> </w:t>
+      </w:r>
+      <w:r>
+        <w:t xml:space="preserve">“Borel field”</w:t>
+      </w:r>
+      <w:r>
+        <w:t xml:space="preserve">). </w:t>
       </w:r>
       <w:r>
         <w:t xml:space="preserve">The</w:t>
@@ -1600,7 +1599,7 @@
       </w:r>
     </w:p>
     <w:bookmarkEnd w:id="20"/>
-    <w:bookmarkStart w:id="21" w:name="def-closed-under"/>
+    <w:bookmarkStart w:id="24" w:name="exm-sigma-algebra-closed-under"/>
     <w:p>
       <w:pPr>
         <w:pStyle w:val="BodyText"/>
@@ -1610,364 +1609,30 @@
           <w:b/>
           <w:bCs/>
         </w:rPr>
-        <w:t xml:space="preserve">Definition 2 (Closed under an operation (closure))</w:t>
-      </w:r>
-      <w:r>
-        <w:t xml:space="preserve"> </w:t>
-      </w:r>
-      <w:r>
-        <w:t xml:space="preserve">A set</w:t>
-      </w:r>
-      <w:r>
-        <w:t xml:space="preserve"> </w:t>
-      </w:r>
-      <m:oMath>
-        <m:r>
-          <m:t>A</m:t>
-        </m:r>
-      </m:oMath>
-      <w:r>
-        <w:t xml:space="preserve"> </w:t>
-      </w:r>
-      <w:r>
-        <w:t xml:space="preserve">is</w:t>
-      </w:r>
-      <w:r>
-        <w:t xml:space="preserve"> </w:t>
+        <w:t xml:space="preserve">Example 3 (A</w:t>
       </w:r>
       <w:r>
         <w:rPr>
           <w:b/>
           <w:bCs/>
         </w:rPr>
-        <w:t xml:space="preserve">closed under</w:t>
-      </w:r>
-      <w:r>
-        <w:t xml:space="preserve"> </w:t>
-      </w:r>
-      <w:r>
-        <w:t xml:space="preserve">[4]</w:t>
-      </w:r>
-      <w:r>
-        <w:t xml:space="preserve"> </w:t>
-      </w:r>
-      <w:r>
-        <w:t xml:space="preserve">an operation,</w:t>
-      </w:r>
-      <w:r>
-        <w:t xml:space="preserve"> </w:t>
-      </w:r>
-      <w:r>
-        <w:t xml:space="preserve">such as addition of numbers or union of sets,</w:t>
-      </w:r>
-      <w:r>
-        <w:t xml:space="preserve"> </w:t>
-      </w:r>
-      <w:r>
-        <w:t xml:space="preserve">if applying the operation to elements of</w:t>
-      </w:r>
-      <w:r>
-        <w:t xml:space="preserve"> </w:t>
-      </w:r>
-      <m:oMath>
-        <m:r>
-          <m:t>A</m:t>
-        </m:r>
-      </m:oMath>
-      <w:r>
-        <w:t xml:space="preserve"> </w:t>
-      </w:r>
-      <w:r>
-        <w:t xml:space="preserve">always gives an element of</w:t>
-      </w:r>
-      <w:r>
-        <w:t xml:space="preserve"> </w:t>
-      </w:r>
-      <m:oMath>
-        <m:r>
-          <m:t>A</m:t>
-        </m:r>
-      </m:oMath>
-      <w:r>
-        <w:t xml:space="preserve">.</w:t>
-      </w:r>
-      <w:r>
-        <w:t xml:space="preserve"> </w:t>
-      </w:r>
-      <w:r>
-        <w:t xml:space="preserve">This property is called</w:t>
-      </w:r>
-      <w:r>
-        <w:t xml:space="preserve"> </w:t>
-      </w:r>
+        <w:t xml:space="preserve"> </w:t>
+      </w:r>
+      <m:oMath>
+        <m:r>
+          <m:t>σ</m:t>
+        </m:r>
+      </m:oMath>
       <w:r>
         <w:rPr>
           <w:b/>
           <w:bCs/>
         </w:rPr>
-        <w:t xml:space="preserve">closure</w:t>
-      </w:r>
-      <w:r>
-        <w:t xml:space="preserve"> </w:t>
-      </w:r>
-      <w:r>
-        <w:t xml:space="preserve">under the operation.</w:t>
-      </w:r>
-    </w:p>
-    <w:bookmarkEnd w:id="21"/>
-    <w:bookmarkStart w:id="23" w:name="exm-closed-under"/>
-    <w:p>
-      <w:pPr>
-        <w:pStyle w:val="BodyText"/>
-      </w:pPr>
-      <w:r>
-        <w:rPr>
-          <w:b/>
-          <w:bCs/>
-        </w:rPr>
-        <w:t xml:space="preserve">Example 3 (Closed and not closed)</w:t>
-      </w:r>
-      <w:r>
-        <w:t xml:space="preserve"> </w:t>
-      </w:r>
-      <w:r>
-        <w:t xml:space="preserve"> </w:t>
-      </w:r>
-    </w:p>
-    <w:p>
-      <w:pPr>
-        <w:pStyle w:val="Compact"/>
-        <w:numPr>
-          <w:ilvl w:val="0"/>
-          <w:numId w:val="1002"/>
-        </w:numPr>
-      </w:pPr>
-      <w:r>
-        <w:t xml:space="preserve">The</w:t>
-      </w:r>
-      <w:r>
-        <w:t xml:space="preserve"> </w:t>
-      </w:r>
-      <w:hyperlink r:id="rId22">
-        <w:r>
-          <w:rPr>
-            <w:rStyle w:val="Hyperlink"/>
-          </w:rPr>
-          <w:t xml:space="preserve">even</w:t>
-        </w:r>
-      </w:hyperlink>
-      <w:r>
-        <w:t xml:space="preserve"> </w:t>
-      </w:r>
-      <w:r>
-        <w:t xml:space="preserve">integers are closed under addition:</w:t>
-      </w:r>
-      <w:r>
-        <w:t xml:space="preserve"> </w:t>
-      </w:r>
-      <w:r>
-        <w:t xml:space="preserve">for example,</w:t>
-      </w:r>
-      <w:r>
-        <w:t xml:space="preserve"> </w:t>
-      </w:r>
-      <m:oMath>
-        <m:r>
-          <m:t>2</m:t>
-        </m:r>
-        <m:r>
-          <m:rPr>
-            <m:sty m:val="p"/>
-          </m:rPr>
-          <m:t>+</m:t>
-        </m:r>
-        <m:r>
-          <m:t>4</m:t>
-        </m:r>
-        <m:r>
-          <m:rPr>
-            <m:sty m:val="p"/>
-          </m:rPr>
-          <m:t>=</m:t>
-        </m:r>
-        <m:r>
-          <m:t>6</m:t>
-        </m:r>
-      </m:oMath>
-      <w:r>
-        <w:t xml:space="preserve"> </w:t>
-      </w:r>
-      <w:r>
-        <w:t xml:space="preserve">is even, and</w:t>
-      </w:r>
-      <w:r>
-        <w:t xml:space="preserve"> </w:t>
-      </w:r>
-      <m:oMath>
-        <m:r>
-          <m:t>2</m:t>
-        </m:r>
-        <m:r>
-          <m:t>m</m:t>
-        </m:r>
-        <m:r>
-          <m:rPr>
-            <m:sty m:val="p"/>
-          </m:rPr>
-          <m:t>+</m:t>
-        </m:r>
-        <m:r>
-          <m:t>2</m:t>
-        </m:r>
-        <m:r>
-          <m:t>n</m:t>
-        </m:r>
-        <m:r>
-          <m:rPr>
-            <m:sty m:val="p"/>
-          </m:rPr>
-          <m:t>=</m:t>
-        </m:r>
-        <m:r>
-          <m:t>2</m:t>
-        </m:r>
-        <m:r>
-          <m:rPr>
-            <m:sty m:val="p"/>
-          </m:rPr>
-          <m:t>(</m:t>
-        </m:r>
-        <m:r>
-          <m:t>m</m:t>
-        </m:r>
-        <m:r>
-          <m:rPr>
-            <m:sty m:val="p"/>
-          </m:rPr>
-          <m:t>+</m:t>
-        </m:r>
-        <m:r>
-          <m:t>n</m:t>
-        </m:r>
-        <m:r>
-          <m:rPr>
-            <m:sty m:val="p"/>
-          </m:rPr>
-          <m:t>)</m:t>
-        </m:r>
-      </m:oMath>
-      <w:r>
-        <w:t xml:space="preserve"> </w:t>
-      </w:r>
-      <w:r>
-        <w:t xml:space="preserve">is even for all integers</w:t>
-      </w:r>
-      <w:r>
-        <w:t xml:space="preserve"> </w:t>
-      </w:r>
-      <m:oMath>
-        <m:r>
-          <m:t>m</m:t>
-        </m:r>
-      </m:oMath>
-      <w:r>
-        <w:t xml:space="preserve"> </w:t>
-      </w:r>
-      <w:r>
-        <w:t xml:space="preserve">and</w:t>
-      </w:r>
-      <w:r>
-        <w:t xml:space="preserve"> </w:t>
-      </w:r>
-      <m:oMath>
-        <m:r>
-          <m:t>n</m:t>
-        </m:r>
-      </m:oMath>
-      <w:r>
-        <w:t xml:space="preserve">.</w:t>
-      </w:r>
-    </w:p>
-    <w:p>
-      <w:pPr>
-        <w:pStyle w:val="Compact"/>
-        <w:numPr>
-          <w:ilvl w:val="0"/>
-          <w:numId w:val="1002"/>
-        </w:numPr>
-      </w:pPr>
-      <w:r>
-        <w:t xml:space="preserve">The odd integers are not closed under addition:</w:t>
-      </w:r>
-      <w:r>
-        <w:t xml:space="preserve"> </w:t>
-      </w:r>
-      <m:oMath>
-        <m:r>
-          <m:t>1</m:t>
-        </m:r>
-      </m:oMath>
-      <w:r>
-        <w:t xml:space="preserve"> </w:t>
-      </w:r>
-      <w:r>
-        <w:t xml:space="preserve">and</w:t>
-      </w:r>
-      <w:r>
-        <w:t xml:space="preserve"> </w:t>
-      </w:r>
-      <m:oMath>
-        <m:r>
-          <m:t>3</m:t>
-        </m:r>
-      </m:oMath>
-      <w:r>
-        <w:t xml:space="preserve"> </w:t>
-      </w:r>
-      <w:r>
-        <w:t xml:space="preserve">are odd, but</w:t>
-      </w:r>
-      <w:r>
-        <w:t xml:space="preserve"> </w:t>
-      </w:r>
-      <m:oMath>
-        <m:r>
-          <m:t>1</m:t>
-        </m:r>
-        <m:r>
-          <m:rPr>
-            <m:sty m:val="p"/>
-          </m:rPr>
-          <m:t>+</m:t>
-        </m:r>
-        <m:r>
-          <m:t>3</m:t>
-        </m:r>
-        <m:r>
-          <m:rPr>
-            <m:sty m:val="p"/>
-          </m:rPr>
-          <m:t>=</m:t>
-        </m:r>
-        <m:r>
-          <m:t>4</m:t>
-        </m:r>
-      </m:oMath>
-      <w:r>
-        <w:t xml:space="preserve"> </w:t>
-      </w:r>
-      <w:r>
-        <w:t xml:space="preserve">is even.</w:t>
-      </w:r>
-    </w:p>
-    <w:p>
-      <w:pPr>
-        <w:pStyle w:val="Compact"/>
-        <w:numPr>
-          <w:ilvl w:val="0"/>
-          <w:numId w:val="1002"/>
-        </w:numPr>
-      </w:pPr>
+        <w:t xml:space="preserve">-algebra is closed under complements and countable unions)</w:t>
+      </w:r>
+      <w:r>
+        <w:t xml:space="preserve"> </w:t>
+      </w:r>
       <w:r>
         <w:t xml:space="preserve">A</w:t>
       </w:r>
@@ -2003,8 +1668,19 @@
         <w:t xml:space="preserve"> </w:t>
       </w:r>
       <w:r>
-        <w:t xml:space="preserve">on a set</w:t>
-      </w:r>
+        <w:t xml:space="preserve">on a</w:t>
+      </w:r>
+      <w:r>
+        <w:t xml:space="preserve"> </w:t>
+      </w:r>
+      <w:hyperlink r:id="rId21">
+        <w:r>
+          <w:rPr>
+            <w:rStyle w:val="Hyperlink"/>
+          </w:rPr>
+          <w:t xml:space="preserve">set</w:t>
+        </w:r>
+      </w:hyperlink>
       <w:r>
         <w:t xml:space="preserve"> </w:t>
       </w:r>
@@ -2017,7 +1693,35 @@
         <w:t xml:space="preserve"> </w:t>
       </w:r>
       <w:r>
-        <w:t xml:space="preserve">is closed under complements in</w:t>
+        <w:t xml:space="preserve">is</w:t>
+      </w:r>
+      <w:r>
+        <w:t xml:space="preserve"> </w:t>
+      </w:r>
+      <w:hyperlink r:id="rId22">
+        <w:r>
+          <w:rPr>
+            <w:rStyle w:val="Hyperlink"/>
+          </w:rPr>
+          <w:t xml:space="preserve">closed under</w:t>
+        </w:r>
+      </w:hyperlink>
+      <w:r>
+        <w:t xml:space="preserve"> </w:t>
+      </w:r>
+      <w:hyperlink r:id="rId14">
+        <w:r>
+          <w:rPr>
+            <w:rStyle w:val="Hyperlink"/>
+          </w:rPr>
+          <w:t xml:space="preserve">complements</w:t>
+        </w:r>
+      </w:hyperlink>
+      <w:r>
+        <w:t xml:space="preserve"> </w:t>
+      </w:r>
+      <w:r>
+        <w:t xml:space="preserve">in</w:t>
       </w:r>
       <w:r>
         <w:t xml:space="preserve"> </w:t>
@@ -2031,7 +1735,55 @@
         <w:t xml:space="preserve"> </w:t>
       </w:r>
       <w:r>
-        <w:t xml:space="preserve">and under unions of sequences of its sets,</w:t>
+        <w:t xml:space="preserve">and under</w:t>
+      </w:r>
+      <w:r>
+        <w:t xml:space="preserve"> </w:t>
+      </w:r>
+      <w:hyperlink r:id="rId23">
+        <w:r>
+          <w:rPr>
+            <w:rStyle w:val="Hyperlink"/>
+          </w:rPr>
+          <w:t xml:space="preserve">unions</w:t>
+        </w:r>
+      </w:hyperlink>
+      <w:r>
+        <w:t xml:space="preserve"> </w:t>
+      </w:r>
+      <w:r>
+        <w:t xml:space="preserve">of</w:t>
+      </w:r>
+      <w:r>
+        <w:t xml:space="preserve"> </w:t>
+      </w:r>
+      <w:hyperlink r:id="rId15">
+        <w:r>
+          <w:rPr>
+            <w:rStyle w:val="Hyperlink"/>
+          </w:rPr>
+          <w:t xml:space="preserve">sequences</w:t>
+        </w:r>
+      </w:hyperlink>
+      <w:r>
+        <w:t xml:space="preserve"> </w:t>
+      </w:r>
+      <w:r>
+        <w:t xml:space="preserve">of its</w:t>
+      </w:r>
+      <w:r>
+        <w:t xml:space="preserve"> </w:t>
+      </w:r>
+      <w:hyperlink r:id="rId21">
+        <w:r>
+          <w:rPr>
+            <w:rStyle w:val="Hyperlink"/>
+          </w:rPr>
+          <w:t xml:space="preserve">sets</w:t>
+        </w:r>
+      </w:hyperlink>
+      <w:r>
+        <w:t xml:space="preserve">,</w:t>
       </w:r>
       <w:r>
         <w:t xml:space="preserve"> </w:t>
@@ -2060,7 +1812,24 @@
         <w:t xml:space="preserve"> </w:t>
       </w:r>
       <w:r>
-        <w:t xml:space="preserve">The collection in</w:t>
+        <w:t xml:space="preserve">The</w:t>
+      </w:r>
+      <w:r>
+        <w:t xml:space="preserve"> </w:t>
+      </w:r>
+      <w:hyperlink r:id="rId9">
+        <w:r>
+          <w:rPr>
+            <w:rStyle w:val="Hyperlink"/>
+          </w:rPr>
+          <w:t xml:space="preserve">collection</w:t>
+        </w:r>
+      </w:hyperlink>
+      <w:r>
+        <w:t xml:space="preserve"> </w:t>
+      </w:r>
+      <w:r>
+        <w:t xml:space="preserve">in</w:t>
       </w:r>
       <w:r>
         <w:t xml:space="preserve"> </w:t>
@@ -2080,11 +1849,11 @@
         <w:t xml:space="preserve">is not closed under complements.</w:t>
       </w:r>
     </w:p>
-    <w:bookmarkEnd w:id="23"/>
-    <w:bookmarkStart w:id="26" w:name="thm-sigma-algebra-closure"/>
+    <w:bookmarkEnd w:id="24"/>
+    <w:bookmarkStart w:id="27" w:name="thm-sigma-algebra-closure"/>
     <w:p>
       <w:pPr>
-        <w:pStyle w:val="FirstParagraph"/>
+        <w:pStyle w:val="BodyText"/>
       </w:pPr>
       <w:r>
         <w:rPr>
@@ -2199,7 +1968,7 @@
         <w:pStyle w:val="Compact"/>
         <w:numPr>
           <w:ilvl w:val="0"/>
-          <w:numId w:val="1003"/>
+          <w:numId w:val="1002"/>
         </w:numPr>
       </w:pPr>
       <w:r>
@@ -2208,7 +1977,7 @@
       <w:r>
         <w:t xml:space="preserve"> </w:t>
       </w:r>
-      <w:hyperlink r:id="rId24">
+      <w:hyperlink r:id="rId25">
         <w:r>
           <w:rPr>
             <w:rStyle w:val="Hyperlink"/>
@@ -2236,7 +2005,7 @@
         <w:pStyle w:val="Compact"/>
         <w:numPr>
           <w:ilvl w:val="0"/>
-          <w:numId w:val="1003"/>
+          <w:numId w:val="1002"/>
         </w:numPr>
       </w:pPr>
       <w:r>
@@ -2298,7 +2067,7 @@
       <w:r>
         <w:t xml:space="preserve"> </w:t>
       </w:r>
-      <w:hyperlink r:id="rId25">
+      <w:hyperlink r:id="rId26">
         <w:r>
           <w:rPr>
             <w:rStyle w:val="Hyperlink"/>
@@ -2386,7 +2155,7 @@
         <w:pStyle w:val="Compact"/>
         <w:numPr>
           <w:ilvl w:val="0"/>
-          <w:numId w:val="1003"/>
+          <w:numId w:val="1002"/>
         </w:numPr>
       </w:pPr>
       <w:r>
@@ -2544,7 +2313,7 @@
       <w:r>
         <w:t xml:space="preserve"> </w:t>
       </w:r>
-      <w:hyperlink w:anchor="def-closed-under">
+      <w:hyperlink r:id="rId22">
         <w:r>
           <w:rPr>
             <w:rStyle w:val="Hyperlink"/>
@@ -2555,9 +2324,25 @@
       <w:r>
         <w:t xml:space="preserve"> </w:t>
       </w:r>
-      <w:r>
-        <w:t xml:space="preserve">finite unions</w:t>
-      </w:r>
+      <w:hyperlink r:id="rId26">
+        <w:r>
+          <w:rPr>
+            <w:rStyle w:val="Hyperlink"/>
+          </w:rPr>
+          <w:t xml:space="preserve">finite</w:t>
+        </w:r>
+      </w:hyperlink>
+      <w:r>
+        <w:t xml:space="preserve"> </w:t>
+      </w:r>
+      <w:hyperlink r:id="rId23">
+        <w:r>
+          <w:rPr>
+            <w:rStyle w:val="Hyperlink"/>
+          </w:rPr>
+          <w:t xml:space="preserve">unions</w:t>
+        </w:r>
+      </w:hyperlink>
       <w:r>
         <w:t xml:space="preserve"> </w:t>
       </w:r>
@@ -2565,7 +2350,7 @@
         <w:t xml:space="preserve">and under intersections of sequences of its sets.</w:t>
       </w:r>
     </w:p>
-    <w:bookmarkEnd w:id="26"/>
+    <w:bookmarkEnd w:id="27"/>
     <w:p>
       <w:pPr>
         <w:pStyle w:val="BodyText"/>
@@ -3479,7 +3264,7 @@
       <w:r>
         <w:t xml:space="preserve"> </w:t>
       </w:r>
-      <w:hyperlink r:id="rId27">
+      <w:hyperlink r:id="rId28">
         <w:r>
           <w:rPr>
             <w:rStyle w:val="Hyperlink"/>
@@ -3946,7 +3731,7 @@
         <w:t xml:space="preserve">by the complement rule again.</w:t>
       </w:r>
     </w:p>
-    <w:bookmarkStart w:id="28" w:name="thm-power-set-sigma-algebra"/>
+    <w:bookmarkStart w:id="29" w:name="thm-power-set-sigma-algebra"/>
     <w:p>
       <w:pPr>
         <w:pStyle w:val="BodyText"/>
@@ -4048,7 +3833,7 @@
         <w:t xml:space="preserve">.</w:t>
       </w:r>
     </w:p>
-    <w:bookmarkEnd w:id="28"/>
+    <w:bookmarkEnd w:id="29"/>
     <w:p>
       <w:pPr>
         <w:pStyle w:val="BodyText"/>
@@ -4089,7 +3874,7 @@
         <w:pStyle w:val="Compact"/>
         <w:numPr>
           <w:ilvl w:val="0"/>
-          <w:numId w:val="1004"/>
+          <w:numId w:val="1003"/>
         </w:numPr>
       </w:pPr>
       <m:oMath>
@@ -4109,7 +3894,7 @@
         <w:pStyle w:val="Compact"/>
         <w:numPr>
           <w:ilvl w:val="0"/>
-          <w:numId w:val="1004"/>
+          <w:numId w:val="1003"/>
         </w:numPr>
       </w:pPr>
       <w:r>
@@ -4203,7 +3988,7 @@
         <w:pStyle w:val="Compact"/>
         <w:numPr>
           <w:ilvl w:val="0"/>
-          <w:numId w:val="1004"/>
+          <w:numId w:val="1003"/>
         </w:numPr>
       </w:pPr>
       <w:r>
@@ -4386,7 +4171,7 @@
         <w:t xml:space="preserve">.</w:t>
       </w:r>
     </w:p>
-    <w:bookmarkStart w:id="30" w:name="thm-sigma-algebra-intersection"/>
+    <w:bookmarkStart w:id="31" w:name="thm-sigma-algebra-intersection"/>
     <w:p>
       <w:pPr>
         <w:pStyle w:val="FirstParagraph"/>
@@ -4539,7 +4324,7 @@
       <w:r>
         <w:t xml:space="preserve"> </w:t>
       </w:r>
-      <w:hyperlink r:id="rId29">
+      <w:hyperlink r:id="rId30">
         <w:r>
           <w:rPr>
             <w:rStyle w:val="Hyperlink"/>
@@ -4668,7 +4453,7 @@
         <w:t xml:space="preserve">.</w:t>
       </w:r>
     </w:p>
-    <w:bookmarkEnd w:id="30"/>
+    <w:bookmarkEnd w:id="31"/>
     <w:p>
       <w:pPr>
         <w:pStyle w:val="BodyText"/>
@@ -4709,7 +4494,7 @@
         <w:pStyle w:val="Compact"/>
         <w:numPr>
           <w:ilvl w:val="0"/>
-          <w:numId w:val="1005"/>
+          <w:numId w:val="1004"/>
         </w:numPr>
       </w:pPr>
       <m:oMath>
@@ -4753,7 +4538,7 @@
         <w:pStyle w:val="Compact"/>
         <w:numPr>
           <w:ilvl w:val="0"/>
-          <w:numId w:val="1005"/>
+          <w:numId w:val="1004"/>
         </w:numPr>
       </w:pPr>
       <w:r>
@@ -4876,7 +4661,7 @@
         <w:pStyle w:val="Compact"/>
         <w:numPr>
           <w:ilvl w:val="0"/>
-          <w:numId w:val="1005"/>
+          <w:numId w:val="1004"/>
         </w:numPr>
       </w:pPr>
       <w:r>
@@ -5051,7 +4836,7 @@
         <w:t xml:space="preserve">and so it is in the intersection.</w:t>
       </w:r>
     </w:p>
-    <w:bookmarkStart w:id="31" w:name="def-generated-sigma-algebra"/>
+    <w:bookmarkStart w:id="32" w:name="def-generated-sigma-algebra"/>
     <w:p>
       <w:pPr>
         <w:pStyle w:val="FirstParagraph"/>
@@ -5061,7 +4846,7 @@
           <w:b/>
           <w:bCs/>
         </w:rPr>
-        <w:t xml:space="preserve">Definition 3 (</w:t>
+        <w:t xml:space="preserve">Definition 2 (</w:t>
       </w:r>
       <m:oMath>
         <m:r>
@@ -5250,8 +5035,8 @@
         <w:t xml:space="preserve">.</w:t>
       </w:r>
     </w:p>
-    <w:bookmarkEnd w:id="31"/>
-    <w:bookmarkStart w:id="32" w:name="rem-generated-sigma-algebra-smallest"/>
+    <w:bookmarkEnd w:id="32"/>
+    <w:bookmarkStart w:id="33" w:name="rem-generated-sigma-algebra-smallest"/>
     <w:p>
       <w:pPr>
         <w:pStyle w:val="BodyText"/>
@@ -5498,8 +5283,8 @@
         <w:t xml:space="preserve">.</w:t>
       </w:r>
     </w:p>
-    <w:bookmarkEnd w:id="32"/>
-    <w:bookmarkStart w:id="33" w:name="exm-generated-sigma-algebra"/>
+    <w:bookmarkEnd w:id="33"/>
+    <w:bookmarkStart w:id="34" w:name="exm-generated-sigma-algebra"/>
     <w:p>
       <w:pPr>
         <w:pStyle w:val="BodyText"/>
@@ -6074,8 +5859,8 @@
         <w:t xml:space="preserve">.</w:t>
       </w:r>
     </w:p>
-    <w:bookmarkEnd w:id="33"/>
-    <w:bookmarkStart w:id="35" w:name="def-borel-sigma-algebra"/>
+    <w:bookmarkEnd w:id="34"/>
+    <w:bookmarkStart w:id="36" w:name="def-borel-sigma-algebra"/>
     <w:p>
       <w:pPr>
         <w:pStyle w:val="BodyText"/>
@@ -6085,7 +5870,7 @@
           <w:b/>
           <w:bCs/>
         </w:rPr>
-        <w:t xml:space="preserve">Definition 4 (Borel</w:t>
+        <w:t xml:space="preserve">Definition 3 (Borel</w:t>
       </w:r>
       <w:r>
         <w:rPr>
@@ -6199,7 +5984,7 @@
           <w:rPr>
             <w:rStyle w:val="Hyperlink"/>
           </w:rPr>
-          <w:t xml:space="preserve">Definition 3</w:t>
+          <w:t xml:space="preserve">Definition 2</w:t>
         </w:r>
       </w:hyperlink>
       <w:r>
@@ -6214,7 +5999,7 @@
       <w:r>
         <w:t xml:space="preserve"> </w:t>
       </w:r>
-      <w:hyperlink r:id="rId34">
+      <w:hyperlink r:id="rId35">
         <w:r>
           <w:rPr>
             <w:rStyle w:val="Hyperlink"/>
@@ -6226,7 +6011,7 @@
         <w:t xml:space="preserve">.</w:t>
       </w:r>
     </w:p>
-    <w:bookmarkEnd w:id="35"/>
+    <w:bookmarkEnd w:id="36"/>
     <w:bookmarkStart w:id="37" w:name="exm-borel-sigma-algebra-half-lines"/>
     <w:p>
       <w:pPr>
@@ -6297,7 +6082,7 @@
       <w:r>
         <w:t xml:space="preserve"> </w:t>
       </w:r>
-      <w:hyperlink r:id="rId34">
+      <w:hyperlink r:id="rId35">
         <w:r>
           <w:rPr>
             <w:rStyle w:val="Hyperlink"/>
@@ -6375,7 +6160,7 @@
           <w:rPr>
             <w:rStyle w:val="Hyperlink"/>
           </w:rPr>
-          <w:t xml:space="preserve">Definition 4</w:t>
+          <w:t xml:space="preserve">Definition 3</w:t>
         </w:r>
       </w:hyperlink>
       <w:r>
@@ -6488,7 +6273,7 @@
       <w:r>
         <w:t xml:space="preserve"> </w:t>
       </w:r>
-      <w:hyperlink r:id="rId36">
+      <w:hyperlink r:id="rId21">
         <w:r>
           <w:rPr>
             <w:rStyle w:val="Hyperlink"/>
@@ -6597,7 +6382,7 @@
           <w:b/>
           <w:bCs/>
         </w:rPr>
-        <w:t xml:space="preserve">Definition 5 (Borel set)</w:t>
+        <w:t xml:space="preserve">Definition 4 (Borel set)</w:t>
       </w:r>
       <w:r>
         <w:t xml:space="preserve"> </w:t>
@@ -6619,7 +6404,7 @@
         <w:t xml:space="preserve"> </w:t>
       </w:r>
       <w:r>
-        <w:t xml:space="preserve">[5]</w:t>
+        <w:t xml:space="preserve">[4]</w:t>
       </w:r>
       <w:r>
         <w:t xml:space="preserve"> </w:t>
@@ -6630,7 +6415,7 @@
       <w:r>
         <w:t xml:space="preserve"> </w:t>
       </w:r>
-      <w:hyperlink r:id="rId36">
+      <w:hyperlink r:id="rId21">
         <w:r>
           <w:rPr>
             <w:rStyle w:val="Hyperlink"/>
@@ -6689,7 +6474,7 @@
       </w:r>
     </w:p>
     <w:bookmarkEnd w:id="38"/>
-    <w:bookmarkStart w:id="42" w:name="exm-borel-sigma-algebra"/>
+    <w:bookmarkStart w:id="41" w:name="exm-borel-sigma-algebra"/>
     <w:p>
       <w:pPr>
         <w:pStyle w:val="BodyText"/>
@@ -6713,7 +6498,7 @@
         <w:pStyle w:val="Compact"/>
         <w:numPr>
           <w:ilvl w:val="0"/>
-          <w:numId w:val="1006"/>
+          <w:numId w:val="1005"/>
         </w:numPr>
       </w:pPr>
       <w:r>
@@ -6722,7 +6507,7 @@
       <w:r>
         <w:t xml:space="preserve"> </w:t>
       </w:r>
-      <w:hyperlink r:id="rId34">
+      <w:hyperlink r:id="rId35">
         <w:r>
           <w:rPr>
             <w:rStyle w:val="Hyperlink"/>
@@ -6852,7 +6637,7 @@
         <w:pStyle w:val="Compact"/>
         <w:numPr>
           <w:ilvl w:val="0"/>
-          <w:numId w:val="1006"/>
+          <w:numId w:val="1005"/>
         </w:numPr>
       </w:pPr>
       <w:r>
@@ -6924,7 +6709,7 @@
         <w:pStyle w:val="Compact"/>
         <w:numPr>
           <w:ilvl w:val="0"/>
-          <w:numId w:val="1006"/>
+          <w:numId w:val="1005"/>
         </w:numPr>
       </w:pPr>
       <w:r>
@@ -6956,7 +6741,7 @@
       <w:r>
         <w:t xml:space="preserve"> </w:t>
       </w:r>
-      <w:hyperlink r:id="rId40">
+      <w:hyperlink r:id="rId23">
         <w:r>
           <w:rPr>
             <w:rStyle w:val="Hyperlink"/>
@@ -7141,7 +6926,7 @@
       <w:r>
         <w:t xml:space="preserve">(</w:t>
       </w:r>
-      <w:hyperlink r:id="rId41">
+      <w:hyperlink r:id="rId40">
         <w:r>
           <w:rPr>
             <w:rStyle w:val="Hyperlink"/>
@@ -7199,7 +6984,7 @@
         <w:pStyle w:val="Compact"/>
         <w:numPr>
           <w:ilvl w:val="0"/>
-          <w:numId w:val="1006"/>
+          <w:numId w:val="1005"/>
         </w:numPr>
       </w:pPr>
       <w:r>
@@ -7289,18 +7074,18 @@
         <w:t xml:space="preserve">contains the complement of each of its sets.</w:t>
       </w:r>
     </w:p>
+    <w:bookmarkEnd w:id="41"/>
     <w:bookmarkEnd w:id="42"/>
-    <w:bookmarkEnd w:id="43"/>
-    <w:bookmarkStart w:id="46" w:name="pairwise-disjoint-sets"/>
+    <w:bookmarkStart w:id="66" w:name="additivity"/>
     <w:p>
       <w:pPr>
         <w:pStyle w:val="Heading2"/>
       </w:pPr>
       <w:r>
-        <w:t xml:space="preserve">2 Pairwise disjoint sets</w:t>
+        <w:t xml:space="preserve">2 Additivity</w:t>
       </w:r>
     </w:p>
-    <w:bookmarkStart w:id="44" w:name="def-pairwise-disjoint"/>
+    <w:bookmarkStart w:id="46" w:name="def-finite-additivity"/>
     <w:p>
       <w:pPr>
         <w:pStyle w:val="FirstParagraph"/>
@@ -7310,3856 +7095,7 @@
           <w:b/>
           <w:bCs/>
         </w:rPr>
-        <w:t xml:space="preserve">Definition 6 (Pairwise disjoint sets (disjoint, mutually disjoint))</w:t>
-      </w:r>
-      <w:r>
-        <w:t xml:space="preserve"> </w:t>
-      </w:r>
-      <w:r>
-        <w:t xml:space="preserve">Finitely or countably many sets</w:t>
-      </w:r>
-      <w:r>
-        <w:t xml:space="preserve"> </w:t>
-      </w:r>
-      <m:oMath>
-        <m:sSub>
-          <m:e>
-            <m:r>
-              <m:t>A</m:t>
-            </m:r>
-          </m:e>
-          <m:sub>
-            <m:r>
-              <m:t>1</m:t>
-            </m:r>
-          </m:sub>
-        </m:sSub>
-        <m:r>
-          <m:rPr>
-            <m:sty m:val="p"/>
-          </m:rPr>
-          <m:t>,</m:t>
-        </m:r>
-        <m:sSub>
-          <m:e>
-            <m:r>
-              <m:t>A</m:t>
-            </m:r>
-          </m:e>
-          <m:sub>
-            <m:r>
-              <m:t>2</m:t>
-            </m:r>
-          </m:sub>
-        </m:sSub>
-        <m:r>
-          <m:rPr>
-            <m:sty m:val="p"/>
-          </m:rPr>
-          <m:t>,</m:t>
-        </m:r>
-        <m:r>
-          <m:rPr>
-            <m:sty m:val="p"/>
-          </m:rPr>
-          <m:t>…</m:t>
-        </m:r>
-      </m:oMath>
-      <w:r>
-        <w:t xml:space="preserve"> </w:t>
-      </w:r>
-      <w:r>
-        <w:t xml:space="preserve">are</w:t>
-      </w:r>
-      <w:r>
-        <w:t xml:space="preserve"> </w:t>
-      </w:r>
-      <w:r>
-        <w:rPr>
-          <w:b/>
-          <w:bCs/>
-        </w:rPr>
-        <w:t xml:space="preserve">pairwise disjoint</w:t>
-      </w:r>
-      <w:r>
-        <w:t xml:space="preserve"> </w:t>
-      </w:r>
-      <w:r>
-        <w:t xml:space="preserve">[6]</w:t>
-      </w:r>
-      <w:r>
-        <w:t xml:space="preserve"> </w:t>
-      </w:r>
-      <w:r>
-        <w:t xml:space="preserve">(also called</w:t>
-      </w:r>
-      <w:r>
-        <w:t xml:space="preserve"> </w:t>
-      </w:r>
-      <w:r>
-        <w:rPr>
-          <w:b/>
-          <w:bCs/>
-        </w:rPr>
-        <w:t xml:space="preserve">disjoint</w:t>
-      </w:r>
-      <w:r>
-        <w:t xml:space="preserve"> </w:t>
-      </w:r>
-      <w:r>
-        <w:t xml:space="preserve">or</w:t>
-      </w:r>
-      <w:r>
-        <w:t xml:space="preserve"> </w:t>
-      </w:r>
-      <w:r>
-        <w:rPr>
-          <w:b/>
-          <w:bCs/>
-        </w:rPr>
-        <w:t xml:space="preserve">mutually disjoint</w:t>
-      </w:r>
-      <w:r>
-        <w:t xml:space="preserve">)</w:t>
-      </w:r>
-      <w:r>
-        <w:t xml:space="preserve"> </w:t>
-      </w:r>
-      <w:r>
-        <w:t xml:space="preserve">when no two of them share an element:</w:t>
-      </w:r>
-    </w:p>
-    <w:p>
-      <w:pPr>
-        <w:pStyle w:val="BodyText"/>
-      </w:pPr>
-      <m:oMathPara>
-        <m:oMathParaPr>
-          <m:jc m:val="center"/>
-        </m:oMathParaPr>
-        <m:oMath>
-          <m:sSub>
-            <m:e>
-              <m:r>
-                <m:t>A</m:t>
-              </m:r>
-            </m:e>
-            <m:sub>
-              <m:r>
-                <m:t>i</m:t>
-              </m:r>
-            </m:sub>
-          </m:sSub>
-          <m:r>
-            <m:rPr>
-              <m:sty m:val="p"/>
-            </m:rPr>
-            <m:t>∩</m:t>
-          </m:r>
-          <m:sSub>
-            <m:e>
-              <m:r>
-                <m:t>A</m:t>
-              </m:r>
-            </m:e>
-            <m:sub>
-              <m:r>
-                <m:t>j</m:t>
-              </m:r>
-            </m:sub>
-          </m:sSub>
-          <m:r>
-            <m:rPr>
-              <m:sty m:val="p"/>
-            </m:rPr>
-            <m:t>=</m:t>
-          </m:r>
-          <m:r>
-            <m:rPr>
-              <m:sty m:val="p"/>
-            </m:rPr>
-            <m:t>∅</m:t>
-          </m:r>
-          <m:r>
-            <m:t> </m:t>
-          </m:r>
-          <m:r>
-            <m:rPr>
-              <m:nor/>
-              <m:sty m:val="p"/>
-            </m:rPr>
-            <m:t>for all </m:t>
-          </m:r>
-          <m:r>
-            <m:t>i</m:t>
-          </m:r>
-          <m:r>
-            <m:rPr>
-              <m:sty m:val="p"/>
-            </m:rPr>
-            <m:t>≠</m:t>
-          </m:r>
-          <m:r>
-            <m:t>j</m:t>
-          </m:r>
-        </m:oMath>
-      </m:oMathPara>
-    </w:p>
-    <w:bookmarkEnd w:id="44"/>
-    <w:bookmarkStart w:id="45" w:name="exm-pairwise-disjoint"/>
-    <w:p>
-      <w:pPr>
-        <w:pStyle w:val="FirstParagraph"/>
-      </w:pPr>
-      <w:r>
-        <w:rPr>
-          <w:b/>
-          <w:bCs/>
-        </w:rPr>
-        <w:t xml:space="preserve">Example 7 (Low and high die rolls)</w:t>
-      </w:r>
-      <w:r>
-        <w:t xml:space="preserve"> </w:t>
-      </w:r>
-      <w:r>
-        <w:t xml:space="preserve">For the die rolls</w:t>
-      </w:r>
-      <w:r>
-        <w:t xml:space="preserve"> </w:t>
-      </w:r>
-      <m:oMath>
-        <m:r>
-          <m:t>D</m:t>
-        </m:r>
-        <m:r>
-          <m:rPr>
-            <m:sty m:val="p"/>
-          </m:rPr>
-          <m:t>=</m:t>
-        </m:r>
-        <m:r>
-          <m:t>​</m:t>
-        </m:r>
-        <m:d>
-          <m:dPr>
-            <m:begChr m:val="{"/>
-            <m:sepChr m:val=""/>
-            <m:endChr m:val="}"/>
-            <m:grow/>
-          </m:dPr>
-          <m:e>
-            <m:r>
-              <m:t>1</m:t>
-            </m:r>
-            <m:r>
-              <m:rPr>
-                <m:sty m:val="p"/>
-              </m:rPr>
-              <m:t>,</m:t>
-            </m:r>
-            <m:r>
-              <m:t>2</m:t>
-            </m:r>
-            <m:r>
-              <m:rPr>
-                <m:sty m:val="p"/>
-              </m:rPr>
-              <m:t>,</m:t>
-            </m:r>
-            <m:r>
-              <m:t>3</m:t>
-            </m:r>
-            <m:r>
-              <m:rPr>
-                <m:sty m:val="p"/>
-              </m:rPr>
-              <m:t>,</m:t>
-            </m:r>
-            <m:r>
-              <m:t>4</m:t>
-            </m:r>
-            <m:r>
-              <m:rPr>
-                <m:sty m:val="p"/>
-              </m:rPr>
-              <m:t>,</m:t>
-            </m:r>
-            <m:r>
-              <m:t>5</m:t>
-            </m:r>
-            <m:r>
-              <m:rPr>
-                <m:sty m:val="p"/>
-              </m:rPr>
-              <m:t>,</m:t>
-            </m:r>
-            <m:r>
-              <m:t>6</m:t>
-            </m:r>
-          </m:e>
-        </m:d>
-        <m:r>
-          <m:t>​</m:t>
-        </m:r>
-      </m:oMath>
-      <w:r>
-        <w:t xml:space="preserve"> </w:t>
-      </w:r>
-      <w:r>
-        <w:t xml:space="preserve">(</w:t>
-      </w:r>
-      <w:hyperlink r:id="rId18">
-        <w:r>
-          <w:rPr>
-            <w:rStyle w:val="Hyperlink"/>
-          </w:rPr>
-          <w:t xml:space="preserve">sets of die rolls</w:t>
-        </w:r>
-      </w:hyperlink>
-      <w:r>
-        <w:t xml:space="preserve">),</w:t>
-      </w:r>
-      <w:r>
-        <w:t xml:space="preserve"> </w:t>
-      </w:r>
-      <w:r>
-        <w:t xml:space="preserve">the sets</w:t>
-      </w:r>
-      <w:r>
-        <w:t xml:space="preserve"> </w:t>
-      </w:r>
-      <m:oMath>
-        <m:r>
-          <m:t>​</m:t>
-        </m:r>
-        <m:d>
-          <m:dPr>
-            <m:begChr m:val="{"/>
-            <m:sepChr m:val=""/>
-            <m:endChr m:val="}"/>
-            <m:grow/>
-          </m:dPr>
-          <m:e>
-            <m:r>
-              <m:t>1</m:t>
-            </m:r>
-            <m:r>
-              <m:rPr>
-                <m:sty m:val="p"/>
-              </m:rPr>
-              <m:t>,</m:t>
-            </m:r>
-            <m:r>
-              <m:t>2</m:t>
-            </m:r>
-          </m:e>
-        </m:d>
-        <m:r>
-          <m:t>​</m:t>
-        </m:r>
-      </m:oMath>
-      <w:r>
-        <w:t xml:space="preserve"> </w:t>
-      </w:r>
-      <w:r>
-        <w:t xml:space="preserve">and</w:t>
-      </w:r>
-      <w:r>
-        <w:t xml:space="preserve"> </w:t>
-      </w:r>
-      <m:oMath>
-        <m:r>
-          <m:t>​</m:t>
-        </m:r>
-        <m:d>
-          <m:dPr>
-            <m:begChr m:val="{"/>
-            <m:sepChr m:val=""/>
-            <m:endChr m:val="}"/>
-            <m:grow/>
-          </m:dPr>
-          <m:e>
-            <m:r>
-              <m:t>5</m:t>
-            </m:r>
-            <m:r>
-              <m:rPr>
-                <m:sty m:val="p"/>
-              </m:rPr>
-              <m:t>,</m:t>
-            </m:r>
-            <m:r>
-              <m:t>6</m:t>
-            </m:r>
-          </m:e>
-        </m:d>
-        <m:r>
-          <m:t>​</m:t>
-        </m:r>
-      </m:oMath>
-      <w:r>
-        <w:t xml:space="preserve"> </w:t>
-      </w:r>
-      <w:r>
-        <w:t xml:space="preserve">are pairwise disjoint:</w:t>
-      </w:r>
-      <w:r>
-        <w:t xml:space="preserve"> </w:t>
-      </w:r>
-      <w:r>
-        <w:t xml:space="preserve">no roll is in both.</w:t>
-      </w:r>
-      <w:r>
-        <w:t xml:space="preserve"> </w:t>
-      </w:r>
-      <w:r>
-        <w:t xml:space="preserve">The sets</w:t>
-      </w:r>
-      <w:r>
-        <w:t xml:space="preserve"> </w:t>
-      </w:r>
-      <m:oMath>
-        <m:r>
-          <m:t>​</m:t>
-        </m:r>
-        <m:d>
-          <m:dPr>
-            <m:begChr m:val="{"/>
-            <m:sepChr m:val=""/>
-            <m:endChr m:val="}"/>
-            <m:grow/>
-          </m:dPr>
-          <m:e>
-            <m:r>
-              <m:t>2</m:t>
-            </m:r>
-            <m:r>
-              <m:rPr>
-                <m:sty m:val="p"/>
-              </m:rPr>
-              <m:t>,</m:t>
-            </m:r>
-            <m:r>
-              <m:t>4</m:t>
-            </m:r>
-            <m:r>
-              <m:rPr>
-                <m:sty m:val="p"/>
-              </m:rPr>
-              <m:t>,</m:t>
-            </m:r>
-            <m:r>
-              <m:t>6</m:t>
-            </m:r>
-          </m:e>
-        </m:d>
-        <m:r>
-          <m:t>​</m:t>
-        </m:r>
-      </m:oMath>
-      <w:r>
-        <w:t xml:space="preserve"> </w:t>
-      </w:r>
-      <w:r>
-        <w:t xml:space="preserve">and</w:t>
-      </w:r>
-      <w:r>
-        <w:t xml:space="preserve"> </w:t>
-      </w:r>
-      <m:oMath>
-        <m:r>
-          <m:t>​</m:t>
-        </m:r>
-        <m:d>
-          <m:dPr>
-            <m:begChr m:val="{"/>
-            <m:sepChr m:val=""/>
-            <m:endChr m:val="}"/>
-            <m:grow/>
-          </m:dPr>
-          <m:e>
-            <m:r>
-              <m:t>1</m:t>
-            </m:r>
-            <m:r>
-              <m:rPr>
-                <m:sty m:val="p"/>
-              </m:rPr>
-              <m:t>,</m:t>
-            </m:r>
-            <m:r>
-              <m:t>2</m:t>
-            </m:r>
-          </m:e>
-        </m:d>
-        <m:r>
-          <m:t>​</m:t>
-        </m:r>
-      </m:oMath>
-      <w:r>
-        <w:t xml:space="preserve"> </w:t>
-      </w:r>
-      <w:r>
-        <w:t xml:space="preserve">are not,</w:t>
-      </w:r>
-      <w:r>
-        <w:t xml:space="preserve"> </w:t>
-      </w:r>
-      <w:r>
-        <w:t xml:space="preserve">because</w:t>
-      </w:r>
-      <w:r>
-        <w:t xml:space="preserve"> </w:t>
-      </w:r>
-      <m:oMath>
-        <m:r>
-          <m:t>2</m:t>
-        </m:r>
-      </m:oMath>
-      <w:r>
-        <w:t xml:space="preserve"> </w:t>
-      </w:r>
-      <w:r>
-        <w:t xml:space="preserve">is in both.</w:t>
-      </w:r>
-    </w:p>
-    <w:bookmarkEnd w:id="45"/>
-    <w:bookmarkEnd w:id="46"/>
-    <w:bookmarkStart w:id="61" w:name="infinite-sums"/>
-    <w:p>
-      <w:pPr>
-        <w:pStyle w:val="Heading2"/>
-      </w:pPr>
-      <w:r>
-        <w:t xml:space="preserve">3 Infinite sums</w:t>
-      </w:r>
-    </w:p>
-    <w:bookmarkStart w:id="48" w:name="def-non-decreasing"/>
-    <w:p>
-      <w:pPr>
-        <w:pStyle w:val="FirstParagraph"/>
-      </w:pPr>
-      <w:r>
-        <w:rPr>
-          <w:b/>
-          <w:bCs/>
-        </w:rPr>
-        <w:t xml:space="preserve">Definition 7 (Non-decreasing sequence)</w:t>
-      </w:r>
-      <w:r>
-        <w:t xml:space="preserve"> </w:t>
-      </w:r>
-      <w:r>
-        <w:t xml:space="preserve">A</w:t>
-      </w:r>
-      <w:r>
-        <w:t xml:space="preserve"> </w:t>
-      </w:r>
-      <w:hyperlink r:id="rId15">
-        <w:r>
-          <w:rPr>
-            <w:rStyle w:val="Hyperlink"/>
-          </w:rPr>
-          <w:t xml:space="preserve">sequence</w:t>
-        </w:r>
-      </w:hyperlink>
-      <w:r>
-        <w:t xml:space="preserve"> </w:t>
-      </w:r>
-      <m:oMath>
-        <m:sSub>
-          <m:e>
-            <m:r>
-              <m:t>a</m:t>
-            </m:r>
-          </m:e>
-          <m:sub>
-            <m:r>
-              <m:t>1</m:t>
-            </m:r>
-          </m:sub>
-        </m:sSub>
-        <m:r>
-          <m:rPr>
-            <m:sty m:val="p"/>
-          </m:rPr>
-          <m:t>,</m:t>
-        </m:r>
-        <m:sSub>
-          <m:e>
-            <m:r>
-              <m:t>a</m:t>
-            </m:r>
-          </m:e>
-          <m:sub>
-            <m:r>
-              <m:t>2</m:t>
-            </m:r>
-          </m:sub>
-        </m:sSub>
-        <m:r>
-          <m:rPr>
-            <m:sty m:val="p"/>
-          </m:rPr>
-          <m:t>,</m:t>
-        </m:r>
-        <m:r>
-          <m:rPr>
-            <m:sty m:val="p"/>
-          </m:rPr>
-          <m:t>…</m:t>
-        </m:r>
-      </m:oMath>
-      <w:r>
-        <w:t xml:space="preserve"> </w:t>
-      </w:r>
-      <w:r>
-        <w:t xml:space="preserve">of real numbers or of</w:t>
-      </w:r>
-      <w:r>
-        <w:t xml:space="preserve"> </w:t>
-      </w:r>
-      <w:hyperlink r:id="rId47">
-        <w:r>
-          <w:rPr>
-            <w:rStyle w:val="Hyperlink"/>
-          </w:rPr>
-          <w:t xml:space="preserve">extended non-negative reals</w:t>
-        </w:r>
-      </w:hyperlink>
-      <w:r>
-        <w:t xml:space="preserve"> </w:t>
-      </w:r>
-      <w:r>
-        <w:t xml:space="preserve">is</w:t>
-      </w:r>
-      <w:r>
-        <w:t xml:space="preserve"> </w:t>
-      </w:r>
-      <w:r>
-        <w:rPr>
-          <w:b/>
-          <w:bCs/>
-        </w:rPr>
-        <w:t xml:space="preserve">non-decreasing</w:t>
-      </w:r>
-      <w:r>
-        <w:t xml:space="preserve"> </w:t>
-      </w:r>
-      <w:r>
-        <w:t xml:space="preserve">if each term is at least as large as the one before it:</w:t>
-      </w:r>
-    </w:p>
-    <w:p>
-      <w:pPr>
-        <w:pStyle w:val="BodyText"/>
-      </w:pPr>
-      <m:oMathPara>
-        <m:oMathParaPr>
-          <m:jc m:val="center"/>
-        </m:oMathParaPr>
-        <m:oMath>
-          <m:sSub>
-            <m:e>
-              <m:r>
-                <m:t>a</m:t>
-              </m:r>
-            </m:e>
-            <m:sub>
-              <m:r>
-                <m:t>n</m:t>
-              </m:r>
-            </m:sub>
-          </m:sSub>
-          <m:r>
-            <m:rPr>
-              <m:sty m:val="p"/>
-            </m:rPr>
-            <m:t>≤</m:t>
-          </m:r>
-          <m:sSub>
-            <m:e>
-              <m:r>
-                <m:t>a</m:t>
-              </m:r>
-            </m:e>
-            <m:sub>
-              <m:r>
-                <m:t>n</m:t>
-              </m:r>
-              <m:r>
-                <m:rPr>
-                  <m:sty m:val="p"/>
-                </m:rPr>
-                <m:t>+</m:t>
-              </m:r>
-              <m:r>
-                <m:t>1</m:t>
-              </m:r>
-            </m:sub>
-          </m:sSub>
-          <m:r>
-            <m:t> </m:t>
-          </m:r>
-          <m:r>
-            <m:rPr>
-              <m:nor/>
-              <m:sty m:val="p"/>
-            </m:rPr>
-            <m:t>for every </m:t>
-          </m:r>
-          <m:r>
-            <m:t>n</m:t>
-          </m:r>
-          <m:r>
-            <m:rPr>
-              <m:sty m:val="p"/>
-            </m:rPr>
-            <m:t>∈</m:t>
-          </m:r>
-          <m:r>
-            <m:rPr>
-              <m:scr m:val="double-struck"/>
-              <m:sty m:val="p"/>
-            </m:rPr>
-            <m:t>N</m:t>
-          </m:r>
-        </m:oMath>
-      </m:oMathPara>
-    </w:p>
-    <w:bookmarkEnd w:id="48"/>
-    <w:bookmarkStart w:id="49" w:name="exm-non-decreasing"/>
-    <w:p>
-      <w:pPr>
-        <w:pStyle w:val="FirstParagraph"/>
-      </w:pPr>
-      <w:r>
-        <w:rPr>
-          <w:b/>
-          <w:bCs/>
-        </w:rPr>
-        <w:t xml:space="preserve">Example 8 (Non-decreasing and not)</w:t>
-      </w:r>
-      <w:r>
-        <w:t xml:space="preserve"> </w:t>
-      </w:r>
-      <w:r>
-        <w:t xml:space="preserve"> </w:t>
-      </w:r>
-    </w:p>
-    <w:p>
-      <w:pPr>
-        <w:numPr>
-          <w:ilvl w:val="0"/>
-          <w:numId w:val="1007"/>
-        </w:numPr>
-      </w:pPr>
-      <m:oMath>
-        <m:r>
-          <m:t>1</m:t>
-        </m:r>
-        <m:r>
-          <m:rPr>
-            <m:sty m:val="p"/>
-          </m:rPr>
-          <m:t>,</m:t>
-        </m:r>
-        <m:r>
-          <m:t>2</m:t>
-        </m:r>
-        <m:r>
-          <m:rPr>
-            <m:sty m:val="p"/>
-          </m:rPr>
-          <m:t>,</m:t>
-        </m:r>
-        <m:r>
-          <m:t>2</m:t>
-        </m:r>
-        <m:r>
-          <m:rPr>
-            <m:sty m:val="p"/>
-          </m:rPr>
-          <m:t>,</m:t>
-        </m:r>
-        <m:r>
-          <m:t>3</m:t>
-        </m:r>
-        <m:r>
-          <m:rPr>
-            <m:sty m:val="p"/>
-          </m:rPr>
-          <m:t>,</m:t>
-        </m:r>
-        <m:r>
-          <m:t>3</m:t>
-        </m:r>
-        <m:r>
-          <m:rPr>
-            <m:sty m:val="p"/>
-          </m:rPr>
-          <m:t>,</m:t>
-        </m:r>
-        <m:r>
-          <m:t>3</m:t>
-        </m:r>
-        <m:r>
-          <m:rPr>
-            <m:sty m:val="p"/>
-          </m:rPr>
-          <m:t>,</m:t>
-        </m:r>
-        <m:r>
-          <m:rPr>
-            <m:sty m:val="p"/>
-          </m:rPr>
-          <m:t>…</m:t>
-        </m:r>
-      </m:oMath>
-      <w:r>
-        <w:t xml:space="preserve"> </w:t>
-      </w:r>
-      <w:r>
-        <w:t xml:space="preserve">is non-decreasing:</w:t>
-      </w:r>
-      <w:r>
-        <w:t xml:space="preserve"> </w:t>
-      </w:r>
-      <w:r>
-        <w:t xml:space="preserve">a term may equal the one before it.</w:t>
-      </w:r>
-    </w:p>
-    <w:p>
-      <w:pPr>
-        <w:numPr>
-          <w:ilvl w:val="0"/>
-          <w:numId w:val="1007"/>
-        </w:numPr>
-      </w:pPr>
-      <m:oMath>
-        <m:r>
-          <m:t>1</m:t>
-        </m:r>
-        <m:r>
-          <m:rPr>
-            <m:sty m:val="p"/>
-          </m:rPr>
-          <m:t>,</m:t>
-        </m:r>
-        <m:r>
-          <m:t>2</m:t>
-        </m:r>
-        <m:r>
-          <m:rPr>
-            <m:sty m:val="p"/>
-          </m:rPr>
-          <m:t>,</m:t>
-        </m:r>
-        <m:r>
-          <m:rPr>
-            <m:sty m:val="p"/>
-          </m:rPr>
-          <m:t>∞</m:t>
-        </m:r>
-        <m:r>
-          <m:rPr>
-            <m:sty m:val="p"/>
-          </m:rPr>
-          <m:t>,</m:t>
-        </m:r>
-        <m:r>
-          <m:rPr>
-            <m:sty m:val="p"/>
-          </m:rPr>
-          <m:t>∞</m:t>
-        </m:r>
-        <m:r>
-          <m:rPr>
-            <m:sty m:val="p"/>
-          </m:rPr>
-          <m:t>,</m:t>
-        </m:r>
-        <m:r>
-          <m:rPr>
-            <m:sty m:val="p"/>
-          </m:rPr>
-          <m:t>…</m:t>
-        </m:r>
-      </m:oMath>
-      <w:r>
-        <w:t xml:space="preserve"> </w:t>
-      </w:r>
-      <w:r>
-        <w:t xml:space="preserve">is non-decreasing,</w:t>
-      </w:r>
-      <w:r>
-        <w:t xml:space="preserve"> </w:t>
-      </w:r>
-      <w:r>
-        <w:t xml:space="preserve">because</w:t>
-      </w:r>
-      <w:r>
-        <w:t xml:space="preserve"> </w:t>
-      </w:r>
-      <m:oMath>
-        <m:r>
-          <m:rPr>
-            <m:sty m:val="p"/>
-          </m:rPr>
-          <m:t>∞</m:t>
-        </m:r>
-      </m:oMath>
-      <w:r>
-        <w:t xml:space="preserve"> </w:t>
-      </w:r>
-      <w:r>
-        <w:t xml:space="preserve">is greater than every real number.</w:t>
-      </w:r>
-    </w:p>
-    <w:p>
-      <w:pPr>
-        <w:numPr>
-          <w:ilvl w:val="0"/>
-          <w:numId w:val="1007"/>
-        </w:numPr>
-      </w:pPr>
-      <m:oMath>
-        <m:r>
-          <m:t>1</m:t>
-        </m:r>
-        <m:r>
-          <m:rPr>
-            <m:sty m:val="p"/>
-          </m:rPr>
-          <m:t>,</m:t>
-        </m:r>
-        <m:f>
-          <m:fPr>
-            <m:type m:val="bar"/>
-          </m:fPr>
-          <m:num>
-            <m:r>
-              <m:t>1</m:t>
-            </m:r>
-          </m:num>
-          <m:den>
-            <m:r>
-              <m:t>2</m:t>
-            </m:r>
-          </m:den>
-        </m:f>
-        <m:r>
-          <m:rPr>
-            <m:sty m:val="p"/>
-          </m:rPr>
-          <m:t>,</m:t>
-        </m:r>
-        <m:f>
-          <m:fPr>
-            <m:type m:val="bar"/>
-          </m:fPr>
-          <m:num>
-            <m:r>
-              <m:t>1</m:t>
-            </m:r>
-          </m:num>
-          <m:den>
-            <m:r>
-              <m:t>3</m:t>
-            </m:r>
-          </m:den>
-        </m:f>
-        <m:r>
-          <m:rPr>
-            <m:sty m:val="p"/>
-          </m:rPr>
-          <m:t>,</m:t>
-        </m:r>
-        <m:r>
-          <m:rPr>
-            <m:sty m:val="p"/>
-          </m:rPr>
-          <m:t>…</m:t>
-        </m:r>
-      </m:oMath>
-      <w:r>
-        <w:t xml:space="preserve"> </w:t>
-      </w:r>
-      <w:r>
-        <w:t xml:space="preserve">is not non-decreasing,</w:t>
-      </w:r>
-      <w:r>
-        <w:t xml:space="preserve"> </w:t>
-      </w:r>
-      <w:r>
-        <w:t xml:space="preserve">because</w:t>
-      </w:r>
-    </w:p>
-    <w:p>
-      <w:pPr>
-        <w:pStyle w:val="BodyText"/>
-      </w:pPr>
-      <m:oMathPara>
-        <m:oMathParaPr>
-          <m:jc m:val="center"/>
-        </m:oMathParaPr>
-        <m:oMath>
-          <m:eqArr>
-            <m:e>
-              <m:sSub>
-                <m:e>
-                  <m:r>
-                    <m:t>a</m:t>
-                  </m:r>
-                </m:e>
-                <m:sub>
-                  <m:r>
-                    <m:t>2</m:t>
-                  </m:r>
-                </m:sub>
-              </m:sSub>
-              <m:r>
-                <m:t>&amp;</m:t>
-              </m:r>
-              <m:r>
-                <m:rPr>
-                  <m:sty m:val="p"/>
-                </m:rPr>
-                <m:t>=</m:t>
-              </m:r>
-              <m:f>
-                <m:fPr>
-                  <m:type m:val="bar"/>
-                </m:fPr>
-                <m:num>
-                  <m:r>
-                    <m:t>1</m:t>
-                  </m:r>
-                </m:num>
-                <m:den>
-                  <m:r>
-                    <m:t>2</m:t>
-                  </m:r>
-                </m:den>
-              </m:f>
-            </m:e>
-            <m:e>
-              <m:r>
-                <m:t>&amp;</m:t>
-              </m:r>
-              <m:r>
-                <m:rPr>
-                  <m:sty m:val="p"/>
-                </m:rPr>
-                <m:t>&lt;</m:t>
-              </m:r>
-              <m:r>
-                <m:t>1</m:t>
-              </m:r>
-            </m:e>
-            <m:e>
-              <m:r>
-                <m:t>&amp;</m:t>
-              </m:r>
-              <m:r>
-                <m:rPr>
-                  <m:sty m:val="p"/>
-                </m:rPr>
-                <m:t>=</m:t>
-              </m:r>
-              <m:sSub>
-                <m:e>
-                  <m:r>
-                    <m:t>a</m:t>
-                  </m:r>
-                </m:e>
-                <m:sub>
-                  <m:r>
-                    <m:t>1</m:t>
-                  </m:r>
-                </m:sub>
-              </m:sSub>
-              <m:r>
-                <m:rPr>
-                  <m:sty m:val="p"/>
-                </m:rPr>
-                <m:t>.</m:t>
-              </m:r>
-            </m:e>
-          </m:eqArr>
-        </m:oMath>
-      </m:oMathPara>
-    </w:p>
-    <w:bookmarkEnd w:id="49"/>
-    <w:bookmarkStart w:id="51" w:name="def-partial-sum"/>
-    <w:p>
-      <w:pPr>
-        <w:pStyle w:val="FirstParagraph"/>
-      </w:pPr>
-      <w:r>
-        <w:rPr>
-          <w:b/>
-          <w:bCs/>
-        </w:rPr>
-        <w:t xml:space="preserve">Definition 8 (Partial sum)</w:t>
-      </w:r>
-      <w:r>
-        <w:t xml:space="preserve"> </w:t>
-      </w:r>
-      <w:r>
-        <w:t xml:space="preserve">Let</w:t>
-      </w:r>
-      <w:r>
-        <w:t xml:space="preserve"> </w:t>
-      </w:r>
-      <m:oMath>
-        <m:sSub>
-          <m:e>
-            <m:r>
-              <m:t>a</m:t>
-            </m:r>
-          </m:e>
-          <m:sub>
-            <m:r>
-              <m:t>1</m:t>
-            </m:r>
-          </m:sub>
-        </m:sSub>
-        <m:r>
-          <m:rPr>
-            <m:sty m:val="p"/>
-          </m:rPr>
-          <m:t>,</m:t>
-        </m:r>
-        <m:sSub>
-          <m:e>
-            <m:r>
-              <m:t>a</m:t>
-            </m:r>
-          </m:e>
-          <m:sub>
-            <m:r>
-              <m:t>2</m:t>
-            </m:r>
-          </m:sub>
-        </m:sSub>
-        <m:r>
-          <m:rPr>
-            <m:sty m:val="p"/>
-          </m:rPr>
-          <m:t>,</m:t>
-        </m:r>
-        <m:r>
-          <m:rPr>
-            <m:sty m:val="p"/>
-          </m:rPr>
-          <m:t>…</m:t>
-        </m:r>
-      </m:oMath>
-      <w:r>
-        <w:t xml:space="preserve"> </w:t>
-      </w:r>
-      <w:r>
-        <w:t xml:space="preserve">be a</w:t>
-      </w:r>
-      <w:r>
-        <w:t xml:space="preserve"> </w:t>
-      </w:r>
-      <w:hyperlink r:id="rId15">
-        <w:r>
-          <w:rPr>
-            <w:rStyle w:val="Hyperlink"/>
-          </w:rPr>
-          <w:t xml:space="preserve">sequence</w:t>
-        </w:r>
-      </w:hyperlink>
-      <w:r>
-        <w:t xml:space="preserve"> </w:t>
-      </w:r>
-      <w:r>
-        <w:t xml:space="preserve">of real numbers or of</w:t>
-      </w:r>
-      <w:r>
-        <w:t xml:space="preserve"> </w:t>
-      </w:r>
-      <w:hyperlink r:id="rId47">
-        <w:r>
-          <w:rPr>
-            <w:rStyle w:val="Hyperlink"/>
-          </w:rPr>
-          <w:t xml:space="preserve">extended non-negative reals</w:t>
-        </w:r>
-      </w:hyperlink>
-      <w:r>
-        <w:t xml:space="preserve">.</w:t>
-      </w:r>
-      <w:r>
-        <w:t xml:space="preserve"> </w:t>
-      </w:r>
-      <w:r>
-        <w:t xml:space="preserve">For each</w:t>
-      </w:r>
-      <w:r>
-        <w:t xml:space="preserve"> </w:t>
-      </w:r>
-      <m:oMath>
-        <m:r>
-          <m:t>n</m:t>
-        </m:r>
-        <m:r>
-          <m:rPr>
-            <m:sty m:val="p"/>
-          </m:rPr>
-          <m:t>∈</m:t>
-        </m:r>
-        <m:r>
-          <m:rPr>
-            <m:scr m:val="double-struck"/>
-            <m:sty m:val="p"/>
-          </m:rPr>
-          <m:t>N</m:t>
-        </m:r>
-      </m:oMath>
-      <w:r>
-        <w:t xml:space="preserve">, its</w:t>
-      </w:r>
-      <w:r>
-        <w:t xml:space="preserve"> </w:t>
-      </w:r>
-      <m:oMath>
-        <m:r>
-          <m:t>n</m:t>
-        </m:r>
-      </m:oMath>
-      <w:r>
-        <w:t xml:space="preserve">th</w:t>
-      </w:r>
-      <w:r>
-        <w:t xml:space="preserve"> </w:t>
-      </w:r>
-      <w:r>
-        <w:rPr>
-          <w:b/>
-          <w:bCs/>
-        </w:rPr>
-        <w:t xml:space="preserve">partial sum</w:t>
-      </w:r>
-      <w:r>
-        <w:t xml:space="preserve"> </w:t>
-      </w:r>
-      <w:r>
-        <w:t xml:space="preserve">[7]</w:t>
-      </w:r>
-      <w:r>
-        <w:t xml:space="preserve"> </w:t>
-      </w:r>
-      <w:r>
-        <w:t xml:space="preserve">is the</w:t>
-      </w:r>
-      <w:r>
-        <w:t xml:space="preserve"> </w:t>
-      </w:r>
-      <w:hyperlink r:id="rId50">
-        <w:r>
-          <w:rPr>
-            <w:rStyle w:val="Hyperlink"/>
-          </w:rPr>
-          <w:t xml:space="preserve">sum</w:t>
-        </w:r>
-      </w:hyperlink>
-      <w:r>
-        <w:t xml:space="preserve"> </w:t>
-      </w:r>
-      <w:r>
-        <w:t xml:space="preserve">of its first</w:t>
-      </w:r>
-      <w:r>
-        <w:t xml:space="preserve"> </w:t>
-      </w:r>
-      <m:oMath>
-        <m:r>
-          <m:t>n</m:t>
-        </m:r>
-      </m:oMath>
-      <w:r>
-        <w:t xml:space="preserve"> </w:t>
-      </w:r>
-      <w:r>
-        <w:t xml:space="preserve">terms:</w:t>
-      </w:r>
-    </w:p>
-    <w:p>
-      <w:pPr>
-        <w:pStyle w:val="BodyText"/>
-      </w:pPr>
-      <m:oMathPara>
-        <m:oMathParaPr>
-          <m:jc m:val="center"/>
-        </m:oMathParaPr>
-        <m:oMath>
-          <m:sSub>
-            <m:e>
-              <m:r>
-                <m:t>s</m:t>
-              </m:r>
-            </m:e>
-            <m:sub>
-              <m:r>
-                <m:t>n</m:t>
-              </m:r>
-            </m:sub>
-          </m:sSub>
-          <m:limUpp>
-            <m:e>
-              <m:r>
-                <m:rPr>
-                  <m:sty m:val="p"/>
-                </m:rPr>
-                <m:t>=</m:t>
-              </m:r>
-            </m:e>
-            <m:lim>
-              <m:r>
-                <m:rPr>
-                  <m:nor/>
-                  <m:sty m:val="p"/>
-                </m:rPr>
-                <m:t>def</m:t>
-              </m:r>
-            </m:lim>
-          </m:limUpp>
-          <m:nary>
-            <m:naryPr>
-              <m:chr m:val="∑"/>
-              <m:limLoc m:val="undOvr"/>
-              <m:subHide m:val="off"/>
-              <m:supHide m:val="off"/>
-            </m:naryPr>
-            <m:sub>
-              <m:r>
-                <m:t>i</m:t>
-              </m:r>
-              <m:r>
-                <m:rPr>
-                  <m:sty m:val="p"/>
-                </m:rPr>
-                <m:t>=</m:t>
-              </m:r>
-              <m:r>
-                <m:t>1</m:t>
-              </m:r>
-            </m:sub>
-            <m:sup>
-              <m:r>
-                <m:t>n</m:t>
-              </m:r>
-            </m:sup>
-            <m:e>
-              <m:sSub>
-                <m:e>
-                  <m:r>
-                    <m:t>a</m:t>
-                  </m:r>
-                </m:e>
-                <m:sub>
-                  <m:r>
-                    <m:t>i</m:t>
-                  </m:r>
-                </m:sub>
-              </m:sSub>
-            </m:e>
-          </m:nary>
-          <m:r>
-            <m:rPr>
-              <m:sty m:val="p"/>
-            </m:rPr>
-            <m:t>=</m:t>
-          </m:r>
-          <m:sSub>
-            <m:e>
-              <m:r>
-                <m:t>a</m:t>
-              </m:r>
-            </m:e>
-            <m:sub>
-              <m:r>
-                <m:t>1</m:t>
-              </m:r>
-            </m:sub>
-          </m:sSub>
-          <m:r>
-            <m:rPr>
-              <m:sty m:val="p"/>
-            </m:rPr>
-            <m:t>+</m:t>
-          </m:r>
-          <m:r>
-            <m:rPr>
-              <m:sty m:val="p"/>
-            </m:rPr>
-            <m:t>⋯</m:t>
-          </m:r>
-          <m:r>
-            <m:rPr>
-              <m:sty m:val="p"/>
-            </m:rPr>
-            <m:t>+</m:t>
-          </m:r>
-          <m:sSub>
-            <m:e>
-              <m:r>
-                <m:t>a</m:t>
-              </m:r>
-            </m:e>
-            <m:sub>
-              <m:r>
-                <m:t>n</m:t>
-              </m:r>
-            </m:sub>
-          </m:sSub>
-        </m:oMath>
-      </m:oMathPara>
-    </w:p>
-    <w:bookmarkEnd w:id="51"/>
-    <w:bookmarkStart w:id="52" w:name="exm-partial-sum"/>
-    <w:p>
-      <w:pPr>
-        <w:pStyle w:val="FirstParagraph"/>
-      </w:pPr>
-      <w:r>
-        <w:rPr>
-          <w:b/>
-          <w:bCs/>
-        </w:rPr>
-        <w:t xml:space="preserve">Example 9 (Partial sums of halves)</w:t>
-      </w:r>
-      <w:r>
-        <w:t xml:space="preserve"> </w:t>
-      </w:r>
-      <w:r>
-        <w:t xml:space="preserve">For</w:t>
-      </w:r>
-      <w:r>
-        <w:t xml:space="preserve"> </w:t>
-      </w:r>
-      <m:oMath>
-        <m:sSub>
-          <m:e>
-            <m:r>
-              <m:t>a</m:t>
-            </m:r>
-          </m:e>
-          <m:sub>
-            <m:r>
-              <m:t>i</m:t>
-            </m:r>
-          </m:sub>
-        </m:sSub>
-        <m:r>
-          <m:rPr>
-            <m:sty m:val="p"/>
-          </m:rPr>
-          <m:t>=</m:t>
-        </m:r>
-        <m:r>
-          <m:t>1</m:t>
-        </m:r>
-        <m:r>
-          <m:rPr>
-            <m:sty m:val="p"/>
-          </m:rPr>
-          <m:t>/</m:t>
-        </m:r>
-        <m:sSup>
-          <m:e>
-            <m:r>
-              <m:t>2</m:t>
-            </m:r>
-          </m:e>
-          <m:sup>
-            <m:r>
-              <m:t>i</m:t>
-            </m:r>
-          </m:sup>
-        </m:sSup>
-      </m:oMath>
-      <w:r>
-        <w:t xml:space="preserve">, the sequence</w:t>
-      </w:r>
-      <w:r>
-        <w:t xml:space="preserve"> </w:t>
-      </w:r>
-      <m:oMath>
-        <m:f>
-          <m:fPr>
-            <m:type m:val="bar"/>
-          </m:fPr>
-          <m:num>
-            <m:r>
-              <m:t>1</m:t>
-            </m:r>
-          </m:num>
-          <m:den>
-            <m:r>
-              <m:t>2</m:t>
-            </m:r>
-          </m:den>
-        </m:f>
-        <m:r>
-          <m:rPr>
-            <m:sty m:val="p"/>
-          </m:rPr>
-          <m:t>,</m:t>
-        </m:r>
-        <m:f>
-          <m:fPr>
-            <m:type m:val="bar"/>
-          </m:fPr>
-          <m:num>
-            <m:r>
-              <m:t>1</m:t>
-            </m:r>
-          </m:num>
-          <m:den>
-            <m:r>
-              <m:t>4</m:t>
-            </m:r>
-          </m:den>
-        </m:f>
-        <m:r>
-          <m:rPr>
-            <m:sty m:val="p"/>
-          </m:rPr>
-          <m:t>,</m:t>
-        </m:r>
-        <m:f>
-          <m:fPr>
-            <m:type m:val="bar"/>
-          </m:fPr>
-          <m:num>
-            <m:r>
-              <m:t>1</m:t>
-            </m:r>
-          </m:num>
-          <m:den>
-            <m:r>
-              <m:t>8</m:t>
-            </m:r>
-          </m:den>
-        </m:f>
-        <m:r>
-          <m:rPr>
-            <m:sty m:val="p"/>
-          </m:rPr>
-          <m:t>,</m:t>
-        </m:r>
-        <m:r>
-          <m:rPr>
-            <m:sty m:val="p"/>
-          </m:rPr>
-          <m:t>…</m:t>
-        </m:r>
-      </m:oMath>
-      <w:r>
-        <w:t xml:space="preserve">,</w:t>
-      </w:r>
-      <w:r>
-        <w:t xml:space="preserve"> </w:t>
-      </w:r>
-      <w:r>
-        <w:t xml:space="preserve">the first three partial sums are</w:t>
-      </w:r>
-      <w:r>
-        <w:t xml:space="preserve"> </w:t>
-      </w:r>
-      <m:oMath>
-        <m:sSub>
-          <m:e>
-            <m:r>
-              <m:t>s</m:t>
-            </m:r>
-          </m:e>
-          <m:sub>
-            <m:r>
-              <m:t>1</m:t>
-            </m:r>
-          </m:sub>
-        </m:sSub>
-        <m:r>
-          <m:rPr>
-            <m:sty m:val="p"/>
-          </m:rPr>
-          <m:t>=</m:t>
-        </m:r>
-        <m:f>
-          <m:fPr>
-            <m:type m:val="bar"/>
-          </m:fPr>
-          <m:num>
-            <m:r>
-              <m:t>1</m:t>
-            </m:r>
-          </m:num>
-          <m:den>
-            <m:r>
-              <m:t>2</m:t>
-            </m:r>
-          </m:den>
-        </m:f>
-      </m:oMath>
-      <w:r>
-        <w:t xml:space="preserve">,</w:t>
-      </w:r>
-    </w:p>
-    <w:p>
-      <w:pPr>
-        <w:pStyle w:val="BodyText"/>
-      </w:pPr>
-      <m:oMathPara>
-        <m:oMathParaPr>
-          <m:jc m:val="center"/>
-        </m:oMathParaPr>
-        <m:oMath>
-          <m:eqArr>
-            <m:e>
-              <m:sSub>
-                <m:e>
-                  <m:r>
-                    <m:t>s</m:t>
-                  </m:r>
-                </m:e>
-                <m:sub>
-                  <m:r>
-                    <m:t>2</m:t>
-                  </m:r>
-                </m:sub>
-              </m:sSub>
-              <m:r>
-                <m:t>&amp;</m:t>
-              </m:r>
-              <m:r>
-                <m:rPr>
-                  <m:sty m:val="p"/>
-                </m:rPr>
-                <m:t>=</m:t>
-              </m:r>
-              <m:f>
-                <m:fPr>
-                  <m:type m:val="bar"/>
-                </m:fPr>
-                <m:num>
-                  <m:r>
-                    <m:t>1</m:t>
-                  </m:r>
-                </m:num>
-                <m:den>
-                  <m:r>
-                    <m:t>2</m:t>
-                  </m:r>
-                </m:den>
-              </m:f>
-              <m:r>
-                <m:rPr>
-                  <m:sty m:val="p"/>
-                </m:rPr>
-                <m:t>+</m:t>
-              </m:r>
-              <m:f>
-                <m:fPr>
-                  <m:type m:val="bar"/>
-                </m:fPr>
-                <m:num>
-                  <m:r>
-                    <m:t>1</m:t>
-                  </m:r>
-                </m:num>
-                <m:den>
-                  <m:r>
-                    <m:t>4</m:t>
-                  </m:r>
-                </m:den>
-              </m:f>
-            </m:e>
-            <m:e>
-              <m:r>
-                <m:t>&amp;</m:t>
-              </m:r>
-              <m:r>
-                <m:rPr>
-                  <m:sty m:val="p"/>
-                </m:rPr>
-                <m:t>=</m:t>
-              </m:r>
-              <m:f>
-                <m:fPr>
-                  <m:type m:val="bar"/>
-                </m:fPr>
-                <m:num>
-                  <m:r>
-                    <m:t>3</m:t>
-                  </m:r>
-                </m:num>
-                <m:den>
-                  <m:r>
-                    <m:t>4</m:t>
-                  </m:r>
-                </m:den>
-              </m:f>
-              <m:r>
-                <m:rPr>
-                  <m:sty m:val="p"/>
-                </m:rPr>
-                <m:t>,</m:t>
-              </m:r>
-            </m:e>
-          </m:eqArr>
-        </m:oMath>
-      </m:oMathPara>
-    </w:p>
-    <w:p>
-      <w:pPr>
-        <w:pStyle w:val="FirstParagraph"/>
-      </w:pPr>
-      <w:r>
-        <w:t xml:space="preserve">and</w:t>
-      </w:r>
-    </w:p>
-    <w:p>
-      <w:pPr>
-        <w:pStyle w:val="BodyText"/>
-      </w:pPr>
-      <m:oMathPara>
-        <m:oMathParaPr>
-          <m:jc m:val="center"/>
-        </m:oMathParaPr>
-        <m:oMath>
-          <m:eqArr>
-            <m:e>
-              <m:sSub>
-                <m:e>
-                  <m:r>
-                    <m:t>s</m:t>
-                  </m:r>
-                </m:e>
-                <m:sub>
-                  <m:r>
-                    <m:t>3</m:t>
-                  </m:r>
-                </m:sub>
-              </m:sSub>
-              <m:r>
-                <m:t>&amp;</m:t>
-              </m:r>
-              <m:r>
-                <m:rPr>
-                  <m:sty m:val="p"/>
-                </m:rPr>
-                <m:t>=</m:t>
-              </m:r>
-              <m:f>
-                <m:fPr>
-                  <m:type m:val="bar"/>
-                </m:fPr>
-                <m:num>
-                  <m:r>
-                    <m:t>3</m:t>
-                  </m:r>
-                </m:num>
-                <m:den>
-                  <m:r>
-                    <m:t>4</m:t>
-                  </m:r>
-                </m:den>
-              </m:f>
-              <m:r>
-                <m:rPr>
-                  <m:sty m:val="p"/>
-                </m:rPr>
-                <m:t>+</m:t>
-              </m:r>
-              <m:f>
-                <m:fPr>
-                  <m:type m:val="bar"/>
-                </m:fPr>
-                <m:num>
-                  <m:r>
-                    <m:t>1</m:t>
-                  </m:r>
-                </m:num>
-                <m:den>
-                  <m:r>
-                    <m:t>8</m:t>
-                  </m:r>
-                </m:den>
-              </m:f>
-            </m:e>
-            <m:e>
-              <m:r>
-                <m:t>&amp;</m:t>
-              </m:r>
-              <m:r>
-                <m:rPr>
-                  <m:sty m:val="p"/>
-                </m:rPr>
-                <m:t>=</m:t>
-              </m:r>
-              <m:f>
-                <m:fPr>
-                  <m:type m:val="bar"/>
-                </m:fPr>
-                <m:num>
-                  <m:r>
-                    <m:t>7</m:t>
-                  </m:r>
-                </m:num>
-                <m:den>
-                  <m:r>
-                    <m:t>8</m:t>
-                  </m:r>
-                </m:den>
-              </m:f>
-              <m:r>
-                <m:rPr>
-                  <m:sty m:val="p"/>
-                </m:rPr>
-                <m:t>.</m:t>
-              </m:r>
-            </m:e>
-          </m:eqArr>
-        </m:oMath>
-      </m:oMathPara>
-    </w:p>
-    <w:p>
-      <w:pPr>
-        <w:pStyle w:val="FirstParagraph"/>
-      </w:pPr>
-      <w:r>
-        <w:t xml:space="preserve">In general,</w:t>
-      </w:r>
-      <w:r>
-        <w:t xml:space="preserve"> </w:t>
-      </w:r>
-      <m:oMath>
-        <m:sSub>
-          <m:e>
-            <m:r>
-              <m:t>s</m:t>
-            </m:r>
-          </m:e>
-          <m:sub>
-            <m:r>
-              <m:t>n</m:t>
-            </m:r>
-          </m:sub>
-        </m:sSub>
-        <m:r>
-          <m:rPr>
-            <m:sty m:val="p"/>
-          </m:rPr>
-          <m:t>=</m:t>
-        </m:r>
-        <m:r>
-          <m:t>1</m:t>
-        </m:r>
-        <m:r>
-          <m:rPr>
-            <m:sty m:val="p"/>
-          </m:rPr>
-          <m:t>−</m:t>
-        </m:r>
-        <m:r>
-          <m:t>1</m:t>
-        </m:r>
-        <m:r>
-          <m:rPr>
-            <m:sty m:val="p"/>
-          </m:rPr>
-          <m:t>/</m:t>
-        </m:r>
-        <m:sSup>
-          <m:e>
-            <m:r>
-              <m:t>2</m:t>
-            </m:r>
-          </m:e>
-          <m:sup>
-            <m:r>
-              <m:t>n</m:t>
-            </m:r>
-          </m:sup>
-        </m:sSup>
-      </m:oMath>
-      <w:r>
-        <w:t xml:space="preserve">.</w:t>
-      </w:r>
-    </w:p>
-    <w:bookmarkEnd w:id="52"/>
-    <w:bookmarkStart w:id="55" w:name="def-infinite-sum"/>
-    <w:p>
-      <w:pPr>
-        <w:pStyle w:val="BodyText"/>
-      </w:pPr>
-      <w:r>
-        <w:rPr>
-          <w:b/>
-          <w:bCs/>
-        </w:rPr>
-        <w:t xml:space="preserve">Definition 9 (Infinite sum (series))</w:t>
-      </w:r>
-      <w:r>
-        <w:t xml:space="preserve"> </w:t>
-      </w:r>
-      <w:r>
-        <w:t xml:space="preserve">Let</w:t>
-      </w:r>
-      <w:r>
-        <w:t xml:space="preserve"> </w:t>
-      </w:r>
-      <m:oMath>
-        <m:sSub>
-          <m:e>
-            <m:r>
-              <m:t>a</m:t>
-            </m:r>
-          </m:e>
-          <m:sub>
-            <m:r>
-              <m:t>1</m:t>
-            </m:r>
-          </m:sub>
-        </m:sSub>
-        <m:r>
-          <m:rPr>
-            <m:sty m:val="p"/>
-          </m:rPr>
-          <m:t>,</m:t>
-        </m:r>
-        <m:sSub>
-          <m:e>
-            <m:r>
-              <m:t>a</m:t>
-            </m:r>
-          </m:e>
-          <m:sub>
-            <m:r>
-              <m:t>2</m:t>
-            </m:r>
-          </m:sub>
-        </m:sSub>
-        <m:r>
-          <m:rPr>
-            <m:sty m:val="p"/>
-          </m:rPr>
-          <m:t>,</m:t>
-        </m:r>
-        <m:r>
-          <m:rPr>
-            <m:sty m:val="p"/>
-          </m:rPr>
-          <m:t>…</m:t>
-        </m:r>
-      </m:oMath>
-      <w:r>
-        <w:t xml:space="preserve"> </w:t>
-      </w:r>
-      <w:r>
-        <w:t xml:space="preserve">be a sequence in</w:t>
-      </w:r>
-      <w:r>
-        <w:t xml:space="preserve"> </w:t>
-      </w:r>
-      <m:oMath>
-        <m:r>
-          <m:rPr>
-            <m:sty m:val="p"/>
-          </m:rPr>
-          <m:t>[</m:t>
-        </m:r>
-        <m:r>
-          <m:t>0</m:t>
-        </m:r>
-        <m:r>
-          <m:rPr>
-            <m:sty m:val="p"/>
-          </m:rPr>
-          <m:t>,</m:t>
-        </m:r>
-        <m:r>
-          <m:rPr>
-            <m:sty m:val="p"/>
-          </m:rPr>
-          <m:t>∞</m:t>
-        </m:r>
-        <m:r>
-          <m:rPr>
-            <m:sty m:val="p"/>
-          </m:rPr>
-          <m:t>]</m:t>
-        </m:r>
-      </m:oMath>
-      <w:r>
-        <w:t xml:space="preserve">,</w:t>
-      </w:r>
-      <w:r>
-        <w:t xml:space="preserve"> </w:t>
-      </w:r>
-      <w:r>
-        <w:t xml:space="preserve">with partial sums</w:t>
-      </w:r>
-      <w:r>
-        <w:t xml:space="preserve"> </w:t>
-      </w:r>
-      <m:oMath>
-        <m:sSub>
-          <m:e>
-            <m:r>
-              <m:t>s</m:t>
-            </m:r>
-          </m:e>
-          <m:sub>
-            <m:r>
-              <m:t>n</m:t>
-            </m:r>
-          </m:sub>
-        </m:sSub>
-      </m:oMath>
-      <w:r>
-        <w:t xml:space="preserve"> </w:t>
-      </w:r>
-      <w:r>
-        <w:t xml:space="preserve">(</w:t>
-      </w:r>
-      <w:hyperlink w:anchor="def-partial-sum">
-        <w:r>
-          <w:rPr>
-            <w:rStyle w:val="Hyperlink"/>
-          </w:rPr>
-          <w:t xml:space="preserve">Definition 8</w:t>
-        </w:r>
-      </w:hyperlink>
-      <w:r>
-        <w:t xml:space="preserve">).</w:t>
-      </w:r>
-      <w:r>
-        <w:t xml:space="preserve"> </w:t>
-      </w:r>
-      <w:r>
-        <w:t xml:space="preserve">The</w:t>
-      </w:r>
-      <w:r>
-        <w:t xml:space="preserve"> </w:t>
-      </w:r>
-      <w:r>
-        <w:rPr>
-          <w:b/>
-          <w:bCs/>
-        </w:rPr>
-        <w:t xml:space="preserve">infinite sum</w:t>
-      </w:r>
-      <w:r>
-        <w:t xml:space="preserve"> </w:t>
-      </w:r>
-      <w:r>
-        <w:t xml:space="preserve">(also called a</w:t>
-      </w:r>
-      <w:r>
-        <w:t xml:space="preserve"> </w:t>
-      </w:r>
-      <w:r>
-        <w:rPr>
-          <w:b/>
-          <w:bCs/>
-        </w:rPr>
-        <w:t xml:space="preserve">series</w:t>
-      </w:r>
-      <w:r>
-        <w:t xml:space="preserve">)</w:t>
-      </w:r>
-      <w:r>
-        <w:t xml:space="preserve"> </w:t>
-      </w:r>
-      <w:r>
-        <w:t xml:space="preserve">[7]</w:t>
-      </w:r>
-      <w:r>
-        <w:t xml:space="preserve"> </w:t>
-      </w:r>
-      <m:oMath>
-        <m:nary>
-          <m:naryPr>
-            <m:chr m:val="∑"/>
-            <m:limLoc m:val="undOvr"/>
-            <m:subHide m:val="off"/>
-            <m:supHide m:val="off"/>
-          </m:naryPr>
-          <m:sub>
-            <m:r>
-              <m:t>i</m:t>
-            </m:r>
-            <m:r>
-              <m:rPr>
-                <m:sty m:val="p"/>
-              </m:rPr>
-              <m:t>=</m:t>
-            </m:r>
-            <m:r>
-              <m:t>1</m:t>
-            </m:r>
-          </m:sub>
-          <m:sup>
-            <m:r>
-              <m:rPr>
-                <m:sty m:val="p"/>
-              </m:rPr>
-              <m:t>∞</m:t>
-            </m:r>
-          </m:sup>
-          <m:e>
-            <m:sSub>
-              <m:e>
-                <m:r>
-                  <m:t>a</m:t>
-                </m:r>
-              </m:e>
-              <m:sub>
-                <m:r>
-                  <m:t>i</m:t>
-                </m:r>
-              </m:sub>
-            </m:sSub>
-          </m:e>
-        </m:nary>
-      </m:oMath>
-      <w:r>
-        <w:t xml:space="preserve"> </w:t>
-      </w:r>
-      <w:r>
-        <w:t xml:space="preserve">is the limit of the partial sums:</w:t>
-      </w:r>
-    </w:p>
-    <w:p>
-      <w:pPr>
-        <w:pStyle w:val="BodyText"/>
-      </w:pPr>
-      <m:oMathPara>
-        <m:oMathParaPr>
-          <m:jc m:val="center"/>
-        </m:oMathParaPr>
-        <m:oMath>
-          <m:nary>
-            <m:naryPr>
-              <m:chr m:val="∑"/>
-              <m:limLoc m:val="undOvr"/>
-              <m:subHide m:val="off"/>
-              <m:supHide m:val="off"/>
-            </m:naryPr>
-            <m:sub>
-              <m:r>
-                <m:t>i</m:t>
-              </m:r>
-              <m:r>
-                <m:rPr>
-                  <m:sty m:val="p"/>
-                </m:rPr>
-                <m:t>=</m:t>
-              </m:r>
-              <m:r>
-                <m:t>1</m:t>
-              </m:r>
-            </m:sub>
-            <m:sup>
-              <m:r>
-                <m:rPr>
-                  <m:sty m:val="p"/>
-                </m:rPr>
-                <m:t>∞</m:t>
-              </m:r>
-            </m:sup>
-            <m:e>
-              <m:sSub>
-                <m:e>
-                  <m:r>
-                    <m:t>a</m:t>
-                  </m:r>
-                </m:e>
-                <m:sub>
-                  <m:r>
-                    <m:t>i</m:t>
-                  </m:r>
-                </m:sub>
-              </m:sSub>
-            </m:e>
-          </m:nary>
-          <m:limUpp>
-            <m:e>
-              <m:r>
-                <m:rPr>
-                  <m:sty m:val="p"/>
-                </m:rPr>
-                <m:t>=</m:t>
-              </m:r>
-            </m:e>
-            <m:lim>
-              <m:r>
-                <m:rPr>
-                  <m:nor/>
-                  <m:sty m:val="p"/>
-                </m:rPr>
-                <m:t>def</m:t>
-              </m:r>
-            </m:lim>
-          </m:limUpp>
-          <m:limLow>
-            <m:e>
-              <m:r>
-                <m:rPr>
-                  <m:sty m:val="p"/>
-                </m:rPr>
-                <m:t>lim</m:t>
-              </m:r>
-            </m:e>
-            <m:lim>
-              <m:r>
-                <m:t>n</m:t>
-              </m:r>
-              <m:r>
-                <m:rPr>
-                  <m:sty m:val="p"/>
-                </m:rPr>
-                <m:t>→</m:t>
-              </m:r>
-              <m:r>
-                <m:rPr>
-                  <m:sty m:val="p"/>
-                </m:rPr>
-                <m:t>∞</m:t>
-              </m:r>
-            </m:lim>
-          </m:limLow>
-          <m:sSub>
-            <m:e>
-              <m:r>
-                <m:t>s</m:t>
-              </m:r>
-            </m:e>
-            <m:sub>
-              <m:r>
-                <m:t>n</m:t>
-              </m:r>
-            </m:sub>
-          </m:sSub>
-        </m:oMath>
-      </m:oMathPara>
-    </w:p>
-    <w:p>
-      <w:pPr>
-        <w:pStyle w:val="FirstParagraph"/>
-      </w:pPr>
-      <w:r>
-        <w:t xml:space="preserve">Here the limit is a real number</w:t>
-      </w:r>
-      <w:r>
-        <w:t xml:space="preserve"> </w:t>
-      </w:r>
-      <w:r>
-        <w:t xml:space="preserve">when the partial sums are real numbers that</w:t>
-      </w:r>
-      <w:r>
-        <w:t xml:space="preserve"> </w:t>
-      </w:r>
-      <w:hyperlink r:id="rId53">
-        <w:r>
-          <w:rPr>
-            <w:rStyle w:val="Hyperlink"/>
-          </w:rPr>
-          <w:t xml:space="preserve">converge</w:t>
-        </w:r>
-      </w:hyperlink>
-      <w:r>
-        <w:t xml:space="preserve"> </w:t>
-      </w:r>
-      <w:r>
-        <w:t xml:space="preserve">to it,</w:t>
-      </w:r>
-      <w:r>
-        <w:t xml:space="preserve"> </w:t>
-      </w:r>
-      <w:r>
-        <w:t xml:space="preserve">and it is</w:t>
-      </w:r>
-      <w:r>
-        <w:t xml:space="preserve"> </w:t>
-      </w:r>
-      <m:oMath>
-        <m:r>
-          <m:rPr>
-            <m:sty m:val="p"/>
-          </m:rPr>
-          <m:t>∞</m:t>
-        </m:r>
-      </m:oMath>
-      <w:r>
-        <w:t xml:space="preserve"> </w:t>
-      </w:r>
-      <w:r>
-        <w:t xml:space="preserve">when the partial sums</w:t>
-      </w:r>
-      <w:r>
-        <w:t xml:space="preserve"> </w:t>
-      </w:r>
-      <w:hyperlink r:id="rId54">
-        <w:r>
-          <w:rPr>
-            <w:rStyle w:val="Hyperlink"/>
-          </w:rPr>
-          <w:t xml:space="preserve">diverge to</w:t>
-        </w:r>
-        <w:r>
-          <w:rPr>
-            <w:rStyle w:val="Hyperlink"/>
-          </w:rPr>
-          <w:t xml:space="preserve"> </w:t>
-        </w:r>
-        <m:oMath>
-          <m:r>
-            <m:rPr>
-              <m:sty m:val="p"/>
-            </m:rPr>
-            <m:t>∞</m:t>
-          </m:r>
-        </m:oMath>
-      </w:hyperlink>
-      <w:r>
-        <w:t xml:space="preserve"> </w:t>
-      </w:r>
-      <w:r>
-        <w:t xml:space="preserve">or some partial sum is</w:t>
-      </w:r>
-      <w:r>
-        <w:t xml:space="preserve"> </w:t>
-      </w:r>
-      <m:oMath>
-        <m:r>
-          <m:rPr>
-            <m:sty m:val="p"/>
-          </m:rPr>
-          <m:t>∞</m:t>
-        </m:r>
-      </m:oMath>
-      <w:r>
-        <w:t xml:space="preserve">;</w:t>
-      </w:r>
-      <w:r>
-        <w:t xml:space="preserve"> </w:t>
-      </w:r>
-      <w:hyperlink w:anchor="lem-nonneg-series">
-        <w:r>
-          <w:rPr>
-            <w:rStyle w:val="Hyperlink"/>
-          </w:rPr>
-          <w:t xml:space="preserve">Lemma 1</w:t>
-        </w:r>
-      </w:hyperlink>
-      <w:r>
-        <w:t xml:space="preserve">, next, shows that one of these always happens.</w:t>
-      </w:r>
-      <w:r>
-        <w:t xml:space="preserve"> </w:t>
-      </w:r>
-      <w:r>
-        <w:t xml:space="preserve">Sums with other index ranges, such as</w:t>
-      </w:r>
-      <w:r>
-        <w:t xml:space="preserve"> </w:t>
-      </w:r>
-      <m:oMath>
-        <m:nary>
-          <m:naryPr>
-            <m:chr m:val="∑"/>
-            <m:limLoc m:val="undOvr"/>
-            <m:subHide m:val="off"/>
-            <m:supHide m:val="off"/>
-          </m:naryPr>
-          <m:sub>
-            <m:r>
-              <m:t>k</m:t>
-            </m:r>
-            <m:r>
-              <m:rPr>
-                <m:sty m:val="p"/>
-              </m:rPr>
-              <m:t>=</m:t>
-            </m:r>
-            <m:r>
-              <m:t>0</m:t>
-            </m:r>
-          </m:sub>
-          <m:sup>
-            <m:r>
-              <m:rPr>
-                <m:sty m:val="p"/>
-              </m:rPr>
-              <m:t>∞</m:t>
-            </m:r>
-          </m:sup>
-          <m:e>
-            <m:sSub>
-              <m:e>
-                <m:r>
-                  <m:t>a</m:t>
-                </m:r>
-              </m:e>
-              <m:sub>
-                <m:r>
-                  <m:t>k</m:t>
-                </m:r>
-              </m:sub>
-            </m:sSub>
-          </m:e>
-        </m:nary>
-      </m:oMath>
-      <w:r>
-        <w:t xml:space="preserve">,</w:t>
-      </w:r>
-      <w:r>
-        <w:t xml:space="preserve"> </w:t>
-      </w:r>
-      <w:r>
-        <w:t xml:space="preserve">are defined the same way.</w:t>
-      </w:r>
-    </w:p>
-    <w:bookmarkEnd w:id="55"/>
-    <w:bookmarkStart w:id="56" w:name="exm-infinite-sum"/>
-    <w:p>
-      <w:pPr>
-        <w:pStyle w:val="BodyText"/>
-      </w:pPr>
-      <w:r>
-        <w:rPr>
-          <w:b/>
-          <w:bCs/>
-        </w:rPr>
-        <w:t xml:space="preserve">Example 10 (A finite and an infinite sum)</w:t>
-      </w:r>
-      <w:r>
-        <w:t xml:space="preserve"> </w:t>
-      </w:r>
-      <w:r>
-        <w:t xml:space="preserve"> </w:t>
-      </w:r>
-    </w:p>
-    <w:p>
-      <w:pPr>
-        <w:pStyle w:val="Compact"/>
-        <w:numPr>
-          <w:ilvl w:val="0"/>
-          <w:numId w:val="1008"/>
-        </w:numPr>
-      </w:pPr>
-      <w:r>
-        <w:t xml:space="preserve">For</w:t>
-      </w:r>
-      <w:r>
-        <w:t xml:space="preserve"> </w:t>
-      </w:r>
-      <m:oMath>
-        <m:sSub>
-          <m:e>
-            <m:r>
-              <m:t>a</m:t>
-            </m:r>
-          </m:e>
-          <m:sub>
-            <m:r>
-              <m:t>i</m:t>
-            </m:r>
-          </m:sub>
-        </m:sSub>
-        <m:r>
-          <m:rPr>
-            <m:sty m:val="p"/>
-          </m:rPr>
-          <m:t>=</m:t>
-        </m:r>
-        <m:r>
-          <m:t>1</m:t>
-        </m:r>
-        <m:r>
-          <m:rPr>
-            <m:sty m:val="p"/>
-          </m:rPr>
-          <m:t>/</m:t>
-        </m:r>
-        <m:sSup>
-          <m:e>
-            <m:r>
-              <m:t>2</m:t>
-            </m:r>
-          </m:e>
-          <m:sup>
-            <m:r>
-              <m:t>i</m:t>
-            </m:r>
-          </m:sup>
-        </m:sSup>
-      </m:oMath>
-      <w:r>
-        <w:t xml:space="preserve">, the partial sums</w:t>
-      </w:r>
-      <w:r>
-        <w:t xml:space="preserve"> </w:t>
-      </w:r>
-      <m:oMath>
-        <m:sSub>
-          <m:e>
-            <m:r>
-              <m:t>s</m:t>
-            </m:r>
-          </m:e>
-          <m:sub>
-            <m:r>
-              <m:t>n</m:t>
-            </m:r>
-          </m:sub>
-        </m:sSub>
-        <m:r>
-          <m:rPr>
-            <m:sty m:val="p"/>
-          </m:rPr>
-          <m:t>=</m:t>
-        </m:r>
-        <m:r>
-          <m:t>1</m:t>
-        </m:r>
-        <m:r>
-          <m:rPr>
-            <m:sty m:val="p"/>
-          </m:rPr>
-          <m:t>−</m:t>
-        </m:r>
-        <m:r>
-          <m:t>1</m:t>
-        </m:r>
-        <m:r>
-          <m:rPr>
-            <m:sty m:val="p"/>
-          </m:rPr>
-          <m:t>/</m:t>
-        </m:r>
-        <m:sSup>
-          <m:e>
-            <m:r>
-              <m:t>2</m:t>
-            </m:r>
-          </m:e>
-          <m:sup>
-            <m:r>
-              <m:t>n</m:t>
-            </m:r>
-          </m:sup>
-        </m:sSup>
-      </m:oMath>
-      <w:r>
-        <w:t xml:space="preserve"> </w:t>
-      </w:r>
-      <w:r>
-        <w:t xml:space="preserve">(</w:t>
-      </w:r>
-      <w:hyperlink w:anchor="exm-partial-sum">
-        <w:r>
-          <w:rPr>
-            <w:rStyle w:val="Hyperlink"/>
-          </w:rPr>
-          <w:t xml:space="preserve">Example 9</w:t>
-        </w:r>
-      </w:hyperlink>
-      <w:r>
-        <w:t xml:space="preserve">)</w:t>
-      </w:r>
-      <w:r>
-        <w:t xml:space="preserve"> </w:t>
-      </w:r>
-      <w:r>
-        <w:t xml:space="preserve">converge to</w:t>
-      </w:r>
-      <w:r>
-        <w:t xml:space="preserve"> </w:t>
-      </w:r>
-      <m:oMath>
-        <m:r>
-          <m:t>1</m:t>
-        </m:r>
-      </m:oMath>
-      <w:r>
-        <w:t xml:space="preserve">, because</w:t>
-      </w:r>
-      <w:r>
-        <w:t xml:space="preserve"> </w:t>
-      </w:r>
-      <m:oMath>
-        <m:r>
-          <m:t>1</m:t>
-        </m:r>
-        <m:r>
-          <m:rPr>
-            <m:sty m:val="p"/>
-          </m:rPr>
-          <m:t>/</m:t>
-        </m:r>
-        <m:sSup>
-          <m:e>
-            <m:r>
-              <m:t>2</m:t>
-            </m:r>
-          </m:e>
-          <m:sup>
-            <m:r>
-              <m:t>n</m:t>
-            </m:r>
-          </m:sup>
-        </m:sSup>
-        <m:r>
-          <m:rPr>
-            <m:sty m:val="p"/>
-          </m:rPr>
-          <m:t>→</m:t>
-        </m:r>
-        <m:r>
-          <m:t>0</m:t>
-        </m:r>
-      </m:oMath>
-      <w:r>
-        <w:t xml:space="preserve">.</w:t>
-      </w:r>
-      <w:r>
-        <w:t xml:space="preserve"> </w:t>
-      </w:r>
-      <w:r>
-        <w:t xml:space="preserve">So</w:t>
-      </w:r>
-      <w:r>
-        <w:t xml:space="preserve"> </w:t>
-      </w:r>
-      <m:oMath>
-        <m:nary>
-          <m:naryPr>
-            <m:chr m:val="∑"/>
-            <m:limLoc m:val="undOvr"/>
-            <m:subHide m:val="off"/>
-            <m:supHide m:val="off"/>
-          </m:naryPr>
-          <m:sub>
-            <m:r>
-              <m:t>i</m:t>
-            </m:r>
-            <m:r>
-              <m:rPr>
-                <m:sty m:val="p"/>
-              </m:rPr>
-              <m:t>=</m:t>
-            </m:r>
-            <m:r>
-              <m:t>1</m:t>
-            </m:r>
-          </m:sub>
-          <m:sup>
-            <m:r>
-              <m:rPr>
-                <m:sty m:val="p"/>
-              </m:rPr>
-              <m:t>∞</m:t>
-            </m:r>
-          </m:sup>
-          <m:e>
-            <m:r>
-              <m:t>1</m:t>
-            </m:r>
-          </m:e>
-        </m:nary>
-        <m:r>
-          <m:rPr>
-            <m:sty m:val="p"/>
-          </m:rPr>
-          <m:t>/</m:t>
-        </m:r>
-        <m:sSup>
-          <m:e>
-            <m:r>
-              <m:t>2</m:t>
-            </m:r>
-          </m:e>
-          <m:sup>
-            <m:r>
-              <m:t>i</m:t>
-            </m:r>
-          </m:sup>
-        </m:sSup>
-        <m:r>
-          <m:rPr>
-            <m:sty m:val="p"/>
-          </m:rPr>
-          <m:t>=</m:t>
-        </m:r>
-        <m:r>
-          <m:t>1</m:t>
-        </m:r>
-      </m:oMath>
-      <w:r>
-        <w:t xml:space="preserve">.</w:t>
-      </w:r>
-    </w:p>
-    <w:p>
-      <w:pPr>
-        <w:pStyle w:val="Compact"/>
-        <w:numPr>
-          <w:ilvl w:val="0"/>
-          <w:numId w:val="1008"/>
-        </w:numPr>
-      </w:pPr>
-      <w:r>
-        <w:t xml:space="preserve">For</w:t>
-      </w:r>
-      <w:r>
-        <w:t xml:space="preserve"> </w:t>
-      </w:r>
-      <m:oMath>
-        <m:sSub>
-          <m:e>
-            <m:r>
-              <m:t>a</m:t>
-            </m:r>
-          </m:e>
-          <m:sub>
-            <m:r>
-              <m:t>i</m:t>
-            </m:r>
-          </m:sub>
-        </m:sSub>
-        <m:r>
-          <m:rPr>
-            <m:sty m:val="p"/>
-          </m:rPr>
-          <m:t>=</m:t>
-        </m:r>
-        <m:r>
-          <m:t>1</m:t>
-        </m:r>
-      </m:oMath>
-      <w:r>
-        <w:t xml:space="preserve">, the partial sums are</w:t>
-      </w:r>
-      <w:r>
-        <w:t xml:space="preserve"> </w:t>
-      </w:r>
-      <m:oMath>
-        <m:sSub>
-          <m:e>
-            <m:r>
-              <m:t>s</m:t>
-            </m:r>
-          </m:e>
-          <m:sub>
-            <m:r>
-              <m:t>n</m:t>
-            </m:r>
-          </m:sub>
-        </m:sSub>
-        <m:r>
-          <m:rPr>
-            <m:sty m:val="p"/>
-          </m:rPr>
-          <m:t>=</m:t>
-        </m:r>
-        <m:r>
-          <m:t>n</m:t>
-        </m:r>
-      </m:oMath>
-      <w:r>
-        <w:t xml:space="preserve">,</w:t>
-      </w:r>
-      <w:r>
-        <w:t xml:space="preserve"> </w:t>
-      </w:r>
-      <w:r>
-        <w:t xml:space="preserve">which diverge to</w:t>
-      </w:r>
-      <w:r>
-        <w:t xml:space="preserve"> </w:t>
-      </w:r>
-      <m:oMath>
-        <m:r>
-          <m:rPr>
-            <m:sty m:val="p"/>
-          </m:rPr>
-          <m:t>∞</m:t>
-        </m:r>
-      </m:oMath>
-      <w:r>
-        <w:t xml:space="preserve">.</w:t>
-      </w:r>
-      <w:r>
-        <w:t xml:space="preserve"> </w:t>
-      </w:r>
-      <w:r>
-        <w:t xml:space="preserve">So</w:t>
-      </w:r>
-      <w:r>
-        <w:t xml:space="preserve"> </w:t>
-      </w:r>
-      <m:oMath>
-        <m:nary>
-          <m:naryPr>
-            <m:chr m:val="∑"/>
-            <m:limLoc m:val="undOvr"/>
-            <m:subHide m:val="off"/>
-            <m:supHide m:val="off"/>
-          </m:naryPr>
-          <m:sub>
-            <m:r>
-              <m:t>i</m:t>
-            </m:r>
-            <m:r>
-              <m:rPr>
-                <m:sty m:val="p"/>
-              </m:rPr>
-              <m:t>=</m:t>
-            </m:r>
-            <m:r>
-              <m:t>1</m:t>
-            </m:r>
-          </m:sub>
-          <m:sup>
-            <m:r>
-              <m:rPr>
-                <m:sty m:val="p"/>
-              </m:rPr>
-              <m:t>∞</m:t>
-            </m:r>
-          </m:sup>
-          <m:e>
-            <m:r>
-              <m:t>1</m:t>
-            </m:r>
-          </m:e>
-        </m:nary>
-        <m:r>
-          <m:rPr>
-            <m:sty m:val="p"/>
-          </m:rPr>
-          <m:t>=</m:t>
-        </m:r>
-        <m:r>
-          <m:rPr>
-            <m:sty m:val="p"/>
-          </m:rPr>
-          <m:t>∞</m:t>
-        </m:r>
-      </m:oMath>
-      <w:r>
-        <w:t xml:space="preserve">.</w:t>
-      </w:r>
-    </w:p>
-    <w:bookmarkEnd w:id="56"/>
-    <w:bookmarkStart w:id="58" w:name="lem-nonneg-series"/>
-    <w:p>
-      <w:pPr>
-        <w:pStyle w:val="FirstParagraph"/>
-      </w:pPr>
-      <w:r>
-        <w:rPr>
-          <w:b/>
-          <w:bCs/>
-        </w:rPr>
-        <w:t xml:space="preserve">Lemma 1 (Sums of non-negative terms)</w:t>
-      </w:r>
-      <w:r>
-        <w:t xml:space="preserve"> </w:t>
-      </w:r>
-      <w:r>
-        <w:t xml:space="preserve">Let</w:t>
-      </w:r>
-      <w:r>
-        <w:t xml:space="preserve"> </w:t>
-      </w:r>
-      <m:oMath>
-        <m:sSub>
-          <m:e>
-            <m:r>
-              <m:t>a</m:t>
-            </m:r>
-          </m:e>
-          <m:sub>
-            <m:r>
-              <m:t>1</m:t>
-            </m:r>
-          </m:sub>
-        </m:sSub>
-        <m:r>
-          <m:rPr>
-            <m:sty m:val="p"/>
-          </m:rPr>
-          <m:t>,</m:t>
-        </m:r>
-        <m:sSub>
-          <m:e>
-            <m:r>
-              <m:t>a</m:t>
-            </m:r>
-          </m:e>
-          <m:sub>
-            <m:r>
-              <m:t>2</m:t>
-            </m:r>
-          </m:sub>
-        </m:sSub>
-        <m:r>
-          <m:rPr>
-            <m:sty m:val="p"/>
-          </m:rPr>
-          <m:t>,</m:t>
-        </m:r>
-        <m:r>
-          <m:rPr>
-            <m:sty m:val="p"/>
-          </m:rPr>
-          <m:t>…</m:t>
-        </m:r>
-      </m:oMath>
-      <w:r>
-        <w:t xml:space="preserve"> </w:t>
-      </w:r>
-      <w:r>
-        <w:t xml:space="preserve">be values in</w:t>
-      </w:r>
-      <w:r>
-        <w:t xml:space="preserve"> </w:t>
-      </w:r>
-      <m:oMath>
-        <m:r>
-          <m:rPr>
-            <m:sty m:val="p"/>
-          </m:rPr>
-          <m:t>[</m:t>
-        </m:r>
-        <m:r>
-          <m:t>0</m:t>
-        </m:r>
-        <m:r>
-          <m:rPr>
-            <m:sty m:val="p"/>
-          </m:rPr>
-          <m:t>,</m:t>
-        </m:r>
-        <m:r>
-          <m:rPr>
-            <m:sty m:val="p"/>
-          </m:rPr>
-          <m:t>∞</m:t>
-        </m:r>
-        <m:r>
-          <m:rPr>
-            <m:sty m:val="p"/>
-          </m:rPr>
-          <m:t>]</m:t>
-        </m:r>
-      </m:oMath>
-      <w:r>
-        <w:t xml:space="preserve">,</w:t>
-      </w:r>
-      <w:r>
-        <w:t xml:space="preserve"> </w:t>
-      </w:r>
-      <w:r>
-        <w:t xml:space="preserve">with partial sums</w:t>
-      </w:r>
-      <w:r>
-        <w:t xml:space="preserve"> </w:t>
-      </w:r>
-      <m:oMath>
-        <m:sSub>
-          <m:e>
-            <m:r>
-              <m:t>s</m:t>
-            </m:r>
-          </m:e>
-          <m:sub>
-            <m:r>
-              <m:t>n</m:t>
-            </m:r>
-          </m:sub>
-        </m:sSub>
-      </m:oMath>
-      <w:r>
-        <w:t xml:space="preserve"> </w:t>
-      </w:r>
-      <w:r>
-        <w:t xml:space="preserve">(</w:t>
-      </w:r>
-      <w:hyperlink w:anchor="def-partial-sum">
-        <w:r>
-          <w:rPr>
-            <w:rStyle w:val="Hyperlink"/>
-          </w:rPr>
-          <w:t xml:space="preserve">Definition 8</w:t>
-        </w:r>
-      </w:hyperlink>
-      <w:r>
-        <w:t xml:space="preserve">),</w:t>
-      </w:r>
-      <w:r>
-        <w:t xml:space="preserve"> </w:t>
-      </w:r>
-      <w:r>
-        <w:t xml:space="preserve">where</w:t>
-      </w:r>
-      <w:r>
-        <w:t xml:space="preserve"> </w:t>
-      </w:r>
-      <m:oMath>
-        <m:r>
-          <m:t>x</m:t>
-        </m:r>
-        <m:r>
-          <m:rPr>
-            <m:sty m:val="p"/>
-          </m:rPr>
-          <m:t>+</m:t>
-        </m:r>
-        <m:r>
-          <m:rPr>
-            <m:sty m:val="p"/>
-          </m:rPr>
-          <m:t>∞</m:t>
-        </m:r>
-        <m:r>
-          <m:rPr>
-            <m:sty m:val="p"/>
-          </m:rPr>
-          <m:t>=</m:t>
-        </m:r>
-        <m:r>
-          <m:rPr>
-            <m:sty m:val="p"/>
-          </m:rPr>
-          <m:t>∞</m:t>
-        </m:r>
-      </m:oMath>
-      <w:r>
-        <w:t xml:space="preserve"> </w:t>
-      </w:r>
-      <w:r>
-        <w:t xml:space="preserve">for every</w:t>
-      </w:r>
-      <w:r>
-        <w:t xml:space="preserve"> </w:t>
-      </w:r>
-      <m:oMath>
-        <m:r>
-          <m:t>x</m:t>
-        </m:r>
-      </m:oMath>
-      <w:r>
-        <w:t xml:space="preserve"> </w:t>
-      </w:r>
-      <w:r>
-        <w:t xml:space="preserve">in</w:t>
-      </w:r>
-      <w:r>
-        <w:t xml:space="preserve"> </w:t>
-      </w:r>
-      <m:oMath>
-        <m:r>
-          <m:rPr>
-            <m:sty m:val="p"/>
-          </m:rPr>
-          <m:t>[</m:t>
-        </m:r>
-        <m:r>
-          <m:t>0</m:t>
-        </m:r>
-        <m:r>
-          <m:rPr>
-            <m:sty m:val="p"/>
-          </m:rPr>
-          <m:t>,</m:t>
-        </m:r>
-        <m:r>
-          <m:rPr>
-            <m:sty m:val="p"/>
-          </m:rPr>
-          <m:t>∞</m:t>
-        </m:r>
-        <m:r>
-          <m:rPr>
-            <m:sty m:val="p"/>
-          </m:rPr>
-          <m:t>]</m:t>
-        </m:r>
-      </m:oMath>
-      <w:r>
-        <w:t xml:space="preserve">.</w:t>
-      </w:r>
-      <w:r>
-        <w:t xml:space="preserve"> </w:t>
-      </w:r>
-      <w:r>
-        <w:t xml:space="preserve">Then the partial sums are</w:t>
-      </w:r>
-      <w:r>
-        <w:t xml:space="preserve"> </w:t>
-      </w:r>
-      <w:hyperlink w:anchor="def-non-decreasing">
-        <w:r>
-          <w:rPr>
-            <w:rStyle w:val="Hyperlink"/>
-          </w:rPr>
-          <w:t xml:space="preserve">non-decreasing</w:t>
-        </w:r>
-      </w:hyperlink>
-      <w:r>
-        <w:t xml:space="preserve">,</w:t>
-      </w:r>
-      <w:r>
-        <w:t xml:space="preserve"> </w:t>
-      </w:r>
-      <m:oMath>
-        <m:sSub>
-          <m:e>
-            <m:r>
-              <m:t>s</m:t>
-            </m:r>
-          </m:e>
-          <m:sub>
-            <m:r>
-              <m:t>1</m:t>
-            </m:r>
-          </m:sub>
-        </m:sSub>
-        <m:r>
-          <m:rPr>
-            <m:sty m:val="p"/>
-          </m:rPr>
-          <m:t>≤</m:t>
-        </m:r>
-        <m:sSub>
-          <m:e>
-            <m:r>
-              <m:t>s</m:t>
-            </m:r>
-          </m:e>
-          <m:sub>
-            <m:r>
-              <m:t>2</m:t>
-            </m:r>
-          </m:sub>
-        </m:sSub>
-        <m:r>
-          <m:rPr>
-            <m:sty m:val="p"/>
-          </m:rPr>
-          <m:t>≤</m:t>
-        </m:r>
-        <m:r>
-          <m:rPr>
-            <m:sty m:val="p"/>
-          </m:rPr>
-          <m:t>⋯</m:t>
-        </m:r>
-      </m:oMath>
-      <w:r>
-        <w:t xml:space="preserve">,</w:t>
-      </w:r>
-      <w:r>
-        <w:t xml:space="preserve"> </w:t>
-      </w:r>
-      <w:r>
-        <w:t xml:space="preserve">so their</w:t>
-      </w:r>
-      <w:r>
-        <w:t xml:space="preserve"> </w:t>
-      </w:r>
-      <w:hyperlink r:id="rId57">
-        <w:r>
-          <w:rPr>
-            <w:rStyle w:val="Hyperlink"/>
-          </w:rPr>
-          <w:t xml:space="preserve">limit</w:t>
-        </w:r>
-      </w:hyperlink>
-      <w:r>
-        <w:t xml:space="preserve">,</w:t>
-      </w:r>
-      <w:r>
-        <w:t xml:space="preserve"> </w:t>
-      </w:r>
-      <w:r>
-        <w:t xml:space="preserve">the infinite sum</w:t>
-      </w:r>
-      <w:r>
-        <w:t xml:space="preserve"> </w:t>
-      </w:r>
-      <m:oMath>
-        <m:nary>
-          <m:naryPr>
-            <m:chr m:val="∑"/>
-            <m:limLoc m:val="undOvr"/>
-            <m:subHide m:val="off"/>
-            <m:supHide m:val="off"/>
-          </m:naryPr>
-          <m:sub>
-            <m:r>
-              <m:t>i</m:t>
-            </m:r>
-            <m:r>
-              <m:rPr>
-                <m:sty m:val="p"/>
-              </m:rPr>
-              <m:t>=</m:t>
-            </m:r>
-            <m:r>
-              <m:t>1</m:t>
-            </m:r>
-          </m:sub>
-          <m:sup>
-            <m:r>
-              <m:rPr>
-                <m:sty m:val="p"/>
-              </m:rPr>
-              <m:t>∞</m:t>
-            </m:r>
-          </m:sup>
-          <m:e>
-            <m:sSub>
-              <m:e>
-                <m:r>
-                  <m:t>a</m:t>
-                </m:r>
-              </m:e>
-              <m:sub>
-                <m:r>
-                  <m:t>i</m:t>
-                </m:r>
-              </m:sub>
-            </m:sSub>
-          </m:e>
-        </m:nary>
-      </m:oMath>
-      <w:r>
-        <w:t xml:space="preserve"> </w:t>
-      </w:r>
-      <w:r>
-        <w:t xml:space="preserve">(</w:t>
-      </w:r>
-      <w:hyperlink w:anchor="def-infinite-sum">
-        <w:r>
-          <w:rPr>
-            <w:rStyle w:val="Hyperlink"/>
-          </w:rPr>
-          <w:t xml:space="preserve">Definition 9</w:t>
-        </w:r>
-      </w:hyperlink>
-      <w:r>
-        <w:t xml:space="preserve">),</w:t>
-      </w:r>
-      <w:r>
-        <w:t xml:space="preserve"> </w:t>
-      </w:r>
-      <w:r>
-        <w:t xml:space="preserve">always exists,</w:t>
-      </w:r>
-      <w:r>
-        <w:t xml:space="preserve"> </w:t>
-      </w:r>
-      <w:r>
-        <w:t xml:space="preserve">and it is either a finite number or</w:t>
-      </w:r>
-      <w:r>
-        <w:t xml:space="preserve"> </w:t>
-      </w:r>
-      <m:oMath>
-        <m:r>
-          <m:rPr>
-            <m:sty m:val="p"/>
-          </m:rPr>
-          <m:t>∞</m:t>
-        </m:r>
-      </m:oMath>
-      <w:r>
-        <w:t xml:space="preserve">.</w:t>
-      </w:r>
-    </w:p>
-    <w:bookmarkEnd w:id="58"/>
-    <w:p>
-      <w:pPr>
-        <w:pStyle w:val="BodyText"/>
-      </w:pPr>
-      <w:r>
-        <w:rPr>
-          <w:i/>
-          <w:iCs/>
-        </w:rPr>
-        <w:t xml:space="preserve">Proof</w:t>
-      </w:r>
-      <w:r>
-        <w:t xml:space="preserve">. </w:t>
-      </w:r>
-      <w:r>
-        <w:t xml:space="preserve">For each</w:t>
-      </w:r>
-      <w:r>
-        <w:t xml:space="preserve"> </w:t>
-      </w:r>
-      <m:oMath>
-        <m:r>
-          <m:t>n</m:t>
-        </m:r>
-      </m:oMath>
-      <w:r>
-        <w:t xml:space="preserve">:</w:t>
-      </w:r>
-    </w:p>
-    <w:p>
-      <w:pPr>
-        <w:pStyle w:val="BodyText"/>
-      </w:pPr>
-      <m:oMathPara>
-        <m:oMathParaPr>
-          <m:jc m:val="center"/>
-        </m:oMathParaPr>
-        <m:oMath>
-          <m:eqArr>
-            <m:e>
-              <m:sSub>
-                <m:e>
-                  <m:r>
-                    <m:t>s</m:t>
-                  </m:r>
-                </m:e>
-                <m:sub>
-                  <m:r>
-                    <m:t>n</m:t>
-                  </m:r>
-                  <m:r>
-                    <m:rPr>
-                      <m:sty m:val="p"/>
-                    </m:rPr>
-                    <m:t>+</m:t>
-                  </m:r>
-                  <m:r>
-                    <m:t>1</m:t>
-                  </m:r>
-                </m:sub>
-              </m:sSub>
-              <m:r>
-                <m:t>&amp;</m:t>
-              </m:r>
-              <m:r>
-                <m:rPr>
-                  <m:sty m:val="p"/>
-                </m:rPr>
-                <m:t>=</m:t>
-              </m:r>
-              <m:sSub>
-                <m:e>
-                  <m:r>
-                    <m:t>s</m:t>
-                  </m:r>
-                </m:e>
-                <m:sub>
-                  <m:r>
-                    <m:t>n</m:t>
-                  </m:r>
-                </m:sub>
-              </m:sSub>
-              <m:r>
-                <m:rPr>
-                  <m:sty m:val="p"/>
-                </m:rPr>
-                <m:t>+</m:t>
-              </m:r>
-              <m:sSub>
-                <m:e>
-                  <m:r>
-                    <m:t>a</m:t>
-                  </m:r>
-                </m:e>
-                <m:sub>
-                  <m:r>
-                    <m:t>n</m:t>
-                  </m:r>
-                  <m:r>
-                    <m:rPr>
-                      <m:sty m:val="p"/>
-                    </m:rPr>
-                    <m:t>+</m:t>
-                  </m:r>
-                  <m:r>
-                    <m:t>1</m:t>
-                  </m:r>
-                </m:sub>
-              </m:sSub>
-              <m:r>
-                <m:t>&amp;</m:t>
-              </m:r>
-              <m:r>
-                <m:t>&amp;</m:t>
-              </m:r>
-              <m:r>
-                <m:rPr>
-                  <m:nor/>
-                  <m:sty m:val="p"/>
-                </m:rPr>
-                <m:t>(definition of </m:t>
-              </m:r>
-              <m:sSub>
-                <m:e>
-                  <m:r>
-                    <m:t>s</m:t>
-                  </m:r>
-                </m:e>
-                <m:sub>
-                  <m:r>
-                    <m:t>n</m:t>
-                  </m:r>
-                  <m:r>
-                    <m:rPr>
-                      <m:sty m:val="p"/>
-                    </m:rPr>
-                    <m:t>+</m:t>
-                  </m:r>
-                  <m:r>
-                    <m:t>1</m:t>
-                  </m:r>
-                </m:sub>
-              </m:sSub>
-              <m:r>
-                <m:rPr>
-                  <m:nor/>
-                  <m:sty m:val="p"/>
-                </m:rPr>
-                <m:t>)</m:t>
-              </m:r>
-            </m:e>
-            <m:e>
-              <m:r>
-                <m:t>&amp;</m:t>
-              </m:r>
-              <m:r>
-                <m:rPr>
-                  <m:sty m:val="p"/>
-                </m:rPr>
-                <m:t>≥</m:t>
-              </m:r>
-              <m:sSub>
-                <m:e>
-                  <m:r>
-                    <m:t>s</m:t>
-                  </m:r>
-                </m:e>
-                <m:sub>
-                  <m:r>
-                    <m:t>n</m:t>
-                  </m:r>
-                </m:sub>
-              </m:sSub>
-              <m:r>
-                <m:t>&amp;</m:t>
-              </m:r>
-              <m:r>
-                <m:t>&amp;</m:t>
-              </m:r>
-              <m:r>
-                <m:rPr>
-                  <m:nor/>
-                  <m:sty m:val="p"/>
-                </m:rPr>
-                <m:t>(</m:t>
-              </m:r>
-              <m:sSub>
-                <m:e>
-                  <m:r>
-                    <m:t>a</m:t>
-                  </m:r>
-                </m:e>
-                <m:sub>
-                  <m:r>
-                    <m:t>n</m:t>
-                  </m:r>
-                  <m:r>
-                    <m:rPr>
-                      <m:sty m:val="p"/>
-                    </m:rPr>
-                    <m:t>+</m:t>
-                  </m:r>
-                  <m:r>
-                    <m:t>1</m:t>
-                  </m:r>
-                </m:sub>
-              </m:sSub>
-              <m:r>
-                <m:rPr>
-                  <m:sty m:val="p"/>
-                </m:rPr>
-                <m:t>≥</m:t>
-              </m:r>
-              <m:r>
-                <m:t>0</m:t>
-              </m:r>
-              <m:r>
-                <m:rPr>
-                  <m:nor/>
-                  <m:sty m:val="p"/>
-                </m:rPr>
-                <m:t>)</m:t>
-              </m:r>
-            </m:e>
-          </m:eqArr>
-        </m:oMath>
-      </m:oMathPara>
-    </w:p>
-    <w:p>
-      <w:pPr>
-        <w:pStyle w:val="FirstParagraph"/>
-      </w:pPr>
-      <w:r>
-        <w:t xml:space="preserve">If some partial sum</w:t>
-      </w:r>
-      <w:r>
-        <w:t xml:space="preserve"> </w:t>
-      </w:r>
-      <m:oMath>
-        <m:sSub>
-          <m:e>
-            <m:r>
-              <m:t>s</m:t>
-            </m:r>
-          </m:e>
-          <m:sub>
-            <m:r>
-              <m:t>N</m:t>
-            </m:r>
-          </m:sub>
-        </m:sSub>
-      </m:oMath>
-      <w:r>
-        <w:t xml:space="preserve"> </w:t>
-      </w:r>
-      <w:r>
-        <w:t xml:space="preserve">is</w:t>
-      </w:r>
-      <w:r>
-        <w:t xml:space="preserve"> </w:t>
-      </w:r>
-      <m:oMath>
-        <m:r>
-          <m:rPr>
-            <m:sty m:val="p"/>
-          </m:rPr>
-          <m:t>∞</m:t>
-        </m:r>
-      </m:oMath>
-      <w:r>
-        <w:t xml:space="preserve">,</w:t>
-      </w:r>
-      <w:r>
-        <w:t xml:space="preserve"> </w:t>
-      </w:r>
-      <w:r>
-        <w:t xml:space="preserve">then</w:t>
-      </w:r>
-      <w:r>
-        <w:t xml:space="preserve"> </w:t>
-      </w:r>
-      <m:oMath>
-        <m:sSub>
-          <m:e>
-            <m:r>
-              <m:t>s</m:t>
-            </m:r>
-          </m:e>
-          <m:sub>
-            <m:r>
-              <m:t>n</m:t>
-            </m:r>
-          </m:sub>
-        </m:sSub>
-        <m:r>
-          <m:rPr>
-            <m:sty m:val="p"/>
-          </m:rPr>
-          <m:t>=</m:t>
-        </m:r>
-        <m:r>
-          <m:rPr>
-            <m:sty m:val="p"/>
-          </m:rPr>
-          <m:t>∞</m:t>
-        </m:r>
-      </m:oMath>
-      <w:r>
-        <w:t xml:space="preserve"> </w:t>
-      </w:r>
-      <w:r>
-        <w:t xml:space="preserve">for every</w:t>
-      </w:r>
-      <w:r>
-        <w:t xml:space="preserve"> </w:t>
-      </w:r>
-      <m:oMath>
-        <m:r>
-          <m:t>n</m:t>
-        </m:r>
-        <m:r>
-          <m:rPr>
-            <m:sty m:val="p"/>
-          </m:rPr>
-          <m:t>≥</m:t>
-        </m:r>
-        <m:r>
-          <m:t>N</m:t>
-        </m:r>
-      </m:oMath>
-      <w:r>
-        <w:t xml:space="preserve">,</w:t>
-      </w:r>
-      <w:r>
-        <w:t xml:space="preserve"> </w:t>
-      </w:r>
-      <w:r>
-        <w:t xml:space="preserve">so the limit is</w:t>
-      </w:r>
-      <w:r>
-        <w:t xml:space="preserve"> </w:t>
-      </w:r>
-      <m:oMath>
-        <m:r>
-          <m:rPr>
-            <m:sty m:val="p"/>
-          </m:rPr>
-          <m:t>∞</m:t>
-        </m:r>
-      </m:oMath>
-      <w:r>
-        <w:t xml:space="preserve">.</w:t>
-      </w:r>
-      <w:r>
-        <w:t xml:space="preserve"> </w:t>
-      </w:r>
-      <w:r>
-        <w:t xml:space="preserve">Otherwise, the partial sums form a non-decreasing sequence of</w:t>
-      </w:r>
-      <w:r>
-        <w:t xml:space="preserve"> </w:t>
-      </w:r>
-      <w:hyperlink r:id="rId59">
-        <w:r>
-          <w:rPr>
-            <w:rStyle w:val="Hyperlink"/>
-          </w:rPr>
-          <w:t xml:space="preserve">real numbers</w:t>
-        </w:r>
-      </w:hyperlink>
-      <w:r>
-        <w:t xml:space="preserve">.</w:t>
-      </w:r>
-      <w:r>
-        <w:t xml:space="preserve"> </w:t>
-      </w:r>
-      <w:r>
-        <w:t xml:space="preserve">If that sequence is</w:t>
-      </w:r>
-      <w:r>
-        <w:t xml:space="preserve"> </w:t>
-      </w:r>
-      <w:hyperlink r:id="rId60">
-        <w:r>
-          <w:rPr>
-            <w:rStyle w:val="Hyperlink"/>
-          </w:rPr>
-          <w:t xml:space="preserve">bounded above</w:t>
-        </w:r>
-      </w:hyperlink>
-      <w:r>
-        <w:t xml:space="preserve">,</w:t>
-      </w:r>
-      <w:r>
-        <w:t xml:space="preserve"> </w:t>
-      </w:r>
-      <w:r>
-        <w:t xml:space="preserve">it</w:t>
-      </w:r>
-      <w:r>
-        <w:t xml:space="preserve"> </w:t>
-      </w:r>
-      <w:hyperlink r:id="rId53">
-        <w:r>
-          <w:rPr>
-            <w:rStyle w:val="Hyperlink"/>
-          </w:rPr>
-          <w:t xml:space="preserve">converges</w:t>
-        </w:r>
-      </w:hyperlink>
-      <w:r>
-        <w:t xml:space="preserve"> </w:t>
-      </w:r>
-      <w:r>
-        <w:t xml:space="preserve">to a finite number</w:t>
-      </w:r>
-      <w:r>
-        <w:t xml:space="preserve"> </w:t>
-      </w:r>
-      <w:r>
-        <w:t xml:space="preserve">[8]</w:t>
-      </w:r>
-      <w:r>
-        <w:t xml:space="preserve">.</w:t>
-      </w:r>
-      <w:r>
-        <w:t xml:space="preserve"> </w:t>
-      </w:r>
-      <w:r>
-        <w:t xml:space="preserve">If it is not bounded above,</w:t>
-      </w:r>
-      <w:r>
-        <w:t xml:space="preserve"> </w:t>
-      </w:r>
-      <w:r>
-        <w:t xml:space="preserve">then for every number</w:t>
-      </w:r>
-      <w:r>
-        <w:t xml:space="preserve"> </w:t>
-      </w:r>
-      <m:oMath>
-        <m:r>
-          <m:t>M</m:t>
-        </m:r>
-      </m:oMath>
-      <w:r>
-        <w:t xml:space="preserve"> </w:t>
-      </w:r>
-      <w:r>
-        <w:t xml:space="preserve">some</w:t>
-      </w:r>
-      <w:r>
-        <w:t xml:space="preserve"> </w:t>
-      </w:r>
-      <m:oMath>
-        <m:sSub>
-          <m:e>
-            <m:r>
-              <m:t>s</m:t>
-            </m:r>
-          </m:e>
-          <m:sub>
-            <m:r>
-              <m:t>N</m:t>
-            </m:r>
-          </m:sub>
-        </m:sSub>
-      </m:oMath>
-      <w:r>
-        <w:t xml:space="preserve"> </w:t>
-      </w:r>
-      <w:r>
-        <w:t xml:space="preserve">exceeds</w:t>
-      </w:r>
-      <w:r>
-        <w:t xml:space="preserve"> </w:t>
-      </w:r>
-      <m:oMath>
-        <m:r>
-          <m:t>M</m:t>
-        </m:r>
-      </m:oMath>
-      <w:r>
-        <w:t xml:space="preserve">,</w:t>
-      </w:r>
-      <w:r>
-        <w:t xml:space="preserve"> </w:t>
-      </w:r>
-      <w:r>
-        <w:t xml:space="preserve">and so does every later</w:t>
-      </w:r>
-      <w:r>
-        <w:t xml:space="preserve"> </w:t>
-      </w:r>
-      <m:oMath>
-        <m:sSub>
-          <m:e>
-            <m:r>
-              <m:t>s</m:t>
-            </m:r>
-          </m:e>
-          <m:sub>
-            <m:r>
-              <m:t>n</m:t>
-            </m:r>
-          </m:sub>
-        </m:sSub>
-        <m:r>
-          <m:rPr>
-            <m:sty m:val="p"/>
-          </m:rPr>
-          <m:t>≥</m:t>
-        </m:r>
-        <m:sSub>
-          <m:e>
-            <m:r>
-              <m:t>s</m:t>
-            </m:r>
-          </m:e>
-          <m:sub>
-            <m:r>
-              <m:t>N</m:t>
-            </m:r>
-          </m:sub>
-        </m:sSub>
-      </m:oMath>
-      <w:r>
-        <w:t xml:space="preserve">;</w:t>
-      </w:r>
-      <w:r>
-        <w:t xml:space="preserve"> </w:t>
-      </w:r>
-      <w:r>
-        <w:t xml:space="preserve">the limit is</w:t>
-      </w:r>
-      <w:r>
-        <w:t xml:space="preserve"> </w:t>
-      </w:r>
-      <m:oMath>
-        <m:r>
-          <m:rPr>
-            <m:sty m:val="p"/>
-          </m:rPr>
-          <m:t>∞</m:t>
-        </m:r>
-      </m:oMath>
-      <w:r>
-        <w:t xml:space="preserve">.</w:t>
-      </w:r>
-    </w:p>
-    <w:bookmarkEnd w:id="61"/>
-    <w:bookmarkStart w:id="79" w:name="additivity"/>
-    <w:p>
-      <w:pPr>
-        <w:pStyle w:val="Heading2"/>
-      </w:pPr>
-      <w:r>
-        <w:t xml:space="preserve">4 Additivity</w:t>
-      </w:r>
-    </w:p>
-    <w:bookmarkStart w:id="63" w:name="def-finite-additivity"/>
-    <w:p>
-      <w:pPr>
-        <w:pStyle w:val="FirstParagraph"/>
-      </w:pPr>
-      <w:r>
-        <w:rPr>
-          <w:b/>
-          <w:bCs/>
-        </w:rPr>
-        <w:t xml:space="preserve">Definition 10 (Finite additivity)</w:t>
+        <w:t xml:space="preserve">Definition 5 (Finite additivity)</w:t>
       </w:r>
       <w:r>
         <w:t xml:space="preserve"> </w:t>
@@ -11227,7 +7163,7 @@
       <w:r>
         <w:t xml:space="preserve"> </w:t>
       </w:r>
-      <w:hyperlink r:id="rId62">
+      <w:hyperlink r:id="rId43">
         <w:r>
           <w:rPr>
             <w:rStyle w:val="Hyperlink"/>
@@ -11301,7 +7237,7 @@
       <w:r>
         <w:t xml:space="preserve"> </w:t>
       </w:r>
-      <w:hyperlink r:id="rId47">
+      <w:hyperlink r:id="rId44">
         <w:r>
           <w:rPr>
             <w:rStyle w:val="Hyperlink"/>
@@ -11332,7 +7268,7 @@
         <w:t xml:space="preserve"> </w:t>
       </w:r>
       <w:r>
-        <w:t xml:space="preserve">[9]</w:t>
+        <w:t xml:space="preserve">[5]</w:t>
       </w:r>
       <w:r>
         <w:t xml:space="preserve"> </w:t>
@@ -11343,7 +7279,7 @@
       <w:r>
         <w:t xml:space="preserve"> </w:t>
       </w:r>
-      <w:hyperlink w:anchor="def-pairwise-disjoint">
+      <w:hyperlink r:id="rId45">
         <w:r>
           <w:rPr>
             <w:rStyle w:val="Hyperlink"/>
@@ -11354,9 +7290,14 @@
       <w:r>
         <w:t xml:space="preserve"> </w:t>
       </w:r>
-      <w:r>
-        <w:t xml:space="preserve">sets</w:t>
-      </w:r>
+      <w:hyperlink r:id="rId21">
+        <w:r>
+          <w:rPr>
+            <w:rStyle w:val="Hyperlink"/>
+          </w:rPr>
+          <w:t xml:space="preserve">sets</w:t>
+        </w:r>
+      </w:hyperlink>
       <w:r>
         <w:t xml:space="preserve"> </w:t>
       </w:r>
@@ -11563,8 +7504,8 @@
         </m:oMath>
       </m:oMathPara>
     </w:p>
-    <w:bookmarkEnd w:id="63"/>
-    <w:bookmarkStart w:id="65" w:name="exm-finite-additivity"/>
+    <w:bookmarkEnd w:id="46"/>
+    <w:bookmarkStart w:id="49" w:name="exm-finite-additivity"/>
     <w:p>
       <w:pPr>
         <w:pStyle w:val="FirstParagraph"/>
@@ -11574,7 +7515,7 @@
           <w:b/>
           <w:bCs/>
         </w:rPr>
-        <w:t xml:space="preserve">Example 11 (Counting elements is finitely additive)</w:t>
+        <w:t xml:space="preserve">Example 7 (Counting elements is finitely additive)</w:t>
       </w:r>
       <w:r>
         <w:t xml:space="preserve"> </w:t>
@@ -11761,7 +7702,7 @@
       <w:r>
         <w:t xml:space="preserve">(</w:t>
       </w:r>
-      <w:hyperlink r:id="rId64">
+      <w:hyperlink r:id="rId47">
         <w:r>
           <w:rPr>
             <w:rStyle w:val="Hyperlink"/>
@@ -11918,12 +7859,12 @@
       <w:r>
         <w:t xml:space="preserve">(</w:t>
       </w:r>
-      <w:hyperlink w:anchor="exm-pairwise-disjoint">
+      <w:hyperlink r:id="rId48">
         <w:r>
           <w:rPr>
             <w:rStyle w:val="Hyperlink"/>
           </w:rPr>
-          <w:t xml:space="preserve">Example 7</w:t>
+          <w:t xml:space="preserve">low and high die rolls</w:t>
         </w:r>
       </w:hyperlink>
       <w:r>
@@ -12319,8 +8260,8 @@
         <w:t xml:space="preserve">is finitely additive.</w:t>
       </w:r>
     </w:p>
-    <w:bookmarkEnd w:id="65"/>
-    <w:bookmarkStart w:id="66" w:name="exm-not-finitely-additive"/>
+    <w:bookmarkEnd w:id="49"/>
+    <w:bookmarkStart w:id="50" w:name="exm-not-finitely-additive"/>
     <w:p>
       <w:pPr>
         <w:pStyle w:val="BodyText"/>
@@ -12330,7 +8271,7 @@
           <w:b/>
           <w:bCs/>
         </w:rPr>
-        <w:t xml:space="preserve">Example 12 (Squaring the count is not finitely additive)</w:t>
+        <w:t xml:space="preserve">Example 8 (Squaring the count is not finitely additive)</w:t>
       </w:r>
       <w:r>
         <w:t xml:space="preserve"> </w:t>
@@ -12875,8 +8816,8 @@
         <w:t xml:space="preserve">is not finitely additive.</w:t>
       </w:r>
     </w:p>
-    <w:bookmarkEnd w:id="66"/>
-    <w:bookmarkStart w:id="67" w:name="def-countable-additivity"/>
+    <w:bookmarkEnd w:id="50"/>
+    <w:bookmarkStart w:id="51" w:name="def-countable-additivity"/>
     <w:p>
       <w:pPr>
         <w:pStyle w:val="BodyText"/>
@@ -12886,7 +8827,7 @@
           <w:b/>
           <w:bCs/>
         </w:rPr>
-        <w:t xml:space="preserve">Definition 11 (Countable additivity (</w:t>
+        <w:t xml:space="preserve">Definition 6 (Countable additivity (</w:t>
       </w:r>
       <m:oMath>
         <m:r>
@@ -13037,7 +8978,7 @@
         <w:t xml:space="preserve"> </w:t>
       </w:r>
       <w:r>
-        <w:t xml:space="preserve">[9]</w:t>
+        <w:t xml:space="preserve">[5]</w:t>
       </w:r>
       <w:r>
         <w:t xml:space="preserve"> </w:t>
@@ -13072,7 +9013,7 @@
       <w:r>
         <w:t xml:space="preserve"> </w:t>
       </w:r>
-      <w:hyperlink w:anchor="def-pairwise-disjoint">
+      <w:hyperlink r:id="rId45">
         <w:r>
           <w:rPr>
             <w:rStyle w:val="Hyperlink"/>
@@ -13083,9 +9024,14 @@
       <w:r>
         <w:t xml:space="preserve"> </w:t>
       </w:r>
-      <w:r>
-        <w:t xml:space="preserve">sets</w:t>
-      </w:r>
+      <w:hyperlink r:id="rId21">
+        <w:r>
+          <w:rPr>
+            <w:rStyle w:val="Hyperlink"/>
+          </w:rPr>
+          <w:t xml:space="preserve">sets</w:t>
+        </w:r>
+      </w:hyperlink>
       <w:r>
         <w:t xml:space="preserve"> </w:t>
       </w:r>
@@ -13305,8 +9251,8 @@
         </m:oMath>
       </m:oMathPara>
     </w:p>
-    <w:bookmarkEnd w:id="67"/>
-    <w:bookmarkStart w:id="68" w:name="exm-countable-additivity"/>
+    <w:bookmarkEnd w:id="51"/>
+    <w:bookmarkStart w:id="52" w:name="exm-countable-additivity"/>
     <w:p>
       <w:pPr>
         <w:pStyle w:val="FirstParagraph"/>
@@ -13316,7 +9262,7 @@
           <w:b/>
           <w:bCs/>
         </w:rPr>
-        <w:t xml:space="preserve">Example 13 (Counting elements is countably additive)</w:t>
+        <w:t xml:space="preserve">Example 9 (Counting elements is countably additive)</w:t>
       </w:r>
       <w:r>
         <w:t xml:space="preserve"> </w:t>
@@ -13399,7 +9345,7 @@
           <w:rPr>
             <w:rStyle w:val="Hyperlink"/>
           </w:rPr>
-          <w:t xml:space="preserve">Example 11</w:t>
+          <w:t xml:space="preserve">Example 7</w:t>
         </w:r>
       </w:hyperlink>
       <w:r>
@@ -13585,7 +9531,7 @@
           <w:rPr>
             <w:rStyle w:val="Hyperlink"/>
           </w:rPr>
-          <w:t xml:space="preserve">Example 11</w:t>
+          <w:t xml:space="preserve">Example 7</w:t>
         </w:r>
       </w:hyperlink>
       <w:r>
@@ -13632,8 +9578,8 @@
         <w:t xml:space="preserve">is countably additive.</w:t>
       </w:r>
     </w:p>
-    <w:bookmarkEnd w:id="68"/>
-    <w:bookmarkStart w:id="69" w:name="rem-countable-additivity-sum-exists"/>
+    <w:bookmarkEnd w:id="52"/>
+    <w:bookmarkStart w:id="54" w:name="rem-countable-additivity-sum-exists"/>
     <w:p>
       <w:pPr>
         <w:pStyle w:val="BodyText"/>
@@ -13654,12 +9600,12 @@
       <w:r>
         <w:t xml:space="preserve"> </w:t>
       </w:r>
-      <w:hyperlink w:anchor="lem-nonneg-series">
+      <w:hyperlink r:id="rId53">
         <w:r>
           <w:rPr>
             <w:rStyle w:val="Hyperlink"/>
           </w:rPr>
-          <w:t xml:space="preserve">Lemma 1</w:t>
+          <w:t xml:space="preserve">sums of non-negative terms</w:t>
         </w:r>
       </w:hyperlink>
       <w:r>
@@ -13679,7 +9625,7 @@
           <w:rPr>
             <w:rStyle w:val="Hyperlink"/>
           </w:rPr>
-          <w:t xml:space="preserve">Definition 11</w:t>
+          <w:t xml:space="preserve">Definition 6</w:t>
         </w:r>
       </w:hyperlink>
       <w:r>
@@ -14106,8 +10052,8 @@
         <w:t xml:space="preserve">.</w:t>
       </w:r>
     </w:p>
-    <w:bookmarkEnd w:id="69"/>
-    <w:bookmarkStart w:id="70" w:name="lem-countable-additivity-empty"/>
+    <w:bookmarkEnd w:id="54"/>
+    <w:bookmarkStart w:id="55" w:name="lem-countable-additivity-empty"/>
     <w:p>
       <w:pPr>
         <w:pStyle w:val="BodyText"/>
@@ -14117,7 +10063,7 @@
           <w:b/>
           <w:bCs/>
         </w:rPr>
-        <w:t xml:space="preserve">Lemma 2 (Countable additivity and the empty set)</w:t>
+        <w:t xml:space="preserve">Lemma 1 (Countable additivity and the empty set)</w:t>
       </w:r>
       <w:r>
         <w:t xml:space="preserve"> </w:t>
@@ -14282,7 +10228,7 @@
         <w:t xml:space="preserve">.</w:t>
       </w:r>
     </w:p>
-    <w:bookmarkEnd w:id="70"/>
+    <w:bookmarkEnd w:id="55"/>
     <w:p>
       <w:pPr>
         <w:pStyle w:val="BodyText"/>
@@ -14788,7 +10734,7 @@
       <w:r>
         <w:t xml:space="preserve"> </w:t>
       </w:r>
-      <w:hyperlink r:id="rId71">
+      <w:hyperlink r:id="rId56">
         <w:r>
           <w:rPr>
             <w:rStyle w:val="Hyperlink"/>
@@ -14852,7 +10798,7 @@
         <w:t xml:space="preserve">.</w:t>
       </w:r>
     </w:p>
-    <w:bookmarkStart w:id="72" w:name="exm-empty-set-zero"/>
+    <w:bookmarkStart w:id="57" w:name="exm-empty-set-zero"/>
     <w:p>
       <w:pPr>
         <w:pStyle w:val="BodyText"/>
@@ -14862,7 +10808,7 @@
           <w:b/>
           <w:bCs/>
         </w:rPr>
-        <w:t xml:space="preserve">Example 14 (A countably additive function with</w:t>
+        <w:t xml:space="preserve">Example 10 (A countably additive function with</w:t>
       </w:r>
       <w:r>
         <w:rPr>
@@ -14991,7 +10937,7 @@
           <w:rPr>
             <w:rStyle w:val="Hyperlink"/>
           </w:rPr>
-          <w:t xml:space="preserve">Example 13</w:t>
+          <w:t xml:space="preserve">Example 9</w:t>
         </w:r>
       </w:hyperlink>
       <w:r>
@@ -15132,8 +11078,8 @@
         </m:oMath>
       </m:oMathPara>
     </w:p>
-    <w:bookmarkEnd w:id="72"/>
-    <w:bookmarkStart w:id="73" w:name="exm-empty-set-infinity"/>
+    <w:bookmarkEnd w:id="57"/>
+    <w:bookmarkStart w:id="60" w:name="exm-empty-set-infinity"/>
     <w:p>
       <w:pPr>
         <w:pStyle w:val="FirstParagraph"/>
@@ -15143,7 +11089,7 @@
           <w:b/>
           <w:bCs/>
         </w:rPr>
-        <w:t xml:space="preserve">Example 15 (A countably additive function with</w:t>
+        <w:t xml:space="preserve">Example 11 (A countably additive function with</w:t>
       </w:r>
       <w:r>
         <w:rPr>
@@ -15629,14 +11575,48 @@
         <w:t xml:space="preserve"> </w:t>
       </w:r>
       <w:r>
-        <w:t xml:space="preserve">the limit of its partial sums (</w:t>
-      </w:r>
-      <w:hyperlink w:anchor="lem-nonneg-series">
+        <w:t xml:space="preserve">the</w:t>
+      </w:r>
+      <w:r>
+        <w:t xml:space="preserve"> </w:t>
+      </w:r>
+      <w:hyperlink r:id="rId58">
         <w:r>
           <w:rPr>
             <w:rStyle w:val="Hyperlink"/>
           </w:rPr>
-          <w:t xml:space="preserve">Lemma 1</w:t>
+          <w:t xml:space="preserve">limit</w:t>
+        </w:r>
+      </w:hyperlink>
+      <w:r>
+        <w:t xml:space="preserve"> </w:t>
+      </w:r>
+      <w:r>
+        <w:t xml:space="preserve">of its</w:t>
+      </w:r>
+      <w:r>
+        <w:t xml:space="preserve"> </w:t>
+      </w:r>
+      <w:hyperlink r:id="rId59">
+        <w:r>
+          <w:rPr>
+            <w:rStyle w:val="Hyperlink"/>
+          </w:rPr>
+          <w:t xml:space="preserve">partial sums</w:t>
+        </w:r>
+      </w:hyperlink>
+      <w:r>
+        <w:t xml:space="preserve"> </w:t>
+      </w:r>
+      <w:r>
+        <w:t xml:space="preserve">(</w:t>
+      </w:r>
+      <w:hyperlink r:id="rId53">
+        <w:r>
+          <w:rPr>
+            <w:rStyle w:val="Hyperlink"/>
+          </w:rPr>
+          <w:t xml:space="preserve">sums of non-negative terms</w:t>
         </w:r>
       </w:hyperlink>
       <w:r>
@@ -15898,8 +11878,8 @@
         <w:t xml:space="preserve">.</w:t>
       </w:r>
     </w:p>
-    <w:bookmarkEnd w:id="73"/>
-    <w:bookmarkStart w:id="74" w:name="rem-empty-set-requirement"/>
+    <w:bookmarkEnd w:id="60"/>
+    <w:bookmarkStart w:id="61" w:name="rem-empty-set-requirement"/>
     <w:p>
       <w:pPr>
         <w:pStyle w:val="BodyText"/>
@@ -15957,7 +11937,7 @@
           <w:rPr>
             <w:rStyle w:val="Hyperlink"/>
           </w:rPr>
-          <w:t xml:space="preserve">Example 14</w:t>
+          <w:t xml:space="preserve">Example 10</w:t>
         </w:r>
       </w:hyperlink>
       <w:r>
@@ -15974,7 +11954,7 @@
           <w:rPr>
             <w:rStyle w:val="Hyperlink"/>
           </w:rPr>
-          <w:t xml:space="preserve">Example 15</w:t>
+          <w:t xml:space="preserve">Example 11</w:t>
         </w:r>
       </w:hyperlink>
       <w:r>
@@ -15997,7 +11977,7 @@
           <w:rPr>
             <w:rStyle w:val="Hyperlink"/>
           </w:rPr>
-          <w:t xml:space="preserve">Lemma 2</w:t>
+          <w:t xml:space="preserve">Lemma 1</w:t>
         </w:r>
       </w:hyperlink>
       <w:r>
@@ -16060,8 +12040,8 @@
         <w:t xml:space="preserve">is an extra requirement, not a consequence of countable additivity.</w:t>
       </w:r>
     </w:p>
-    <w:bookmarkEnd w:id="74"/>
-    <w:bookmarkStart w:id="75" w:name="thm-countable-implies-finite"/>
+    <w:bookmarkEnd w:id="61"/>
+    <w:bookmarkStart w:id="62" w:name="thm-countable-implies-finite"/>
     <w:p>
       <w:pPr>
         <w:pStyle w:val="BodyText"/>
@@ -16226,7 +12206,7 @@
         <w:t xml:space="preserve">.</w:t>
       </w:r>
     </w:p>
-    <w:bookmarkEnd w:id="75"/>
+    <w:bookmarkEnd w:id="62"/>
     <w:p>
       <w:pPr>
         <w:pStyle w:val="BodyText"/>
@@ -17123,7 +13103,7 @@
         </m:oMath>
       </m:oMathPara>
     </w:p>
-    <w:bookmarkStart w:id="76" w:name="exm-finite-not-countable"/>
+    <w:bookmarkStart w:id="63" w:name="exm-finite-not-countable"/>
     <w:p>
       <w:pPr>
         <w:pStyle w:val="FirstParagraph"/>
@@ -17133,7 +13113,7 @@
           <w:b/>
           <w:bCs/>
         </w:rPr>
-        <w:t xml:space="preserve">Example 16 (Finitely additive but not countably additive)</w:t>
+        <w:t xml:space="preserve">Example 12 (Finitely additive but not countably additive)</w:t>
       </w:r>
       <w:r>
         <w:t xml:space="preserve"> </w:t>
@@ -18767,8 +14747,8 @@
         </m:oMath>
       </m:oMathPara>
     </w:p>
-    <w:bookmarkEnd w:id="76"/>
-    <w:bookmarkStart w:id="78" w:name="rem-finite-not-countable-converse"/>
+    <w:bookmarkEnd w:id="63"/>
+    <w:bookmarkStart w:id="65" w:name="rem-finite-not-countable-converse"/>
     <w:p>
       <w:pPr>
         <w:pStyle w:val="FirstParagraph"/>
@@ -18788,7 +14768,7 @@
           <w:rPr>
             <w:rStyle w:val="Hyperlink"/>
           </w:rPr>
-          <w:t xml:space="preserve">Example 16</w:t>
+          <w:t xml:space="preserve">Example 12</w:t>
         </w:r>
       </w:hyperlink>
       <w:r>
@@ -18800,7 +14780,7 @@
       <w:r>
         <w:t xml:space="preserve"> </w:t>
       </w:r>
-      <w:hyperlink r:id="rId77">
+      <w:hyperlink r:id="rId64">
         <w:r>
           <w:rPr>
             <w:rStyle w:val="Hyperlink"/>
@@ -18885,7 +14865,7 @@
         <w:t xml:space="preserve"> </w:t>
       </w:r>
       <w:r>
-        <w:t xml:space="preserve">[9]</w:t>
+        <w:t xml:space="preserve">[5]</w:t>
       </w:r>
       <w:r>
         <w:t xml:space="preserve">.</w:t>
@@ -18918,7 +14898,7 @@
           <w:rPr>
             <w:rStyle w:val="Hyperlink"/>
           </w:rPr>
-          <w:t xml:space="preserve">Example 16</w:t>
+          <w:t xml:space="preserve">Example 12</w:t>
         </w:r>
       </w:hyperlink>
       <w:r>
@@ -18989,18 +14969,18 @@
         <w:t xml:space="preserve">is finite.</w:t>
       </w:r>
     </w:p>
-    <w:bookmarkEnd w:id="78"/>
-    <w:bookmarkEnd w:id="79"/>
-    <w:bookmarkStart w:id="105" w:name="measures"/>
+    <w:bookmarkEnd w:id="65"/>
+    <w:bookmarkEnd w:id="66"/>
+    <w:bookmarkStart w:id="92" w:name="measures"/>
     <w:p>
       <w:pPr>
         <w:pStyle w:val="Heading2"/>
       </w:pPr>
       <w:r>
-        <w:t xml:space="preserve">5 Measures</w:t>
+        <w:t xml:space="preserve">3 Measures</w:t>
       </w:r>
     </w:p>
-    <w:bookmarkStart w:id="80" w:name="def-measure"/>
+    <w:bookmarkStart w:id="67" w:name="def-measure"/>
     <w:p>
       <w:pPr>
         <w:pStyle w:val="FirstParagraph"/>
@@ -19010,7 +14990,7 @@
           <w:b/>
           <w:bCs/>
         </w:rPr>
-        <w:t xml:space="preserve">Definition 12 (Measure)</w:t>
+        <w:t xml:space="preserve">Definition 7 (Measure)</w:t>
       </w:r>
       <w:r>
         <w:t xml:space="preserve"> </w:t>
@@ -19046,7 +15026,7 @@
         <w:t xml:space="preserve"> </w:t>
       </w:r>
       <w:r>
-        <w:t xml:space="preserve">[10]</w:t>
+        <w:t xml:space="preserve">[6]</w:t>
       </w:r>
       <w:r>
         <w:t xml:space="preserve"> </w:t>
@@ -19154,7 +15134,7 @@
         <w:pStyle w:val="Compact"/>
         <w:numPr>
           <w:ilvl w:val="0"/>
-          <w:numId w:val="1009"/>
+          <w:numId w:val="1006"/>
         </w:numPr>
       </w:pPr>
       <m:oMath>
@@ -19198,7 +15178,7 @@
         <w:pStyle w:val="Compact"/>
         <w:numPr>
           <w:ilvl w:val="0"/>
-          <w:numId w:val="1009"/>
+          <w:numId w:val="1006"/>
         </w:numPr>
       </w:pPr>
       <m:oMath>
@@ -19227,8 +15207,8 @@
         <w:t xml:space="preserve">.</w:t>
       </w:r>
     </w:p>
-    <w:bookmarkEnd w:id="80"/>
-    <w:bookmarkStart w:id="81" w:name="exm-measure"/>
+    <w:bookmarkEnd w:id="67"/>
+    <w:bookmarkStart w:id="68" w:name="exm-measure"/>
     <w:p>
       <w:pPr>
         <w:pStyle w:val="FirstParagraph"/>
@@ -19238,7 +15218,7 @@
           <w:b/>
           <w:bCs/>
         </w:rPr>
-        <w:t xml:space="preserve">Example 17 (Counting elements is a measure)</w:t>
+        <w:t xml:space="preserve">Example 13 (Counting elements is a measure)</w:t>
       </w:r>
       <w:r>
         <w:t xml:space="preserve"> </w:t>
@@ -19321,7 +15301,7 @@
           <w:rPr>
             <w:rStyle w:val="Hyperlink"/>
           </w:rPr>
-          <w:t xml:space="preserve">Example 11</w:t>
+          <w:t xml:space="preserve">Example 7</w:t>
         </w:r>
       </w:hyperlink>
       <w:r>
@@ -19421,7 +15401,7 @@
           <w:rPr>
             <w:rStyle w:val="Hyperlink"/>
           </w:rPr>
-          <w:t xml:space="preserve">Example 13</w:t>
+          <w:t xml:space="preserve">Example 9</w:t>
         </w:r>
       </w:hyperlink>
       <w:r>
@@ -19478,8 +15458,8 @@
         <w:t xml:space="preserve">so it is a measure.</w:t>
       </w:r>
     </w:p>
-    <w:bookmarkEnd w:id="81"/>
-    <w:bookmarkStart w:id="82" w:name="cor-measure-finitely-additive"/>
+    <w:bookmarkEnd w:id="68"/>
+    <w:bookmarkStart w:id="69" w:name="cor-measure-finitely-additive"/>
     <w:p>
       <w:pPr>
         <w:pStyle w:val="BodyText"/>
@@ -19529,7 +15509,7 @@
         <w:t xml:space="preserve">.</w:t>
       </w:r>
     </w:p>
-    <w:bookmarkEnd w:id="82"/>
+    <w:bookmarkEnd w:id="69"/>
     <w:p>
       <w:pPr>
         <w:pStyle w:val="BodyText"/>
@@ -19607,7 +15587,7 @@
           <w:rPr>
             <w:rStyle w:val="Hyperlink"/>
           </w:rPr>
-          <w:t xml:space="preserve">Definition 12</w:t>
+          <w:t xml:space="preserve">Definition 7</w:t>
         </w:r>
       </w:hyperlink>
       <w:r>
@@ -19637,7 +15617,7 @@
         <w:t xml:space="preserve">applies to it.</w:t>
       </w:r>
     </w:p>
-    <w:bookmarkStart w:id="83" w:name="def-counting-measure"/>
+    <w:bookmarkStart w:id="70" w:name="def-counting-measure"/>
     <w:p>
       <w:pPr>
         <w:pStyle w:val="BodyText"/>
@@ -19647,7 +15627,7 @@
           <w:b/>
           <w:bCs/>
         </w:rPr>
-        <w:t xml:space="preserve">Definition 13 (Counting measure)</w:t>
+        <w:t xml:space="preserve">Definition 8 (Counting measure)</w:t>
       </w:r>
       <w:r>
         <w:t xml:space="preserve"> </w:t>
@@ -19669,7 +15649,7 @@
         <w:t xml:space="preserve"> </w:t>
       </w:r>
       <w:r>
-        <w:t xml:space="preserve">[11]</w:t>
+        <w:t xml:space="preserve">[7]</w:t>
       </w:r>
       <w:r>
         <w:t xml:space="preserve"> </w:t>
@@ -19912,8 +15892,8 @@
         </m:oMath>
       </m:oMathPara>
     </w:p>
-    <w:bookmarkEnd w:id="83"/>
-    <w:bookmarkStart w:id="85" w:name="exm-counting-measure"/>
+    <w:bookmarkEnd w:id="70"/>
+    <w:bookmarkStart w:id="72" w:name="exm-counting-measure"/>
     <w:p>
       <w:pPr>
         <w:pStyle w:val="FirstParagraph"/>
@@ -19923,7 +15903,7 @@
           <w:b/>
           <w:bCs/>
         </w:rPr>
-        <w:t xml:space="preserve">Example 18 (Counting measure on the non-negative integers)</w:t>
+        <w:t xml:space="preserve">Example 14 (Counting measure on the non-negative integers)</w:t>
       </w:r>
       <w:r>
         <w:t xml:space="preserve"> </w:t>
@@ -19948,7 +15928,7 @@
       <w:r>
         <w:t xml:space="preserve"> </w:t>
       </w:r>
-      <w:hyperlink r:id="rId84">
+      <w:hyperlink r:id="rId71">
         <w:r>
           <w:rPr>
             <w:rStyle w:val="Hyperlink"/>
@@ -20415,8 +16395,8 @@
         </m:oMath>
       </m:oMathPara>
     </w:p>
-    <w:bookmarkEnd w:id="85"/>
-    <w:bookmarkStart w:id="86" w:name="def-measurable-space"/>
+    <w:bookmarkEnd w:id="72"/>
+    <w:bookmarkStart w:id="73" w:name="def-measurable-space"/>
     <w:p>
       <w:pPr>
         <w:pStyle w:val="FirstParagraph"/>
@@ -20426,7 +16406,7 @@
           <w:b/>
           <w:bCs/>
         </w:rPr>
-        <w:t xml:space="preserve">Definition 14 (Measurable space)</w:t>
+        <w:t xml:space="preserve">Definition 9 (Measurable space)</w:t>
       </w:r>
       <w:r>
         <w:t xml:space="preserve"> </w:t>
@@ -20448,7 +16428,7 @@
         <w:t xml:space="preserve"> </w:t>
       </w:r>
       <w:r>
-        <w:t xml:space="preserve">[12]</w:t>
+        <w:t xml:space="preserve">[8]</w:t>
       </w:r>
       <w:r>
         <w:t xml:space="preserve"> </w:t>
@@ -20549,8 +16529,8 @@
         <w:t xml:space="preserve">.</w:t>
       </w:r>
     </w:p>
-    <w:bookmarkEnd w:id="86"/>
-    <w:bookmarkStart w:id="87" w:name="def-measurable-set"/>
+    <w:bookmarkEnd w:id="73"/>
+    <w:bookmarkStart w:id="74" w:name="def-measurable-set"/>
     <w:p>
       <w:pPr>
         <w:pStyle w:val="BodyText"/>
@@ -20560,7 +16540,7 @@
           <w:b/>
           <w:bCs/>
         </w:rPr>
-        <w:t xml:space="preserve">Definition 15 (Measurable set)</w:t>
+        <w:t xml:space="preserve">Definition 10 (Measurable set)</w:t>
       </w:r>
       <w:r>
         <w:t xml:space="preserve"> </w:t>
@@ -20653,8 +16633,8 @@
         <w:t xml:space="preserve">.</w:t>
       </w:r>
     </w:p>
-    <w:bookmarkEnd w:id="87"/>
-    <w:bookmarkStart w:id="88" w:name="exm-measurable-space"/>
+    <w:bookmarkEnd w:id="74"/>
+    <w:bookmarkStart w:id="75" w:name="exm-measurable-space"/>
     <w:p>
       <w:pPr>
         <w:pStyle w:val="BodyText"/>
@@ -20664,7 +16644,7 @@
           <w:b/>
           <w:bCs/>
         </w:rPr>
-        <w:t xml:space="preserve">Example 19 (Measurable spaces of die rolls)</w:t>
+        <w:t xml:space="preserve">Example 15 (Measurable spaces of die rolls)</w:t>
       </w:r>
       <w:r>
         <w:t xml:space="preserve"> </w:t>
@@ -20759,7 +16739,7 @@
         <w:pStyle w:val="Compact"/>
         <w:numPr>
           <w:ilvl w:val="0"/>
-          <w:numId w:val="1010"/>
+          <w:numId w:val="1007"/>
         </w:numPr>
       </w:pPr>
       <m:oMath>
@@ -20847,7 +16827,7 @@
         <w:pStyle w:val="Compact"/>
         <w:numPr>
           <w:ilvl w:val="0"/>
-          <w:numId w:val="1010"/>
+          <w:numId w:val="1007"/>
         </w:numPr>
       </w:pPr>
       <m:oMath>
@@ -21039,8 +17019,8 @@
         <w:t xml:space="preserve">is not one of them.</w:t>
       </w:r>
     </w:p>
-    <w:bookmarkEnd w:id="88"/>
-    <w:bookmarkStart w:id="89" w:name="def-measure-space"/>
+    <w:bookmarkEnd w:id="75"/>
+    <w:bookmarkStart w:id="76" w:name="def-measure-space"/>
     <w:p>
       <w:pPr>
         <w:pStyle w:val="FirstParagraph"/>
@@ -21050,7 +17030,7 @@
           <w:b/>
           <w:bCs/>
         </w:rPr>
-        <w:t xml:space="preserve">Definition 16 (Measure space)</w:t>
+        <w:t xml:space="preserve">Definition 11 (Measure space)</w:t>
       </w:r>
       <w:r>
         <w:t xml:space="preserve"> </w:t>
@@ -21174,8 +17154,8 @@
         <w:t xml:space="preserve">.</w:t>
       </w:r>
     </w:p>
-    <w:bookmarkEnd w:id="89"/>
-    <w:bookmarkStart w:id="90" w:name="exm-measure-space"/>
+    <w:bookmarkEnd w:id="76"/>
+    <w:bookmarkStart w:id="77" w:name="exm-measure-space"/>
     <w:p>
       <w:pPr>
         <w:pStyle w:val="BodyText"/>
@@ -21185,7 +17165,7 @@
           <w:b/>
           <w:bCs/>
         </w:rPr>
-        <w:t xml:space="preserve">Example 20 (Measure space of die rolls)</w:t>
+        <w:t xml:space="preserve">Example 16 (Measure space of die rolls)</w:t>
       </w:r>
       <w:r>
         <w:t xml:space="preserve"> </w:t>
@@ -21342,7 +17322,7 @@
           <w:rPr>
             <w:rStyle w:val="Hyperlink"/>
           </w:rPr>
-          <w:t xml:space="preserve">Example 17</w:t>
+          <w:t xml:space="preserve">Example 13</w:t>
         </w:r>
       </w:hyperlink>
       <w:r>
@@ -21409,7 +17389,7 @@
           <w:rPr>
             <w:rStyle w:val="Hyperlink"/>
           </w:rPr>
-          <w:t xml:space="preserve">Example 19</w:t>
+          <w:t xml:space="preserve">Example 15</w:t>
         </w:r>
       </w:hyperlink>
       <w:r>
@@ -21467,8 +17447,8 @@
         <w:t xml:space="preserve">a measure space.</w:t>
       </w:r>
     </w:p>
-    <w:bookmarkEnd w:id="90"/>
-    <w:bookmarkStart w:id="91" w:name="def-lebesgue-measure"/>
+    <w:bookmarkEnd w:id="77"/>
+    <w:bookmarkStart w:id="78" w:name="def-lebesgue-measure"/>
     <w:p>
       <w:pPr>
         <w:pStyle w:val="BodyText"/>
@@ -21478,7 +17458,7 @@
           <w:b/>
           <w:bCs/>
         </w:rPr>
-        <w:t xml:space="preserve">Definition 17 (Lebesgue measure)</w:t>
+        <w:t xml:space="preserve">Definition 12 (Lebesgue measure)</w:t>
       </w:r>
       <w:r>
         <w:t xml:space="preserve"> </w:t>
@@ -21512,7 +17492,7 @@
         <w:t xml:space="preserve"> </w:t>
       </w:r>
       <w:r>
-        <w:t xml:space="preserve">[13]</w:t>
+        <w:t xml:space="preserve">[9]</w:t>
       </w:r>
       <w:r>
         <w:t xml:space="preserve"> </w:t>
@@ -21594,7 +17574,7 @@
       <w:r>
         <w:t xml:space="preserve"> </w:t>
       </w:r>
-      <w:hyperlink r:id="rId34">
+      <w:hyperlink r:id="rId35">
         <w:r>
           <w:rPr>
             <w:rStyle w:val="Hyperlink"/>
@@ -21953,8 +17933,8 @@
         <w:t xml:space="preserve">.</w:t>
       </w:r>
     </w:p>
-    <w:bookmarkEnd w:id="91"/>
-    <w:bookmarkStart w:id="92" w:name="rem-lebesgue-measure-exists"/>
+    <w:bookmarkEnd w:id="78"/>
+    <w:bookmarkStart w:id="79" w:name="rem-lebesgue-measure-exists"/>
     <w:p>
       <w:pPr>
         <w:pStyle w:val="BodyText"/>
@@ -22000,7 +17980,7 @@
         <w:t xml:space="preserve"> </w:t>
       </w:r>
       <w:r>
-        <w:t xml:space="preserve">[13]</w:t>
+        <w:t xml:space="preserve">[9]</w:t>
       </w:r>
       <w:r>
         <w:t xml:space="preserve">,</w:t>
@@ -22043,8 +18023,8 @@
         <w:t xml:space="preserve">the Lebesgue-measurable sets, with the same values on Borel sets.</w:t>
       </w:r>
     </w:p>
-    <w:bookmarkEnd w:id="92"/>
-    <w:bookmarkStart w:id="93" w:name="def-lebesgue-measure-interval"/>
+    <w:bookmarkEnd w:id="79"/>
+    <w:bookmarkStart w:id="80" w:name="def-lebesgue-measure-interval"/>
     <w:p>
       <w:pPr>
         <w:pStyle w:val="BodyText"/>
@@ -22054,7 +18034,7 @@
           <w:b/>
           <w:bCs/>
         </w:rPr>
-        <w:t xml:space="preserve">Definition 18 (Lebesgue measure on an interval)</w:t>
+        <w:t xml:space="preserve">Definition 13 (Lebesgue measure on an interval)</w:t>
       </w:r>
       <w:r>
         <w:t xml:space="preserve"> </w:t>
@@ -22134,7 +18114,7 @@
           <w:rPr>
             <w:rStyle w:val="Hyperlink"/>
           </w:rPr>
-          <w:t xml:space="preserve">Definition 17</w:t>
+          <w:t xml:space="preserve">Definition 12</w:t>
         </w:r>
       </w:hyperlink>
       <w:r>
@@ -22152,8 +18132,8 @@
         <w:t xml:space="preserve">.</w:t>
       </w:r>
     </w:p>
-    <w:bookmarkEnd w:id="93"/>
-    <w:bookmarkStart w:id="94" w:name="exm-lebesgue-measure"/>
+    <w:bookmarkEnd w:id="80"/>
+    <w:bookmarkStart w:id="81" w:name="exm-lebesgue-measure"/>
     <w:p>
       <w:pPr>
         <w:pStyle w:val="BodyText"/>
@@ -22163,7 +18143,7 @@
           <w:b/>
           <w:bCs/>
         </w:rPr>
-        <w:t xml:space="preserve">Example 21 (Lengths of some Borel sets)</w:t>
+        <w:t xml:space="preserve">Example 17 (Lengths of some Borel sets)</w:t>
       </w:r>
       <w:r>
         <w:t xml:space="preserve"> </w:t>
@@ -22272,7 +18252,7 @@
       <w:pPr>
         <w:numPr>
           <w:ilvl w:val="0"/>
-          <w:numId w:val="1011"/>
+          <w:numId w:val="1008"/>
         </w:numPr>
       </w:pPr>
       <w:r>
@@ -22424,7 +18404,7 @@
       <w:pPr>
         <w:numPr>
           <w:ilvl w:val="0"/>
-          <w:numId w:val="1011"/>
+          <w:numId w:val="1008"/>
         </w:numPr>
       </w:pPr>
       <w:r>
@@ -22691,7 +18671,7 @@
       <w:pPr>
         <w:numPr>
           <w:ilvl w:val="0"/>
-          <w:numId w:val="1011"/>
+          <w:numId w:val="1008"/>
         </w:numPr>
       </w:pPr>
       <m:oMath>
@@ -22796,7 +18776,7 @@
       <w:pPr>
         <w:numPr>
           <w:ilvl w:val="0"/>
-          <w:numId w:val="1011"/>
+          <w:numId w:val="1008"/>
         </w:numPr>
       </w:pPr>
       <w:r>
@@ -22969,8 +18949,8 @@
         </m:oMath>
       </m:oMathPara>
     </w:p>
-    <w:bookmarkEnd w:id="94"/>
-    <w:bookmarkStart w:id="97" w:name="rem-measure-size"/>
+    <w:bookmarkEnd w:id="81"/>
+    <w:bookmarkStart w:id="84" w:name="rem-measure-size"/>
     <w:p>
       <w:pPr>
         <w:pStyle w:val="FirstParagraph"/>
@@ -23025,7 +19005,7 @@
           <w:rPr>
             <w:rStyle w:val="Hyperlink"/>
           </w:rPr>
-          <w:t xml:space="preserve">Definition 13</w:t>
+          <w:t xml:space="preserve">Definition 8</w:t>
         </w:r>
       </w:hyperlink>
       <w:r>
@@ -23048,7 +19028,7 @@
           <w:rPr>
             <w:rStyle w:val="Hyperlink"/>
           </w:rPr>
-          <w:t xml:space="preserve">Definition 17</w:t>
+          <w:t xml:space="preserve">Definition 12</w:t>
         </w:r>
       </w:hyperlink>
       <w:r>
@@ -23063,7 +19043,7 @@
       <w:r>
         <w:t xml:space="preserve"> </w:t>
       </w:r>
-      <w:hyperlink r:id="rId34">
+      <w:hyperlink r:id="rId35">
         <w:r>
           <w:rPr>
             <w:rStyle w:val="Hyperlink"/>
@@ -23385,7 +19365,7 @@
       <w:r>
         <w:t xml:space="preserve"> </w:t>
       </w:r>
-      <w:hyperlink r:id="rId95">
+      <w:hyperlink r:id="rId82">
         <w:r>
           <w:rPr>
             <w:rStyle w:val="Hyperlink"/>
@@ -23402,7 +19382,7 @@
       <w:r>
         <w:t xml:space="preserve"> </w:t>
       </w:r>
-      <w:hyperlink r:id="rId96">
+      <w:hyperlink r:id="rId83">
         <w:r>
           <w:rPr>
             <w:rStyle w:val="Hyperlink"/>
@@ -23417,8 +19397,8 @@
         <w:t xml:space="preserve">theorems.</w:t>
       </w:r>
     </w:p>
-    <w:bookmarkEnd w:id="97"/>
-    <w:bookmarkStart w:id="98" w:name="def-measure-zero"/>
+    <w:bookmarkEnd w:id="84"/>
+    <w:bookmarkStart w:id="85" w:name="def-measure-zero"/>
     <w:p>
       <w:pPr>
         <w:pStyle w:val="BodyText"/>
@@ -23428,7 +19408,7 @@
           <w:b/>
           <w:bCs/>
         </w:rPr>
-        <w:t xml:space="preserve">Definition 19 (Measure zero (null set))</w:t>
+        <w:t xml:space="preserve">Definition 14 (Measure zero (null set))</w:t>
       </w:r>
       <w:r>
         <w:t xml:space="preserve"> </w:t>
@@ -23545,7 +19525,7 @@
         <w:t xml:space="preserve"> </w:t>
       </w:r>
       <w:r>
-        <w:t xml:space="preserve">[14]</w:t>
+        <w:t xml:space="preserve">[10]</w:t>
       </w:r>
       <w:r>
         <w:t xml:space="preserve"> </w:t>
@@ -23622,8 +19602,8 @@
         <w:t xml:space="preserve">.</w:t>
       </w:r>
     </w:p>
-    <w:bookmarkEnd w:id="98"/>
-    <w:bookmarkStart w:id="99" w:name="exm-measure-zero"/>
+    <w:bookmarkEnd w:id="85"/>
+    <w:bookmarkStart w:id="86" w:name="exm-measure-zero"/>
     <w:p>
       <w:pPr>
         <w:pStyle w:val="BodyText"/>
@@ -23633,7 +19613,7 @@
           <w:b/>
           <w:bCs/>
         </w:rPr>
-        <w:t xml:space="preserve">Example 22 (Sets of measure zero)</w:t>
+        <w:t xml:space="preserve">Example 18 (Sets of measure zero)</w:t>
       </w:r>
       <w:r>
         <w:t xml:space="preserve"> </w:t>
@@ -23647,7 +19627,7 @@
         <w:pStyle w:val="Compact"/>
         <w:numPr>
           <w:ilvl w:val="0"/>
-          <w:numId w:val="1012"/>
+          <w:numId w:val="1009"/>
         </w:numPr>
       </w:pPr>
       <w:r>
@@ -23713,7 +19693,7 @@
         <w:pStyle w:val="Compact"/>
         <w:numPr>
           <w:ilvl w:val="0"/>
-          <w:numId w:val="1012"/>
+          <w:numId w:val="1009"/>
         </w:numPr>
       </w:pPr>
       <w:r>
@@ -23784,7 +19764,7 @@
           <w:rPr>
             <w:rStyle w:val="Hyperlink"/>
           </w:rPr>
-          <w:t xml:space="preserve">Example 21</w:t>
+          <w:t xml:space="preserve">Example 17</w:t>
         </w:r>
       </w:hyperlink>
       <w:r>
@@ -23797,8 +19777,8 @@
         <w:t xml:space="preserve">although neither set is empty.</w:t>
       </w:r>
     </w:p>
-    <w:bookmarkEnd w:id="99"/>
-    <w:bookmarkStart w:id="100" w:name="def-almost-everywhere"/>
+    <w:bookmarkEnd w:id="86"/>
+    <w:bookmarkStart w:id="87" w:name="def-almost-everywhere"/>
     <w:p>
       <w:pPr>
         <w:pStyle w:val="FirstParagraph"/>
@@ -23808,7 +19788,7 @@
           <w:b/>
           <w:bCs/>
         </w:rPr>
-        <w:t xml:space="preserve">Definition 20 (Almost everywhere (</w:t>
+        <w:t xml:space="preserve">Definition 15 (Almost everywhere (</w:t>
       </w:r>
       <m:oMath>
         <m:r>
@@ -24008,7 +19988,7 @@
         <w:t xml:space="preserve"> </w:t>
       </w:r>
       <w:r>
-        <w:t xml:space="preserve">[15]</w:t>
+        <w:t xml:space="preserve">[11]</w:t>
       </w:r>
       <w:r>
         <w:t xml:space="preserve"> </w:t>
@@ -24054,8 +20034,8 @@
         <w:t xml:space="preserve">.</w:t>
       </w:r>
     </w:p>
-    <w:bookmarkEnd w:id="100"/>
-    <w:bookmarkStart w:id="101" w:name="exm-almost-everywhere"/>
+    <w:bookmarkEnd w:id="87"/>
+    <w:bookmarkStart w:id="88" w:name="exm-almost-everywhere"/>
     <w:p>
       <w:pPr>
         <w:pStyle w:val="BodyText"/>
@@ -24065,7 +20045,7 @@
           <w:b/>
           <w:bCs/>
         </w:rPr>
-        <w:t xml:space="preserve">Example 23 (Non-negative except on the integers)</w:t>
+        <w:t xml:space="preserve">Example 19 (Non-negative except on the integers)</w:t>
       </w:r>
       <w:r>
         <w:t xml:space="preserve"> </w:t>
@@ -24351,7 +20331,7 @@
           <w:rPr>
             <w:rStyle w:val="Hyperlink"/>
           </w:rPr>
-          <w:t xml:space="preserve">Example 21</w:t>
+          <w:t xml:space="preserve">Example 17</w:t>
         </w:r>
       </w:hyperlink>
       <w:r>
@@ -24433,7 +20413,7 @@
           <w:rPr>
             <w:rStyle w:val="Hyperlink"/>
           </w:rPr>
-          <w:t xml:space="preserve">Example 22</w:t>
+          <w:t xml:space="preserve">Example 18</w:t>
         </w:r>
       </w:hyperlink>
       <w:r>
@@ -24446,8 +20426,8 @@
         <w:t xml:space="preserve">so a statement holds almost everywhere only if it holds everywhere.</w:t>
       </w:r>
     </w:p>
-    <w:bookmarkEnd w:id="101"/>
-    <w:bookmarkStart w:id="102" w:name="def-finite-measure"/>
+    <w:bookmarkEnd w:id="88"/>
+    <w:bookmarkStart w:id="89" w:name="def-finite-measure"/>
     <w:p>
       <w:pPr>
         <w:pStyle w:val="BodyText"/>
@@ -24457,7 +20437,7 @@
           <w:b/>
           <w:bCs/>
         </w:rPr>
-        <w:t xml:space="preserve">Definition 21 (Finite measure)</w:t>
+        <w:t xml:space="preserve">Definition 16 (Finite measure)</w:t>
       </w:r>
       <w:r>
         <w:t xml:space="preserve"> </w:t>
@@ -24567,7 +20547,7 @@
         <w:t xml:space="preserve"> </w:t>
       </w:r>
       <w:r>
-        <w:t xml:space="preserve">[16]</w:t>
+        <w:t xml:space="preserve">[12]</w:t>
       </w:r>
       <w:r>
         <w:t xml:space="preserve"> </w:t>
@@ -24608,8 +20588,8 @@
         <w:t xml:space="preserve">.</w:t>
       </w:r>
     </w:p>
-    <w:bookmarkEnd w:id="102"/>
-    <w:bookmarkStart w:id="103" w:name="def-sigma-finite"/>
+    <w:bookmarkEnd w:id="89"/>
+    <w:bookmarkStart w:id="90" w:name="def-sigma-finite"/>
     <w:p>
       <w:pPr>
         <w:pStyle w:val="BodyText"/>
@@ -24619,7 +20599,7 @@
           <w:b/>
           <w:bCs/>
         </w:rPr>
-        <w:t xml:space="preserve">Definition 22 (</w:t>
+        <w:t xml:space="preserve">Definition 17 (</w:t>
       </w:r>
       <m:oMath>
         <m:r>
@@ -24740,7 +20720,7 @@
         <w:t xml:space="preserve"> </w:t>
       </w:r>
       <w:r>
-        <w:t xml:space="preserve">[17]</w:t>
+        <w:t xml:space="preserve">[13]</w:t>
       </w:r>
       <w:r>
         <w:t xml:space="preserve"> </w:t>
@@ -24950,8 +20930,8 @@
         <w:t xml:space="preserve">.</w:t>
       </w:r>
     </w:p>
-    <w:bookmarkEnd w:id="103"/>
-    <w:bookmarkStart w:id="104" w:name="exm-sigma-finite"/>
+    <w:bookmarkEnd w:id="90"/>
+    <w:bookmarkStart w:id="91" w:name="exm-sigma-finite"/>
     <w:p>
       <w:pPr>
         <w:pStyle w:val="BodyText"/>
@@ -24961,7 +20941,7 @@
           <w:b/>
           <w:bCs/>
         </w:rPr>
-        <w:t xml:space="preserve">Example 24 (Finite and</w:t>
+        <w:t xml:space="preserve">Example 20 (Finite and</w:t>
       </w:r>
       <w:r>
         <w:rPr>
@@ -24993,7 +20973,7 @@
       <w:pPr>
         <w:numPr>
           <w:ilvl w:val="0"/>
-          <w:numId w:val="1013"/>
+          <w:numId w:val="1010"/>
         </w:numPr>
       </w:pPr>
       <w:r>
@@ -25265,7 +21245,7 @@
       <w:pPr>
         <w:numPr>
           <w:ilvl w:val="0"/>
-          <w:numId w:val="1013"/>
+          <w:numId w:val="1010"/>
         </w:numPr>
       </w:pPr>
       <w:r>
@@ -25325,7 +21305,7 @@
       <w:pPr>
         <w:numPr>
           <w:ilvl w:val="0"/>
-          <w:numId w:val="1013"/>
+          <w:numId w:val="1010"/>
         </w:numPr>
       </w:pPr>
       <w:r>
@@ -25565,7 +21545,7 @@
       <w:pPr>
         <w:numPr>
           <w:ilvl w:val="0"/>
-          <w:numId w:val="1013"/>
+          <w:numId w:val="1010"/>
         </w:numPr>
       </w:pPr>
       <w:r>
@@ -25794,18 +21774,18 @@
         <w:t xml:space="preserve">.</w:t>
       </w:r>
     </w:p>
-    <w:bookmarkEnd w:id="104"/>
-    <w:bookmarkEnd w:id="105"/>
-    <w:bookmarkStart w:id="113" w:name="probability-measures"/>
+    <w:bookmarkEnd w:id="91"/>
+    <w:bookmarkEnd w:id="92"/>
+    <w:bookmarkStart w:id="101" w:name="probability-measures"/>
     <w:p>
       <w:pPr>
         <w:pStyle w:val="Heading2"/>
       </w:pPr>
       <w:r>
-        <w:t xml:space="preserve">6 Probability measures</w:t>
+        <w:t xml:space="preserve">4 Probability measures</w:t>
       </w:r>
     </w:p>
-    <w:bookmarkStart w:id="106" w:name="def-probability-measure"/>
+    <w:bookmarkStart w:id="93" w:name="def-probability-measure"/>
     <w:p>
       <w:pPr>
         <w:pStyle w:val="FirstParagraph"/>
@@ -25815,7 +21795,7 @@
           <w:b/>
           <w:bCs/>
         </w:rPr>
-        <w:t xml:space="preserve">Definition 23 (Probability measure)</w:t>
+        <w:t xml:space="preserve">Definition 18 (Probability measure)</w:t>
       </w:r>
       <w:r>
         <w:t xml:space="preserve"> </w:t>
@@ -25837,7 +21817,7 @@
         <w:t xml:space="preserve"> </w:t>
       </w:r>
       <w:r>
-        <w:t xml:space="preserve">[18]</w:t>
+        <w:t xml:space="preserve">[14]</w:t>
       </w:r>
       <w:r>
         <w:t xml:space="preserve"> </w:t>
@@ -26022,8 +22002,8 @@
         </m:oMath>
       </m:oMathPara>
     </w:p>
-    <w:bookmarkEnd w:id="106"/>
-    <w:bookmarkStart w:id="107" w:name="exm-probability-measure"/>
+    <w:bookmarkEnd w:id="93"/>
+    <w:bookmarkStart w:id="94" w:name="exm-probability-measure"/>
     <w:p>
       <w:pPr>
         <w:pStyle w:val="FirstParagraph"/>
@@ -26033,7 +22013,7 @@
           <w:b/>
           <w:bCs/>
         </w:rPr>
-        <w:t xml:space="preserve">Example 25 (A fair die, and the unit interval)</w:t>
+        <w:t xml:space="preserve">Example 21 (A fair die, and the unit interval)</w:t>
       </w:r>
       <w:r>
         <w:t xml:space="preserve"> </w:t>
@@ -26046,7 +22026,7 @@
       <w:pPr>
         <w:numPr>
           <w:ilvl w:val="0"/>
-          <w:numId w:val="1014"/>
+          <w:numId w:val="1011"/>
         </w:numPr>
       </w:pPr>
       <w:r>
@@ -26360,7 +22340,7 @@
           <w:rPr>
             <w:rStyle w:val="Hyperlink"/>
           </w:rPr>
-          <w:t xml:space="preserve">Example 17</w:t>
+          <w:t xml:space="preserve">Example 13</w:t>
         </w:r>
       </w:hyperlink>
       <w:r>
@@ -26468,7 +22448,7 @@
           <w:rPr>
             <w:rStyle w:val="Hyperlink"/>
           </w:rPr>
-          <w:t xml:space="preserve">Example 13</w:t>
+          <w:t xml:space="preserve">Example 9</w:t>
         </w:r>
       </w:hyperlink>
       <w:r>
@@ -26811,7 +22791,7 @@
       <w:pPr>
         <w:numPr>
           <w:ilvl w:val="0"/>
-          <w:numId w:val="1014"/>
+          <w:numId w:val="1011"/>
         </w:numPr>
       </w:pPr>
       <w:r>
@@ -26922,7 +22902,7 @@
           <w:rPr>
             <w:rStyle w:val="Hyperlink"/>
           </w:rPr>
-          <w:t xml:space="preserve">Example 21</w:t>
+          <w:t xml:space="preserve">Example 17</w:t>
         </w:r>
       </w:hyperlink>
       <w:r>
@@ -26933,7 +22913,7 @@
       <w:pPr>
         <w:numPr>
           <w:ilvl w:val="0"/>
-          <w:numId w:val="1014"/>
+          <w:numId w:val="1011"/>
         </w:numPr>
       </w:pPr>
       <w:r>
@@ -26985,8 +22965,8 @@
         <w:t xml:space="preserve">.</w:t>
       </w:r>
     </w:p>
-    <w:bookmarkEnd w:id="107"/>
-    <w:bookmarkStart w:id="108" w:name="def-probability-space"/>
+    <w:bookmarkEnd w:id="94"/>
+    <w:bookmarkStart w:id="95" w:name="def-probability-space"/>
     <w:p>
       <w:pPr>
         <w:pStyle w:val="FirstParagraph"/>
@@ -26996,7 +22976,7 @@
           <w:b/>
           <w:bCs/>
         </w:rPr>
-        <w:t xml:space="preserve">Definition 24 (Probability space)</w:t>
+        <w:t xml:space="preserve">Definition 19 (Probability space)</w:t>
       </w:r>
       <w:r>
         <w:t xml:space="preserve"> </w:t>
@@ -27026,7 +23006,7 @@
           <w:rPr>
             <w:rStyle w:val="Hyperlink"/>
           </w:rPr>
-          <w:t xml:space="preserve">Definition 23</w:t>
+          <w:t xml:space="preserve">Definition 18</w:t>
         </w:r>
       </w:hyperlink>
       <w:r>
@@ -27153,11 +23133,11 @@
         <w:t xml:space="preserve"> </w:t>
       </w:r>
       <w:r>
-        <w:t xml:space="preserve">[19]</w:t>
+        <w:t xml:space="preserve">[15]</w:t>
       </w:r>
     </w:p>
-    <w:bookmarkEnd w:id="108"/>
-    <w:bookmarkStart w:id="109" w:name="def-sample-space"/>
+    <w:bookmarkEnd w:id="95"/>
+    <w:bookmarkStart w:id="96" w:name="def-sample-space"/>
     <w:p>
       <w:pPr>
         <w:pStyle w:val="BodyText"/>
@@ -27167,7 +23147,7 @@
           <w:b/>
           <w:bCs/>
         </w:rPr>
-        <w:t xml:space="preserve">Definition 25 (Sample space)</w:t>
+        <w:t xml:space="preserve">Definition 20 (Sample space)</w:t>
       </w:r>
       <w:r>
         <w:t xml:space="preserve"> </w:t>
@@ -27234,7 +23214,7 @@
           <w:rPr>
             <w:rStyle w:val="Hyperlink"/>
           </w:rPr>
-          <w:t xml:space="preserve">Definition 24</w:t>
+          <w:t xml:space="preserve">Definition 19</w:t>
         </w:r>
       </w:hyperlink>
       <w:r>
@@ -27274,11 +23254,11 @@
         <w:t xml:space="preserve"> </w:t>
       </w:r>
       <w:r>
-        <w:t xml:space="preserve">[20]</w:t>
+        <w:t xml:space="preserve">[16]</w:t>
       </w:r>
     </w:p>
-    <w:bookmarkEnd w:id="109"/>
-    <w:bookmarkStart w:id="110" w:name="def-outcome"/>
+    <w:bookmarkEnd w:id="96"/>
+    <w:bookmarkStart w:id="97" w:name="def-outcome"/>
     <w:p>
       <w:pPr>
         <w:pStyle w:val="BodyText"/>
@@ -27288,7 +23268,7 @@
           <w:b/>
           <w:bCs/>
         </w:rPr>
-        <w:t xml:space="preserve">Definition 26 (Outcome)</w:t>
+        <w:t xml:space="preserve">Definition 21 (Outcome)</w:t>
       </w:r>
       <w:r>
         <w:t xml:space="preserve"> </w:t>
@@ -27355,7 +23335,7 @@
           <w:rPr>
             <w:rStyle w:val="Hyperlink"/>
           </w:rPr>
-          <w:t xml:space="preserve">Definition 24</w:t>
+          <w:t xml:space="preserve">Definition 19</w:t>
         </w:r>
       </w:hyperlink>
       <w:r>
@@ -27389,7 +23369,7 @@
           <w:rPr>
             <w:rStyle w:val="Hyperlink"/>
           </w:rPr>
-          <w:t xml:space="preserve">Definition 25</w:t>
+          <w:t xml:space="preserve">Definition 20</w:t>
         </w:r>
       </w:hyperlink>
       <w:r>
@@ -27412,11 +23392,11 @@
         <w:t xml:space="preserve"> </w:t>
       </w:r>
       <w:r>
-        <w:t xml:space="preserve">[21]</w:t>
+        <w:t xml:space="preserve">[17]</w:t>
       </w:r>
     </w:p>
-    <w:bookmarkEnd w:id="110"/>
-    <w:bookmarkStart w:id="111" w:name="def-event"/>
+    <w:bookmarkEnd w:id="97"/>
+    <w:bookmarkStart w:id="98" w:name="def-event"/>
     <w:p>
       <w:pPr>
         <w:pStyle w:val="BodyText"/>
@@ -27426,7 +23406,7 @@
           <w:b/>
           <w:bCs/>
         </w:rPr>
-        <w:t xml:space="preserve">Definition 27 (Event)</w:t>
+        <w:t xml:space="preserve">Definition 22 (Event)</w:t>
       </w:r>
       <w:r>
         <w:t xml:space="preserve"> </w:t>
@@ -27493,7 +23473,7 @@
           <w:rPr>
             <w:rStyle w:val="Hyperlink"/>
           </w:rPr>
-          <w:t xml:space="preserve">Definition 24</w:t>
+          <w:t xml:space="preserve">Definition 19</w:t>
         </w:r>
       </w:hyperlink>
       <w:r>
@@ -27540,11 +23520,11 @@
         <w:t xml:space="preserve"> </w:t>
       </w:r>
       <w:r>
-        <w:t xml:space="preserve">[22]</w:t>
+        <w:t xml:space="preserve">[18]</w:t>
       </w:r>
     </w:p>
-    <w:bookmarkEnd w:id="111"/>
-    <w:bookmarkStart w:id="112" w:name="rem-mutually-exclusive"/>
+    <w:bookmarkEnd w:id="98"/>
+    <w:bookmarkStart w:id="100" w:name="rem-mutually-exclusive"/>
     <w:p>
       <w:pPr>
         <w:pStyle w:val="BodyText"/>
@@ -27560,12 +23540,26 @@
         <w:t xml:space="preserve"> (Mutually exclusive events). </w:t>
       </w:r>
       <w:r>
-        <w:t xml:space="preserve">In probability,</w:t>
-      </w:r>
-      <w:r>
-        <w:t xml:space="preserve"> </w:t>
-      </w:r>
-      <w:hyperlink w:anchor="def-pairwise-disjoint">
+        <w:t xml:space="preserve">In</w:t>
+      </w:r>
+      <w:r>
+        <w:t xml:space="preserve"> </w:t>
+      </w:r>
+      <w:hyperlink w:anchor="def-probability-measure">
+        <w:r>
+          <w:rPr>
+            <w:rStyle w:val="Hyperlink"/>
+          </w:rPr>
+          <w:t xml:space="preserve">probability</w:t>
+        </w:r>
+      </w:hyperlink>
+      <w:r>
+        <w:t xml:space="preserve">,</w:t>
+      </w:r>
+      <w:r>
+        <w:t xml:space="preserve"> </w:t>
+      </w:r>
+      <w:hyperlink r:id="rId45">
         <w:r>
           <w:rPr>
             <w:rStyle w:val="Hyperlink"/>
@@ -27624,7 +23618,7 @@
       <w:r>
         <w:t xml:space="preserve"> </w:t>
       </w:r>
-      <w:hyperlink r:id="rId22">
+      <w:hyperlink r:id="rId99">
         <w:r>
           <w:rPr>
             <w:rStyle w:val="Hyperlink"/>
@@ -27756,18 +23750,18 @@
         <w:t xml:space="preserve">no roll is both even and odd.</w:t>
       </w:r>
     </w:p>
-    <w:bookmarkEnd w:id="112"/>
-    <w:bookmarkEnd w:id="113"/>
-    <w:bookmarkStart w:id="132" w:name="measurable-functions-and-integrals"/>
+    <w:bookmarkEnd w:id="100"/>
+    <w:bookmarkEnd w:id="101"/>
+    <w:bookmarkStart w:id="120" w:name="measurable-functions-and-integrals"/>
     <w:p>
       <w:pPr>
         <w:pStyle w:val="Heading2"/>
       </w:pPr>
       <w:r>
-        <w:t xml:space="preserve">7 Measurable functions and integrals</w:t>
+        <w:t xml:space="preserve">5 Measurable functions and integrals</w:t>
       </w:r>
     </w:p>
-    <w:bookmarkStart w:id="114" w:name="def-measurable-function"/>
+    <w:bookmarkStart w:id="102" w:name="def-measurable-function"/>
     <w:p>
       <w:pPr>
         <w:pStyle w:val="FirstParagraph"/>
@@ -27777,7 +23771,7 @@
           <w:b/>
           <w:bCs/>
         </w:rPr>
-        <w:t xml:space="preserve">Definition 28 (Measurable function)</w:t>
+        <w:t xml:space="preserve">Definition 23 (Measurable function)</w:t>
       </w:r>
       <w:r>
         <w:t xml:space="preserve"> </w:t>
@@ -27847,7 +23841,7 @@
       <w:r>
         <w:t xml:space="preserve"> </w:t>
       </w:r>
-      <w:hyperlink r:id="rId62">
+      <w:hyperlink r:id="rId43">
         <w:r>
           <w:rPr>
             <w:rStyle w:val="Hyperlink"/>
@@ -27926,7 +23920,7 @@
         <w:t xml:space="preserve"> </w:t>
       </w:r>
       <w:r>
-        <w:t xml:space="preserve">[23]</w:t>
+        <w:t xml:space="preserve">[19]</w:t>
       </w:r>
       <w:r>
         <w:t xml:space="preserve"> </w:t>
@@ -28066,8 +24060,8 @@
         </m:oMath>
       </m:oMathPara>
     </w:p>
-    <w:bookmarkEnd w:id="114"/>
-    <w:bookmarkStart w:id="115" w:name="rem-measurable-function-general"/>
+    <w:bookmarkEnd w:id="102"/>
+    <w:bookmarkStart w:id="103" w:name="rem-measurable-function-general"/>
     <w:p>
       <w:pPr>
         <w:pStyle w:val="FirstParagraph"/>
@@ -28388,7 +24382,7 @@
           <w:rPr>
             <w:rStyle w:val="Hyperlink"/>
           </w:rPr>
-          <w:t xml:space="preserve">Definition 28</w:t>
+          <w:t xml:space="preserve">Definition 23</w:t>
         </w:r>
       </w:hyperlink>
       <w:r>
@@ -28552,15 +24546,15 @@
           <w:rPr>
             <w:rStyle w:val="Hyperlink"/>
           </w:rPr>
-          <w:t xml:space="preserve">Definition 28</w:t>
+          <w:t xml:space="preserve">Definition 23</w:t>
         </w:r>
       </w:hyperlink>
       <w:r>
         <w:t xml:space="preserve">.</w:t>
       </w:r>
     </w:p>
-    <w:bookmarkEnd w:id="115"/>
-    <w:bookmarkStart w:id="116" w:name="exm-measurable-function"/>
+    <w:bookmarkEnd w:id="103"/>
+    <w:bookmarkStart w:id="104" w:name="exm-measurable-function"/>
     <w:p>
       <w:pPr>
         <w:pStyle w:val="BodyText"/>
@@ -28570,7 +24564,7 @@
           <w:b/>
           <w:bCs/>
         </w:rPr>
-        <w:t xml:space="preserve">Example 26 (Measurable and not measurable)</w:t>
+        <w:t xml:space="preserve">Example 22 (Measurable and not measurable)</w:t>
       </w:r>
       <w:r>
         <w:t xml:space="preserve"> </w:t>
@@ -28761,7 +24755,7 @@
         <w:pStyle w:val="Compact"/>
         <w:numPr>
           <w:ilvl w:val="0"/>
-          <w:numId w:val="1015"/>
+          <w:numId w:val="1012"/>
         </w:numPr>
       </w:pPr>
       <w:r>
@@ -29141,7 +25135,7 @@
         <w:pStyle w:val="Compact"/>
         <w:numPr>
           <w:ilvl w:val="0"/>
-          <w:numId w:val="1015"/>
+          <w:numId w:val="1012"/>
         </w:numPr>
       </w:pPr>
       <w:r>
@@ -29481,8 +25475,8 @@
         <w:t xml:space="preserve">, is measurable.</w:t>
       </w:r>
     </w:p>
-    <w:bookmarkEnd w:id="116"/>
-    <w:bookmarkStart w:id="119" w:name="def-integral-nonneg"/>
+    <w:bookmarkEnd w:id="104"/>
+    <w:bookmarkStart w:id="107" w:name="def-integral-nonneg"/>
     <w:p>
       <w:pPr>
         <w:pStyle w:val="BodyText"/>
@@ -29492,7 +25486,7 @@
           <w:b/>
           <w:bCs/>
         </w:rPr>
-        <w:t xml:space="preserve">Definition 29 (Integral of a non-negative function)</w:t>
+        <w:t xml:space="preserve">Definition 24 (Integral of a non-negative function)</w:t>
       </w:r>
       <w:r>
         <w:t xml:space="preserve"> </w:t>
@@ -29692,7 +25686,7 @@
         <w:t xml:space="preserve"> </w:t>
       </w:r>
       <w:r>
-        <w:t xml:space="preserve">[24]</w:t>
+        <w:t xml:space="preserve">[20]</w:t>
       </w:r>
     </w:p>
     <w:p>
@@ -29913,7 +25907,7 @@
       <w:r>
         <w:t xml:space="preserve"> </w:t>
       </w:r>
-      <w:hyperlink r:id="rId117">
+      <w:hyperlink r:id="rId105">
         <w:r>
           <w:rPr>
             <w:rStyle w:val="Hyperlink"/>
@@ -29950,7 +25944,7 @@
       <w:r>
         <w:t xml:space="preserve"> </w:t>
       </w:r>
-      <w:hyperlink w:anchor="def-pairwise-disjoint">
+      <w:hyperlink r:id="rId45">
         <w:r>
           <w:rPr>
             <w:rStyle w:val="Hyperlink"/>
@@ -29961,9 +25955,14 @@
       <w:r>
         <w:t xml:space="preserve"> </w:t>
       </w:r>
-      <w:r>
-        <w:t xml:space="preserve">sets</w:t>
-      </w:r>
+      <w:hyperlink r:id="rId21">
+        <w:r>
+          <w:rPr>
+            <w:rStyle w:val="Hyperlink"/>
+          </w:rPr>
+          <w:t xml:space="preserve">sets</w:t>
+        </w:r>
+      </w:hyperlink>
       <w:r>
         <w:t xml:space="preserve"> </w:t>
       </w:r>
@@ -30103,7 +26102,7 @@
       <w:r>
         <w:t xml:space="preserve"> </w:t>
       </w:r>
-      <w:hyperlink r:id="rId118">
+      <w:hyperlink r:id="rId106">
         <w:r>
           <w:rPr>
             <w:rStyle w:val="Hyperlink"/>
@@ -30395,8 +26394,8 @@
         <w:t xml:space="preserve">[2, Sec. 15]</w:t>
       </w:r>
     </w:p>
-    <w:bookmarkEnd w:id="119"/>
-    <w:bookmarkStart w:id="121" w:name="rem-integral-nonneg-lower-sums"/>
+    <w:bookmarkEnd w:id="107"/>
+    <w:bookmarkStart w:id="109" w:name="rem-integral-nonneg-lower-sums"/>
     <w:p>
       <w:pPr>
         <w:pStyle w:val="BodyText"/>
@@ -30422,7 +26421,7 @@
           <w:rPr>
             <w:rStyle w:val="Hyperlink"/>
           </w:rPr>
-          <w:t xml:space="preserve">Definition 29</w:t>
+          <w:t xml:space="preserve">Definition 24</w:t>
         </w:r>
       </w:hyperlink>
       <w:r>
@@ -30561,7 +26560,7 @@
       <w:r>
         <w:t xml:space="preserve"> </w:t>
       </w:r>
-      <w:hyperlink r:id="rId120">
+      <w:hyperlink r:id="rId108">
         <w:r>
           <w:rPr>
             <w:rStyle w:val="Hyperlink"/>
@@ -30728,14 +26727,14 @@
         <w:t xml:space="preserve"> </w:t>
       </w:r>
       <w:r>
-        <w:t xml:space="preserve">[24]</w:t>
+        <w:t xml:space="preserve">[20]</w:t>
       </w:r>
       <w:r>
         <w:t xml:space="preserve">.</w:t>
       </w:r>
     </w:p>
-    <w:bookmarkEnd w:id="121"/>
-    <w:bookmarkStart w:id="122" w:name="exm-integral-nonneg"/>
+    <w:bookmarkEnd w:id="109"/>
+    <w:bookmarkStart w:id="110" w:name="exm-integral-nonneg"/>
     <w:p>
       <w:pPr>
         <w:pStyle w:val="BodyText"/>
@@ -30745,7 +26744,7 @@
           <w:b/>
           <w:bCs/>
         </w:rPr>
-        <w:t xml:space="preserve">Example 27 (Integrals with respect to counting measure)</w:t>
+        <w:t xml:space="preserve">Example 23 (Integrals with respect to counting measure)</w:t>
       </w:r>
       <w:r>
         <w:t xml:space="preserve"> </w:t>
@@ -30862,7 +26861,7 @@
           <w:rPr>
             <w:rStyle w:val="Hyperlink"/>
           </w:rPr>
-          <w:t xml:space="preserve">Example 26</w:t>
+          <w:t xml:space="preserve">Example 22</w:t>
         </w:r>
       </w:hyperlink>
       <w:r>
@@ -32163,8 +28162,8 @@
         <w:t xml:space="preserve">.</w:t>
       </w:r>
     </w:p>
-    <w:bookmarkEnd w:id="122"/>
-    <w:bookmarkStart w:id="125" w:name="rem-positive-negative-parts"/>
+    <w:bookmarkEnd w:id="110"/>
+    <w:bookmarkStart w:id="113" w:name="rem-positive-negative-parts"/>
     <w:p>
       <w:pPr>
         <w:pStyle w:val="BodyText"/>
@@ -32185,7 +28184,7 @@
       <w:r>
         <w:t xml:space="preserve"> </w:t>
       </w:r>
-      <w:hyperlink r:id="rId62">
+      <w:hyperlink r:id="rId43">
         <w:r>
           <w:rPr>
             <w:rStyle w:val="Hyperlink"/>
@@ -32229,7 +28228,7 @@
       <w:r>
         <w:t xml:space="preserve"> </w:t>
       </w:r>
-      <w:hyperlink r:id="rId123">
+      <w:hyperlink r:id="rId111">
         <w:r>
           <w:rPr>
             <w:rStyle w:val="Hyperlink"/>
@@ -32246,7 +28245,7 @@
       <w:r>
         <w:t xml:space="preserve"> </w:t>
       </w:r>
-      <w:hyperlink r:id="rId124">
+      <w:hyperlink r:id="rId112">
         <w:r>
           <w:rPr>
             <w:rStyle w:val="Hyperlink"/>
@@ -32502,8 +28501,8 @@
         <w:t xml:space="preserve">.)</w:t>
       </w:r>
     </w:p>
-    <w:bookmarkEnd w:id="125"/>
-    <w:bookmarkStart w:id="126" w:name="def-integral"/>
+    <w:bookmarkEnd w:id="113"/>
+    <w:bookmarkStart w:id="114" w:name="def-integral"/>
     <w:p>
       <w:pPr>
         <w:pStyle w:val="BodyText"/>
@@ -32513,7 +28512,7 @@
           <w:b/>
           <w:bCs/>
         </w:rPr>
-        <w:t xml:space="preserve">Definition 30 (Integral of a real-valued function)</w:t>
+        <w:t xml:space="preserve">Definition 25 (Integral of a real-valued function)</w:t>
       </w:r>
       <w:r>
         <w:t xml:space="preserve"> </w:t>
@@ -32700,7 +28699,7 @@
       <w:r>
         <w:t xml:space="preserve"> </w:t>
       </w:r>
-      <w:hyperlink r:id="rId123">
+      <w:hyperlink r:id="rId111">
         <w:r>
           <w:rPr>
             <w:rStyle w:val="Hyperlink"/>
@@ -32717,7 +28716,7 @@
       <w:r>
         <w:t xml:space="preserve"> </w:t>
       </w:r>
-      <w:hyperlink r:id="rId124">
+      <w:hyperlink r:id="rId112">
         <w:r>
           <w:rPr>
             <w:rStyle w:val="Hyperlink"/>
@@ -32971,7 +28970,7 @@
           <w:rPr>
             <w:rStyle w:val="Hyperlink"/>
           </w:rPr>
-          <w:t xml:space="preserve">Definition 29</w:t>
+          <w:t xml:space="preserve">Definition 24</w:t>
         </w:r>
       </w:hyperlink>
       <w:r>
@@ -33015,8 +29014,8 @@
         <w:t xml:space="preserve">[2, Sec. 15]</w:t>
       </w:r>
     </w:p>
-    <w:bookmarkEnd w:id="126"/>
-    <w:bookmarkStart w:id="127" w:name="exm-integral"/>
+    <w:bookmarkEnd w:id="114"/>
+    <w:bookmarkStart w:id="115" w:name="exm-integral"/>
     <w:p>
       <w:pPr>
         <w:pStyle w:val="BodyText"/>
@@ -33026,7 +29025,7 @@
           <w:b/>
           <w:bCs/>
         </w:rPr>
-        <w:t xml:space="preserve">Example 28 (An integral with positive and negative parts)</w:t>
+        <w:t xml:space="preserve">Example 24 (An integral with positive and negative parts)</w:t>
       </w:r>
       <w:r>
         <w:t xml:space="preserve"> </w:t>
@@ -33223,7 +29222,7 @@
       <w:pPr>
         <w:numPr>
           <w:ilvl w:val="0"/>
-          <w:numId w:val="1016"/>
+          <w:numId w:val="1013"/>
         </w:numPr>
       </w:pPr>
       <m:oMath>
@@ -33383,7 +29382,7 @@
           <w:rPr>
             <w:rStyle w:val="Hyperlink"/>
           </w:rPr>
-          <w:t xml:space="preserve">Example 27</w:t>
+          <w:t xml:space="preserve">Example 23</w:t>
         </w:r>
       </w:hyperlink>
       <w:r>
@@ -33394,7 +29393,7 @@
       <w:pPr>
         <w:numPr>
           <w:ilvl w:val="0"/>
-          <w:numId w:val="1016"/>
+          <w:numId w:val="1013"/>
         </w:numPr>
       </w:pPr>
       <m:oMath>
@@ -33754,8 +29753,8 @@
         </m:oMath>
       </m:oMathPara>
     </w:p>
-    <w:bookmarkEnd w:id="127"/>
-    <w:bookmarkStart w:id="129" w:name="def-absolutely-integrable"/>
+    <w:bookmarkEnd w:id="115"/>
+    <w:bookmarkStart w:id="117" w:name="def-absolutely-integrable"/>
     <w:p>
       <w:pPr>
         <w:pStyle w:val="FirstParagraph"/>
@@ -33765,7 +29764,7 @@
           <w:b/>
           <w:bCs/>
         </w:rPr>
-        <w:t xml:space="preserve">Definition 31 (Absolutely integrable function (integrable function, absolute integrability))</w:t>
+        <w:t xml:space="preserve">Definition 26 (Absolutely integrable function (integrable function, absolute integrability))</w:t>
       </w:r>
       <w:r>
         <w:t xml:space="preserve"> </w:t>
@@ -33946,7 +29945,7 @@
       <w:r>
         <w:t xml:space="preserve"> </w:t>
       </w:r>
-      <w:hyperlink r:id="rId128">
+      <w:hyperlink r:id="rId116">
         <w:r>
           <w:rPr>
             <w:rStyle w:val="Hyperlink"/>
@@ -34054,8 +30053,8 @@
         <w:t xml:space="preserve">.</w:t>
       </w:r>
     </w:p>
-    <w:bookmarkEnd w:id="129"/>
-    <w:bookmarkStart w:id="130" w:name="rem-absolutely-integrable-integral"/>
+    <w:bookmarkEnd w:id="117"/>
+    <w:bookmarkStart w:id="118" w:name="rem-absolutely-integrable-integral"/>
     <w:p>
       <w:pPr>
         <w:pStyle w:val="BodyText"/>
@@ -34322,7 +30321,7 @@
           <w:rPr>
             <w:rStyle w:val="Hyperlink"/>
           </w:rPr>
-          <w:t xml:space="preserve">Definition 29</w:t>
+          <w:t xml:space="preserve">Definition 24</w:t>
         </w:r>
       </w:hyperlink>
       <w:r>
@@ -34464,15 +30463,15 @@
           <w:rPr>
             <w:rStyle w:val="Hyperlink"/>
           </w:rPr>
-          <w:t xml:space="preserve">Definition 30</w:t>
+          <w:t xml:space="preserve">Definition 25</w:t>
         </w:r>
       </w:hyperlink>
       <w:r>
         <w:t xml:space="preserve">) is a real number.</w:t>
       </w:r>
     </w:p>
-    <w:bookmarkEnd w:id="130"/>
-    <w:bookmarkStart w:id="131" w:name="exm-absolutely-integrable"/>
+    <w:bookmarkEnd w:id="118"/>
+    <w:bookmarkStart w:id="119" w:name="exm-absolutely-integrable"/>
     <w:p>
       <w:pPr>
         <w:pStyle w:val="BodyText"/>
@@ -34482,7 +30481,7 @@
           <w:b/>
           <w:bCs/>
         </w:rPr>
-        <w:t xml:space="preserve">Example 29 (Absolutely integrable and not)</w:t>
+        <w:t xml:space="preserve">Example 25 (Absolutely integrable and not)</w:t>
       </w:r>
       <w:r>
         <w:t xml:space="preserve"> </w:t>
@@ -34495,7 +30494,7 @@
       <w:pPr>
         <w:numPr>
           <w:ilvl w:val="0"/>
-          <w:numId w:val="1017"/>
+          <w:numId w:val="1014"/>
         </w:numPr>
       </w:pPr>
       <w:r>
@@ -34564,7 +30563,7 @@
           <w:rPr>
             <w:rStyle w:val="Hyperlink"/>
           </w:rPr>
-          <w:t xml:space="preserve">Example 28</w:t>
+          <w:t xml:space="preserve">Example 24</w:t>
         </w:r>
       </w:hyperlink>
       <w:r>
@@ -34741,7 +30740,7 @@
           <w:rPr>
             <w:rStyle w:val="Hyperlink"/>
           </w:rPr>
-          <w:t xml:space="preserve">Example 27</w:t>
+          <w:t xml:space="preserve">Example 23</w:t>
         </w:r>
       </w:hyperlink>
       <w:r>
@@ -34752,7 +30751,7 @@
       <w:pPr>
         <w:numPr>
           <w:ilvl w:val="0"/>
-          <w:numId w:val="1017"/>
+          <w:numId w:val="1014"/>
         </w:numPr>
       </w:pPr>
       <w:r>
@@ -34969,22 +30968,22 @@
           <w:rPr>
             <w:rStyle w:val="Hyperlink"/>
           </w:rPr>
-          <w:t xml:space="preserve">Example 27</w:t>
+          <w:t xml:space="preserve">Example 23</w:t>
         </w:r>
       </w:hyperlink>
       <w:r>
         <w:t xml:space="preserve">).</w:t>
       </w:r>
     </w:p>
-    <w:bookmarkEnd w:id="131"/>
-    <w:bookmarkEnd w:id="132"/>
-    <w:bookmarkStart w:id="155" w:name="lp-spaces"/>
+    <w:bookmarkEnd w:id="119"/>
+    <w:bookmarkEnd w:id="120"/>
+    <w:bookmarkStart w:id="144" w:name="lp-spaces"/>
     <w:p>
       <w:pPr>
         <w:pStyle w:val="Heading2"/>
       </w:pPr>
       <w:r>
-        <w:t xml:space="preserve">8</w:t>
+        <w:t xml:space="preserve">6</w:t>
       </w:r>
       <w:r>
         <w:t xml:space="preserve"> </w:t>
@@ -35010,7 +31009,7 @@
         <w:t xml:space="preserve">spaces</w:t>
       </w:r>
     </w:p>
-    <w:bookmarkStart w:id="133" w:name="def-lp-norm"/>
+    <w:bookmarkStart w:id="122" w:name="def-lp-norm"/>
     <w:p>
       <w:pPr>
         <w:pStyle w:val="FirstParagraph"/>
@@ -35020,7 +31019,7 @@
           <w:b/>
           <w:bCs/>
         </w:rPr>
-        <w:t xml:space="preserve">Definition 32 (</w:t>
+        <w:t xml:space="preserve">Definition 27 (</w:t>
       </w:r>
       <m:oMath>
         <m:sSup>
@@ -35139,7 +31138,7 @@
       <w:r>
         <w:t xml:space="preserve"> </w:t>
       </w:r>
-      <w:hyperlink r:id="rId59">
+      <w:hyperlink r:id="rId121">
         <w:r>
           <w:rPr>
             <w:rStyle w:val="Hyperlink"/>
@@ -35414,8 +31413,8 @@
         </m:oMath>
       </m:oMathPara>
     </w:p>
-    <w:bookmarkEnd w:id="133"/>
-    <w:bookmarkStart w:id="134" w:name="exm-lp-norm"/>
+    <w:bookmarkEnd w:id="122"/>
+    <w:bookmarkStart w:id="123" w:name="exm-lp-norm"/>
     <w:p>
       <w:pPr>
         <w:pStyle w:val="FirstParagraph"/>
@@ -35425,7 +31424,7 @@
           <w:b/>
           <w:bCs/>
         </w:rPr>
-        <w:t xml:space="preserve">Example 30 (The</w:t>
+        <w:t xml:space="preserve">Example 26 (The</w:t>
       </w:r>
       <w:r>
         <w:rPr>
@@ -35659,7 +31658,7 @@
           <w:rPr>
             <w:rStyle w:val="Hyperlink"/>
           </w:rPr>
-          <w:t xml:space="preserve">Definition 32</w:t>
+          <w:t xml:space="preserve">Definition 27</w:t>
         </w:r>
       </w:hyperlink>
       <w:r>
@@ -35985,8 +31984,8 @@
         </m:oMath>
       </m:oMathPara>
     </w:p>
-    <w:bookmarkEnd w:id="134"/>
-    <w:bookmarkStart w:id="135" w:name="def-lp-function-space"/>
+    <w:bookmarkEnd w:id="123"/>
+    <w:bookmarkStart w:id="124" w:name="def-lp-function-space"/>
     <w:p>
       <w:pPr>
         <w:pStyle w:val="FirstParagraph"/>
@@ -35996,7 +31995,7 @@
           <w:b/>
           <w:bCs/>
         </w:rPr>
-        <w:t xml:space="preserve">Definition 33 (</w:t>
+        <w:t xml:space="preserve">Definition 28 (</w:t>
       </w:r>
       <m:oMath>
         <m:sSup>
@@ -36192,7 +32191,7 @@
       <w:r>
         <w:t xml:space="preserve"> </w:t>
       </w:r>
-      <w:hyperlink r:id="rId59">
+      <w:hyperlink r:id="rId121">
         <w:r>
           <w:rPr>
             <w:rStyle w:val="Hyperlink"/>
@@ -36311,7 +32310,7 @@
       <w:r>
         <w:t xml:space="preserve"> </w:t>
       </w:r>
-      <w:hyperlink r:id="rId36">
+      <w:hyperlink r:id="rId21">
         <w:r>
           <w:rPr>
             <w:rStyle w:val="Hyperlink"/>
@@ -36472,8 +32471,8 @@
         <w:t xml:space="preserve">.</w:t>
       </w:r>
     </w:p>
-    <w:bookmarkEnd w:id="135"/>
-    <w:bookmarkStart w:id="136" w:name="exm-lp-space"/>
+    <w:bookmarkEnd w:id="124"/>
+    <w:bookmarkStart w:id="125" w:name="exm-lp-space"/>
     <w:p>
       <w:pPr>
         <w:pStyle w:val="BodyText"/>
@@ -36483,7 +32482,7 @@
           <w:b/>
           <w:bCs/>
         </w:rPr>
-        <w:t xml:space="preserve">Example 31 (An</w:t>
+        <w:t xml:space="preserve">Example 27 (An</w:t>
       </w:r>
       <w:r>
         <w:rPr>
@@ -36557,7 +32556,7 @@
       <w:r>
         <w:t xml:space="preserve"> </w:t>
       </w:r>
-      <w:hyperlink r:id="rId34">
+      <w:hyperlink r:id="rId35">
         <w:r>
           <w:rPr>
             <w:rStyle w:val="Hyperlink"/>
@@ -36616,7 +32615,7 @@
           <w:rPr>
             <w:rStyle w:val="Hyperlink"/>
           </w:rPr>
-          <w:t xml:space="preserve">Definition 4</w:t>
+          <w:t xml:space="preserve">Definition 3</w:t>
         </w:r>
       </w:hyperlink>
       <w:r>
@@ -36647,7 +32646,7 @@
           <w:rPr>
             <w:rStyle w:val="Hyperlink"/>
           </w:rPr>
-          <w:t xml:space="preserve">Definition 17</w:t>
+          <w:t xml:space="preserve">Definition 12</w:t>
         </w:r>
       </w:hyperlink>
       <w:r>
@@ -36781,7 +32780,7 @@
         <w:pStyle w:val="Compact"/>
         <w:numPr>
           <w:ilvl w:val="0"/>
-          <w:numId w:val="1018"/>
+          <w:numId w:val="1015"/>
         </w:numPr>
       </w:pPr>
       <w:r>
@@ -37114,7 +33113,7 @@
         <w:pStyle w:val="Compact"/>
         <w:numPr>
           <w:ilvl w:val="0"/>
-          <w:numId w:val="1018"/>
+          <w:numId w:val="1015"/>
         </w:numPr>
       </w:pPr>
       <w:r>
@@ -37760,7 +33759,7 @@
       <w:r>
         <w:t xml:space="preserve"> </w:t>
       </w:r>
-      <w:hyperlink r:id="rId36">
+      <w:hyperlink r:id="rId21">
         <w:r>
           <w:rPr>
             <w:rStyle w:val="Hyperlink"/>
@@ -37803,8 +33802,8 @@
         <w:t xml:space="preserve">imposes stricter requirements near singularities.</w:t>
       </w:r>
     </w:p>
-    <w:bookmarkEnd w:id="136"/>
-    <w:bookmarkStart w:id="137" w:name="def-equal-almost-everywhere"/>
+    <w:bookmarkEnd w:id="125"/>
+    <w:bookmarkStart w:id="126" w:name="def-equal-almost-everywhere"/>
     <w:p>
       <w:pPr>
         <w:pStyle w:val="BodyText"/>
@@ -37814,7 +33813,7 @@
           <w:b/>
           <w:bCs/>
         </w:rPr>
-        <w:t xml:space="preserve">Definition 34 (Equal almost everywhere (</w:t>
+        <w:t xml:space="preserve">Definition 29 (Equal almost everywhere (</w:t>
       </w:r>
       <m:oMath>
         <m:r>
@@ -37991,7 +33990,7 @@
       <w:r>
         <w:t xml:space="preserve"> </w:t>
       </w:r>
-      <w:hyperlink r:id="rId62">
+      <w:hyperlink r:id="rId43">
         <w:r>
           <w:rPr>
             <w:rStyle w:val="Hyperlink"/>
@@ -38148,8 +34147,8 @@
         <w:t xml:space="preserve">.</w:t>
       </w:r>
     </w:p>
-    <w:bookmarkEnd w:id="137"/>
-    <w:bookmarkStart w:id="138" w:name="exm-equal-almost-everywhere"/>
+    <w:bookmarkEnd w:id="126"/>
+    <w:bookmarkStart w:id="127" w:name="exm-equal-almost-everywhere"/>
     <w:p>
       <w:pPr>
         <w:pStyle w:val="BodyText"/>
@@ -38159,7 +34158,7 @@
           <w:b/>
           <w:bCs/>
         </w:rPr>
-        <w:t xml:space="preserve">Example 32 (A function that differs from</w:t>
+        <w:t xml:space="preserve">Example 28 (A function that differs from</w:t>
       </w:r>
       <w:r>
         <w:rPr>
@@ -38353,7 +34352,7 @@
       <w:r>
         <w:t xml:space="preserve"> </w:t>
       </w:r>
-      <w:hyperlink r:id="rId36">
+      <w:hyperlink r:id="rId21">
         <w:r>
           <w:rPr>
             <w:rStyle w:val="Hyperlink"/>
@@ -38511,15 +34510,15 @@
           <w:rPr>
             <w:rStyle w:val="Hyperlink"/>
           </w:rPr>
-          <w:t xml:space="preserve">Definition 34</w:t>
+          <w:t xml:space="preserve">Definition 29</w:t>
         </w:r>
       </w:hyperlink>
       <w:r>
         <w:t xml:space="preserve">.</w:t>
       </w:r>
     </w:p>
-    <w:bookmarkEnd w:id="138"/>
-    <w:bookmarkStart w:id="140" w:name="def-lp-space"/>
+    <w:bookmarkEnd w:id="127"/>
+    <w:bookmarkStart w:id="129" w:name="def-lp-space"/>
     <w:p>
       <w:pPr>
         <w:pStyle w:val="BodyText"/>
@@ -38529,7 +34528,7 @@
           <w:b/>
           <w:bCs/>
         </w:rPr>
-        <w:t xml:space="preserve">Definition 35 (</w:t>
+        <w:t xml:space="preserve">Definition 30 (</w:t>
       </w:r>
       <m:oMath>
         <m:sSup>
@@ -38760,7 +34759,7 @@
       <w:r>
         <w:t xml:space="preserve"> </w:t>
       </w:r>
-      <w:hyperlink r:id="rId59">
+      <w:hyperlink r:id="rId121">
         <w:r>
           <w:rPr>
             <w:rStyle w:val="Hyperlink"/>
@@ -38864,7 +34863,7 @@
       <w:r>
         <w:t xml:space="preserve"> </w:t>
       </w:r>
-      <w:hyperlink r:id="rId36">
+      <w:hyperlink r:id="rId21">
         <w:r>
           <w:rPr>
             <w:rStyle w:val="Hyperlink"/>
@@ -38881,7 +34880,7 @@
       <w:r>
         <w:t xml:space="preserve"> </w:t>
       </w:r>
-      <w:hyperlink r:id="rId62">
+      <w:hyperlink r:id="rId43">
         <w:r>
           <w:rPr>
             <w:rStyle w:val="Hyperlink"/>
@@ -39128,7 +35127,7 @@
       <w:r>
         <w:t xml:space="preserve"> </w:t>
       </w:r>
-      <w:hyperlink r:id="rId36">
+      <w:hyperlink r:id="rId21">
         <w:r>
           <w:rPr>
             <w:rStyle w:val="Hyperlink"/>
@@ -39145,7 +35144,7 @@
       <w:r>
         <w:t xml:space="preserve"> </w:t>
       </w:r>
-      <w:hyperlink r:id="rId36">
+      <w:hyperlink r:id="rId21">
         <w:r>
           <w:rPr>
             <w:rStyle w:val="Hyperlink"/>
@@ -39185,7 +35184,7 @@
       <w:r>
         <w:t xml:space="preserve"> </w:t>
       </w:r>
-      <w:hyperlink r:id="rId139">
+      <w:hyperlink r:id="rId128">
         <w:r>
           <w:rPr>
             <w:rStyle w:val="Hyperlink"/>
@@ -39323,8 +35322,8 @@
         <w:t xml:space="preserve">).</w:t>
       </w:r>
     </w:p>
-    <w:bookmarkEnd w:id="140"/>
-    <w:bookmarkStart w:id="141" w:name="exm-lp-space-zero"/>
+    <w:bookmarkEnd w:id="129"/>
+    <w:bookmarkStart w:id="130" w:name="exm-lp-space-zero"/>
     <w:p>
       <w:pPr>
         <w:pStyle w:val="BodyText"/>
@@ -39334,7 +35333,7 @@
           <w:b/>
           <w:bCs/>
         </w:rPr>
-        <w:t xml:space="preserve">Example 33 (The zero element of</w:t>
+        <w:t xml:space="preserve">Example 29 (The zero element of</w:t>
       </w:r>
       <w:r>
         <w:rPr>
@@ -39387,7 +35386,7 @@
       <w:r>
         <w:t xml:space="preserve"> </w:t>
       </w:r>
-      <w:hyperlink r:id="rId62">
+      <w:hyperlink r:id="rId43">
         <w:r>
           <w:rPr>
             <w:rStyle w:val="Hyperlink"/>
@@ -39409,7 +35408,7 @@
           <w:rPr>
             <w:rStyle w:val="Hyperlink"/>
           </w:rPr>
-          <w:t xml:space="preserve">Example 32</w:t>
+          <w:t xml:space="preserve">Example 28</w:t>
         </w:r>
       </w:hyperlink>
       <w:r>
@@ -39853,7 +35852,7 @@
       <w:r>
         <w:t xml:space="preserve"> </w:t>
       </w:r>
-      <w:hyperlink r:id="rId139">
+      <w:hyperlink r:id="rId128">
         <w:r>
           <w:rPr>
             <w:rStyle w:val="Hyperlink"/>
@@ -39868,8 +35867,8 @@
         <w:t xml:space="preserve">requires.</w:t>
       </w:r>
     </w:p>
-    <w:bookmarkEnd w:id="141"/>
-    <w:bookmarkStart w:id="142" w:name="def-essential-supremum-norm"/>
+    <w:bookmarkEnd w:id="130"/>
+    <w:bookmarkStart w:id="131" w:name="def-essential-supremum-norm"/>
     <w:p>
       <w:pPr>
         <w:pStyle w:val="BodyText"/>
@@ -39879,7 +35878,7 @@
           <w:b/>
           <w:bCs/>
         </w:rPr>
-        <w:t xml:space="preserve">Definition 36 (Essential supremum norm (</w:t>
+        <w:t xml:space="preserve">Definition 31 (Essential supremum norm (</w:t>
       </w:r>
       <m:oMath>
         <m:sSup>
@@ -40302,8 +36301,8 @@
         </m:oMath>
       </m:oMathPara>
     </w:p>
-    <w:bookmarkEnd w:id="142"/>
-    <w:bookmarkStart w:id="143" w:name="exm-essential-supremum-norm"/>
+    <w:bookmarkEnd w:id="131"/>
+    <w:bookmarkStart w:id="132" w:name="exm-essential-supremum-norm"/>
     <w:p>
       <w:pPr>
         <w:pStyle w:val="FirstParagraph"/>
@@ -40313,7 +36312,7 @@
           <w:b/>
           <w:bCs/>
         </w:rPr>
-        <w:t xml:space="preserve">Example 34 (The essential supremum norm ignores a null set)</w:t>
+        <w:t xml:space="preserve">Example 30 (The essential supremum norm ignores a null set)</w:t>
       </w:r>
       <w:r>
         <w:t xml:space="preserve"> </w:t>
@@ -40593,7 +36592,7 @@
       <w:r>
         <w:t xml:space="preserve"> </w:t>
       </w:r>
-      <w:hyperlink r:id="rId36">
+      <w:hyperlink r:id="rId21">
         <w:r>
           <w:rPr>
             <w:rStyle w:val="Hyperlink"/>
@@ -40784,7 +36783,7 @@
           <w:rPr>
             <w:rStyle w:val="Hyperlink"/>
           </w:rPr>
-          <w:t xml:space="preserve">Definition 36</w:t>
+          <w:t xml:space="preserve">Definition 31</w:t>
         </w:r>
       </w:hyperlink>
       <w:r>
@@ -40839,8 +36838,8 @@
         <w:t xml:space="preserve">.</w:t>
       </w:r>
     </w:p>
-    <w:bookmarkEnd w:id="143"/>
-    <w:bookmarkStart w:id="144" w:name="def-linf-function-space"/>
+    <w:bookmarkEnd w:id="132"/>
+    <w:bookmarkStart w:id="133" w:name="def-linf-function-space"/>
     <w:p>
       <w:pPr>
         <w:pStyle w:val="BodyText"/>
@@ -40850,7 +36849,7 @@
           <w:b/>
           <w:bCs/>
         </w:rPr>
-        <w:t xml:space="preserve">Definition 37 (</w:t>
+        <w:t xml:space="preserve">Definition 32 (</w:t>
       </w:r>
       <m:oMath>
         <m:sSup>
@@ -41134,7 +37133,7 @@
       <w:r>
         <w:t xml:space="preserve"> </w:t>
       </w:r>
-      <w:hyperlink r:id="rId36">
+      <w:hyperlink r:id="rId21">
         <w:r>
           <w:rPr>
             <w:rStyle w:val="Hyperlink"/>
@@ -41278,8 +37277,8 @@
         <w:t xml:space="preserve">.</w:t>
       </w:r>
     </w:p>
-    <w:bookmarkEnd w:id="144"/>
-    <w:bookmarkStart w:id="145" w:name="exm-linf-function-space"/>
+    <w:bookmarkEnd w:id="133"/>
+    <w:bookmarkStart w:id="134" w:name="exm-linf-function-space"/>
     <w:p>
       <w:pPr>
         <w:pStyle w:val="BodyText"/>
@@ -41289,7 +37288,7 @@
           <w:b/>
           <w:bCs/>
         </w:rPr>
-        <w:t xml:space="preserve">Example 35 (Bounded and unbounded functions)</w:t>
+        <w:t xml:space="preserve">Example 31 (Bounded and unbounded functions)</w:t>
       </w:r>
       <w:r>
         <w:t xml:space="preserve"> </w:t>
@@ -41372,7 +37371,7 @@
       <w:r>
         <w:t xml:space="preserve"> </w:t>
       </w:r>
-      <w:hyperlink r:id="rId62">
+      <w:hyperlink r:id="rId43">
         <w:r>
           <w:rPr>
             <w:rStyle w:val="Hyperlink"/>
@@ -41568,7 +37567,7 @@
           <w:rPr>
             <w:rStyle w:val="Hyperlink"/>
           </w:rPr>
-          <w:t xml:space="preserve">Definition 37</w:t>
+          <w:t xml:space="preserve">Definition 32</w:t>
         </w:r>
       </w:hyperlink>
       <w:r>
@@ -41644,7 +37643,7 @@
       <w:r>
         <w:t xml:space="preserve"> </w:t>
       </w:r>
-      <w:hyperlink r:id="rId36">
+      <w:hyperlink r:id="rId21">
         <w:r>
           <w:rPr>
             <w:rStyle w:val="Hyperlink"/>
@@ -41844,8 +37843,8 @@
         <w:t xml:space="preserve">.</w:t>
       </w:r>
     </w:p>
-    <w:bookmarkEnd w:id="145"/>
-    <w:bookmarkStart w:id="146" w:name="def-linf-space"/>
+    <w:bookmarkEnd w:id="134"/>
+    <w:bookmarkStart w:id="135" w:name="def-linf-space"/>
     <w:p>
       <w:pPr>
         <w:pStyle w:val="BodyText"/>
@@ -41855,7 +37854,7 @@
           <w:b/>
           <w:bCs/>
         </w:rPr>
-        <w:t xml:space="preserve">Definition 38 (</w:t>
+        <w:t xml:space="preserve">Definition 33 (</w:t>
       </w:r>
       <m:oMath>
         <m:sSup>
@@ -42159,7 +38158,7 @@
       <w:r>
         <w:t xml:space="preserve"> </w:t>
       </w:r>
-      <w:hyperlink r:id="rId36">
+      <w:hyperlink r:id="rId21">
         <w:r>
           <w:rPr>
             <w:rStyle w:val="Hyperlink"/>
@@ -42176,7 +38175,7 @@
       <w:r>
         <w:t xml:space="preserve"> </w:t>
       </w:r>
-      <w:hyperlink r:id="rId62">
+      <w:hyperlink r:id="rId43">
         <w:r>
           <w:rPr>
             <w:rStyle w:val="Hyperlink"/>
@@ -42435,7 +38434,7 @@
       <w:r>
         <w:t xml:space="preserve"> </w:t>
       </w:r>
-      <w:hyperlink r:id="rId36">
+      <w:hyperlink r:id="rId21">
         <w:r>
           <w:rPr>
             <w:rStyle w:val="Hyperlink"/>
@@ -42452,7 +38451,7 @@
       <w:r>
         <w:t xml:space="preserve"> </w:t>
       </w:r>
-      <w:hyperlink r:id="rId36">
+      <w:hyperlink r:id="rId21">
         <w:r>
           <w:rPr>
             <w:rStyle w:val="Hyperlink"/>
@@ -42492,7 +38491,7 @@
       <w:r>
         <w:t xml:space="preserve"> </w:t>
       </w:r>
-      <w:hyperlink r:id="rId139">
+      <w:hyperlink r:id="rId128">
         <w:r>
           <w:rPr>
             <w:rStyle w:val="Hyperlink"/>
@@ -42616,8 +38615,8 @@
         <w:t xml:space="preserve">).</w:t>
       </w:r>
     </w:p>
-    <w:bookmarkEnd w:id="146"/>
-    <w:bookmarkStart w:id="147" w:name="exm-linf-space"/>
+    <w:bookmarkEnd w:id="135"/>
+    <w:bookmarkStart w:id="136" w:name="exm-linf-space"/>
     <w:p>
       <w:pPr>
         <w:pStyle w:val="BodyText"/>
@@ -42627,7 +38626,7 @@
           <w:b/>
           <w:bCs/>
         </w:rPr>
-        <w:t xml:space="preserve">Example 36 (Bounded functions equal almost everywhere)</w:t>
+        <w:t xml:space="preserve">Example 32 (Bounded functions equal almost everywhere)</w:t>
       </w:r>
       <w:r>
         <w:t xml:space="preserve"> </w:t>
@@ -42652,7 +38651,7 @@
       <w:r>
         <w:t xml:space="preserve"> </w:t>
       </w:r>
-      <w:hyperlink r:id="rId62">
+      <w:hyperlink r:id="rId43">
         <w:r>
           <w:rPr>
             <w:rStyle w:val="Hyperlink"/>
@@ -42674,7 +38673,7 @@
           <w:rPr>
             <w:rStyle w:val="Hyperlink"/>
           </w:rPr>
-          <w:t xml:space="preserve">Example 34</w:t>
+          <w:t xml:space="preserve">Example 30</w:t>
         </w:r>
       </w:hyperlink>
       <w:r>
@@ -42787,7 +38786,7 @@
           <w:rPr>
             <w:rStyle w:val="Hyperlink"/>
           </w:rPr>
-          <w:t xml:space="preserve">Definition 34</w:t>
+          <w:t xml:space="preserve">Definition 29</w:t>
         </w:r>
       </w:hyperlink>
       <w:r>
@@ -42988,8 +38987,8 @@
         <w:t xml:space="preserve">.</w:t>
       </w:r>
     </w:p>
-    <w:bookmarkEnd w:id="147"/>
-    <w:bookmarkStart w:id="148" w:name="thm-holder-inequality"/>
+    <w:bookmarkEnd w:id="136"/>
+    <w:bookmarkStart w:id="137" w:name="thm-holder-inequality"/>
     <w:p>
       <w:pPr>
         <w:pStyle w:val="BodyText"/>
@@ -43384,7 +39383,7 @@
           <w:rPr>
             <w:rStyle w:val="Hyperlink"/>
           </w:rPr>
-          <w:t xml:space="preserve">Definition 35</w:t>
+          <w:t xml:space="preserve">Definition 30</w:t>
         </w:r>
       </w:hyperlink>
       <w:r>
@@ -43713,8 +39712,8 @@
         <w:t xml:space="preserve">this inequality is the Cauchy-Schwarz inequality for integrals.</w:t>
       </w:r>
     </w:p>
-    <w:bookmarkEnd w:id="148"/>
-    <w:bookmarkStart w:id="149" w:name="thm-minkowski-inequality"/>
+    <w:bookmarkEnd w:id="137"/>
+    <w:bookmarkStart w:id="138" w:name="thm-minkowski-inequality"/>
     <w:p>
       <w:pPr>
         <w:pStyle w:val="BodyText"/>
@@ -43924,7 +39923,7 @@
           <w:rPr>
             <w:rStyle w:val="Hyperlink"/>
           </w:rPr>
-          <w:t xml:space="preserve">Definition 35</w:t>
+          <w:t xml:space="preserve">Definition 30</w:t>
         </w:r>
       </w:hyperlink>
       <w:r>
@@ -44267,7 +40266,7 @@
       <w:r>
         <w:t xml:space="preserve"> </w:t>
       </w:r>
-      <w:hyperlink r:id="rId139">
+      <w:hyperlink r:id="rId128">
         <w:r>
           <w:rPr>
             <w:rStyle w:val="Hyperlink"/>
@@ -44279,8 +40278,8 @@
         <w:t xml:space="preserve">.</w:t>
       </w:r>
     </w:p>
-    <w:bookmarkEnd w:id="149"/>
-    <w:bookmarkStart w:id="151" w:name="exm-holder-inequality"/>
+    <w:bookmarkEnd w:id="138"/>
+    <w:bookmarkStart w:id="140" w:name="exm-holder-inequality"/>
     <w:p>
       <w:pPr>
         <w:pStyle w:val="BodyText"/>
@@ -44290,7 +40289,7 @@
           <w:b/>
           <w:bCs/>
         </w:rPr>
-        <w:t xml:space="preserve">Example 37 (Applying Holder’s inequality to finite sums and expectations)</w:t>
+        <w:t xml:space="preserve">Example 33 (Applying Holder’s inequality to finite sums and expectations)</w:t>
       </w:r>
       <w:r>
         <w:t xml:space="preserve"> </w:t>
@@ -44303,7 +40302,7 @@
       <w:pPr>
         <w:numPr>
           <w:ilvl w:val="0"/>
-          <w:numId w:val="1019"/>
+          <w:numId w:val="1016"/>
         </w:numPr>
       </w:pPr>
       <w:r>
@@ -44789,7 +40788,7 @@
       <w:r>
         <w:t xml:space="preserve"> </w:t>
       </w:r>
-      <w:hyperlink r:id="rId150">
+      <w:hyperlink r:id="rId139">
         <w:r>
           <w:rPr>
             <w:rStyle w:val="Hyperlink"/>
@@ -44805,7 +40804,7 @@
       <w:pPr>
         <w:numPr>
           <w:ilvl w:val="0"/>
-          <w:numId w:val="1019"/>
+          <w:numId w:val="1016"/>
         </w:numPr>
       </w:pPr>
       <w:r>
@@ -44846,7 +40845,7 @@
           <w:rPr>
             <w:rStyle w:val="Hyperlink"/>
           </w:rPr>
-          <w:t xml:space="preserve">Definition 23</w:t>
+          <w:t xml:space="preserve">Definition 18</w:t>
         </w:r>
       </w:hyperlink>
       <w:r>
@@ -45066,8 +41065,8 @@
         <w:t xml:space="preserve">guaranteeing that the covariance between any two square-integrable random variables is finite.</w:t>
       </w:r>
     </w:p>
-    <w:bookmarkEnd w:id="151"/>
-    <w:bookmarkStart w:id="154" w:name="rem-lp-spaces-machine-learning"/>
+    <w:bookmarkEnd w:id="140"/>
+    <w:bookmarkStart w:id="143" w:name="rem-lp-spaces-machine-learning"/>
     <w:p>
       <w:pPr>
         <w:pStyle w:val="FirstParagraph"/>
@@ -45133,7 +41132,7 @@
       <w:pPr>
         <w:numPr>
           <w:ilvl w:val="0"/>
-          <w:numId w:val="1020"/>
+          <w:numId w:val="1017"/>
         </w:numPr>
       </w:pPr>
       <w:r>
@@ -45218,7 +41217,7 @@
           <w:rPr>
             <w:rStyle w:val="Hyperlink"/>
           </w:rPr>
-          <w:t xml:space="preserve">Definition 23</w:t>
+          <w:t xml:space="preserve">Definition 18</w:t>
         </w:r>
       </w:hyperlink>
       <w:r>
@@ -45470,7 +41469,7 @@
       <w:r>
         <w:t xml:space="preserve"> </w:t>
       </w:r>
-      <w:hyperlink r:id="rId152">
+      <w:hyperlink r:id="rId141">
         <w:r>
           <w:rPr>
             <w:rStyle w:val="Hyperlink"/>
@@ -45729,7 +41728,7 @@
       <w:pPr>
         <w:numPr>
           <w:ilvl w:val="0"/>
-          <w:numId w:val="1020"/>
+          <w:numId w:val="1017"/>
         </w:numPr>
       </w:pPr>
       <w:r>
@@ -45847,7 +41846,7 @@
       <w:r>
         <w:t xml:space="preserve"> </w:t>
       </w:r>
-      <w:hyperlink r:id="rId153">
+      <w:hyperlink r:id="rId142">
         <w:r>
           <w:rPr>
             <w:rStyle w:val="Hyperlink"/>
@@ -46202,7 +42201,7 @@
       <w:pPr>
         <w:numPr>
           <w:ilvl w:val="0"/>
-          <w:numId w:val="1020"/>
+          <w:numId w:val="1017"/>
         </w:numPr>
       </w:pPr>
       <w:r>
@@ -46264,7 +42263,7 @@
         <w:pStyle w:val="Compact"/>
         <w:numPr>
           <w:ilvl w:val="1"/>
-          <w:numId w:val="1021"/>
+          <w:numId w:val="1018"/>
         </w:numPr>
       </w:pPr>
       <m:oMath>
@@ -46310,7 +42309,7 @@
         <w:pStyle w:val="Compact"/>
         <w:numPr>
           <w:ilvl w:val="1"/>
-          <w:numId w:val="1021"/>
+          <w:numId w:val="1018"/>
         </w:numPr>
       </w:pPr>
       <m:oMath>
@@ -46356,7 +42355,7 @@
         <w:pStyle w:val="Compact"/>
         <w:numPr>
           <w:ilvl w:val="1"/>
-          <w:numId w:val="1021"/>
+          <w:numId w:val="1018"/>
         </w:numPr>
       </w:pPr>
       <m:oMath>
@@ -46400,18 +42399,18 @@
         <w:t xml:space="preserve">minimizes the worst-case maximum error across all instances.</w:t>
       </w:r>
     </w:p>
-    <w:bookmarkEnd w:id="154"/>
-    <w:bookmarkEnd w:id="155"/>
-    <w:bookmarkStart w:id="162" w:name="product-measures"/>
+    <w:bookmarkEnd w:id="143"/>
+    <w:bookmarkEnd w:id="144"/>
+    <w:bookmarkStart w:id="151" w:name="product-measures"/>
     <w:p>
       <w:pPr>
         <w:pStyle w:val="Heading2"/>
       </w:pPr>
       <w:r>
-        <w:t xml:space="preserve">9 Product measures</w:t>
+        <w:t xml:space="preserve">7 Product measures</w:t>
       </w:r>
     </w:p>
-    <w:bookmarkStart w:id="157" w:name="def-measurable-rectangle"/>
+    <w:bookmarkStart w:id="146" w:name="def-measurable-rectangle"/>
     <w:p>
       <w:pPr>
         <w:pStyle w:val="FirstParagraph"/>
@@ -46421,7 +42420,7 @@
           <w:b/>
           <w:bCs/>
         </w:rPr>
-        <w:t xml:space="preserve">Definition 39 (Measurable rectangle)</w:t>
+        <w:t xml:space="preserve">Definition 34 (Measurable rectangle)</w:t>
       </w:r>
       <w:r>
         <w:t xml:space="preserve"> </w:t>
@@ -46546,7 +42545,7 @@
       <w:r>
         <w:t xml:space="preserve"> </w:t>
       </w:r>
-      <w:hyperlink r:id="rId156">
+      <w:hyperlink r:id="rId145">
         <w:r>
           <w:rPr>
             <w:rStyle w:val="Hyperlink"/>
@@ -46629,8 +42628,8 @@
         <w:t xml:space="preserve">.</w:t>
       </w:r>
     </w:p>
-    <w:bookmarkEnd w:id="157"/>
-    <w:bookmarkStart w:id="158" w:name="def-product-sigma-algebra"/>
+    <w:bookmarkEnd w:id="146"/>
+    <w:bookmarkStart w:id="147" w:name="def-product-sigma-algebra"/>
     <w:p>
       <w:pPr>
         <w:pStyle w:val="BodyText"/>
@@ -46640,7 +42639,7 @@
           <w:b/>
           <w:bCs/>
         </w:rPr>
-        <w:t xml:space="preserve">Definition 40 (Product</w:t>
+        <w:t xml:space="preserve">Definition 35 (Product</w:t>
       </w:r>
       <w:r>
         <w:rPr>
@@ -46753,7 +42752,7 @@
           <w:rPr>
             <w:rStyle w:val="Hyperlink"/>
           </w:rPr>
-          <w:t xml:space="preserve">Definition 39</w:t>
+          <w:t xml:space="preserve">Definition 34</w:t>
         </w:r>
       </w:hyperlink>
       <w:r>
@@ -46871,8 +42870,8 @@
         <w:t xml:space="preserve">the measurable rectangles.</w:t>
       </w:r>
     </w:p>
-    <w:bookmarkEnd w:id="158"/>
-    <w:bookmarkStart w:id="159" w:name="exm-product-sigma-algebra"/>
+    <w:bookmarkEnd w:id="147"/>
+    <w:bookmarkStart w:id="148" w:name="exm-product-sigma-algebra"/>
     <w:p>
       <w:pPr>
         <w:pStyle w:val="BodyText"/>
@@ -46882,7 +42881,7 @@
           <w:b/>
           <w:bCs/>
         </w:rPr>
-        <w:t xml:space="preserve">Example 38 (Product</w:t>
+        <w:t xml:space="preserve">Example 34 (Product</w:t>
       </w:r>
       <w:r>
         <w:rPr>
@@ -46915,7 +42914,7 @@
         <w:pStyle w:val="Compact"/>
         <w:numPr>
           <w:ilvl w:val="0"/>
-          <w:numId w:val="1022"/>
+          <w:numId w:val="1019"/>
         </w:numPr>
       </w:pPr>
       <w:r>
@@ -47254,7 +43253,7 @@
         <w:pStyle w:val="Compact"/>
         <w:numPr>
           <w:ilvl w:val="0"/>
-          <w:numId w:val="1022"/>
+          <w:numId w:val="1019"/>
         </w:numPr>
       </w:pPr>
       <w:r>
@@ -47371,8 +43370,8 @@
         <w:t xml:space="preserve">.</w:t>
       </w:r>
     </w:p>
-    <w:bookmarkEnd w:id="159"/>
-    <w:bookmarkStart w:id="160" w:name="def-product-measure"/>
+    <w:bookmarkEnd w:id="148"/>
+    <w:bookmarkStart w:id="149" w:name="def-product-measure"/>
     <w:p>
       <w:pPr>
         <w:pStyle w:val="FirstParagraph"/>
@@ -47382,7 +43381,7 @@
           <w:b/>
           <w:bCs/>
         </w:rPr>
-        <w:t xml:space="preserve">Definition 41 (Product measure)</w:t>
+        <w:t xml:space="preserve">Definition 36 (Product measure)</w:t>
       </w:r>
       <w:r>
         <w:t xml:space="preserve"> </w:t>
@@ -47982,8 +43981,8 @@
         <w:t xml:space="preserve">.</w:t>
       </w:r>
     </w:p>
-    <w:bookmarkEnd w:id="160"/>
-    <w:bookmarkStart w:id="161" w:name="exm-product-measure"/>
+    <w:bookmarkEnd w:id="149"/>
+    <w:bookmarkStart w:id="150" w:name="exm-product-measure"/>
     <w:p>
       <w:pPr>
         <w:pStyle w:val="BodyText"/>
@@ -47993,7 +43992,7 @@
           <w:b/>
           <w:bCs/>
         </w:rPr>
-        <w:t xml:space="preserve">Example 39 (Product measures)</w:t>
+        <w:t xml:space="preserve">Example 35 (Product measures)</w:t>
       </w:r>
       <w:r>
         <w:t xml:space="preserve"> </w:t>
@@ -48006,7 +44005,7 @@
       <w:pPr>
         <w:numPr>
           <w:ilvl w:val="0"/>
-          <w:numId w:val="1023"/>
+          <w:numId w:val="1020"/>
         </w:numPr>
       </w:pPr>
       <w:r>
@@ -48446,7 +44445,7 @@
       <w:pPr>
         <w:numPr>
           <w:ilvl w:val="0"/>
-          <w:numId w:val="1023"/>
+          <w:numId w:val="1020"/>
         </w:numPr>
       </w:pPr>
       <w:r>
@@ -48640,15 +44639,15 @@
         <w:t xml:space="preserve">the area of the rectangle.</w:t>
       </w:r>
     </w:p>
-    <w:bookmarkEnd w:id="161"/>
-    <w:bookmarkEnd w:id="162"/>
-    <w:bookmarkStart w:id="163" w:name="sec-further-reading"/>
+    <w:bookmarkEnd w:id="150"/>
+    <w:bookmarkEnd w:id="151"/>
+    <w:bookmarkStart w:id="152" w:name="sec-further-reading"/>
     <w:p>
       <w:pPr>
         <w:pStyle w:val="Heading2"/>
       </w:pPr>
       <w:r>
-        <w:t xml:space="preserve">10 Further reading</w:t>
+        <w:t xml:space="preserve">8 Further reading</w:t>
       </w:r>
     </w:p>
     <w:p>
@@ -48656,7 +44655,7 @@
         <w:pStyle w:val="Compact"/>
         <w:numPr>
           <w:ilvl w:val="0"/>
-          <w:numId w:val="1024"/>
+          <w:numId w:val="1021"/>
         </w:numPr>
       </w:pPr>
       <w:r>
@@ -48691,11 +44690,11 @@
         <w:pStyle w:val="Compact"/>
         <w:numPr>
           <w:ilvl w:val="0"/>
-          <w:numId w:val="1024"/>
+          <w:numId w:val="1021"/>
         </w:numPr>
       </w:pPr>
       <w:r>
-        <w:t xml:space="preserve">Folland [25]</w:t>
+        <w:t xml:space="preserve">Folland [21]</w:t>
       </w:r>
       <w:r>
         <w:t xml:space="preserve"> </w:t>
@@ -48726,11 +44725,11 @@
         <w:pStyle w:val="Compact"/>
         <w:numPr>
           <w:ilvl w:val="0"/>
-          <w:numId w:val="1024"/>
+          <w:numId w:val="1021"/>
         </w:numPr>
       </w:pPr>
       <w:r>
-        <w:t xml:space="preserve">Gut [26]</w:t>
+        <w:t xml:space="preserve">Gut [22]</w:t>
       </w:r>
       <w:r>
         <w:t xml:space="preserve"> </w:t>
@@ -48745,8 +44744,8 @@
         <w:t xml:space="preserve">that opens with a chapter on introductory measure theory.</w:t>
       </w:r>
     </w:p>
-    <w:bookmarkEnd w:id="163"/>
-    <w:bookmarkStart w:id="216" w:name="references"/>
+    <w:bookmarkEnd w:id="152"/>
+    <w:bookmarkStart w:id="197" w:name="references"/>
     <w:p>
       <w:pPr>
         <w:pStyle w:val="Heading2"/>
@@ -48755,8 +44754,8 @@
         <w:t xml:space="preserve">References</w:t>
       </w:r>
     </w:p>
-    <w:bookmarkStart w:id="215" w:name="refs"/>
-    <w:bookmarkStart w:id="165" w:name="ref-wikipedia_sigma_algebra"/>
+    <w:bookmarkStart w:id="196" w:name="refs"/>
+    <w:bookmarkStart w:id="154" w:name="ref-wikipedia_sigma_algebra"/>
     <w:p>
       <w:pPr>
         <w:pStyle w:val="Bibliography"/>
@@ -48803,7 +44802,7 @@
       <w:r>
         <w:t xml:space="preserve"> </w:t>
       </w:r>
-      <w:hyperlink r:id="rId164">
+      <w:hyperlink r:id="rId153">
         <w:r>
           <w:rPr>
             <w:rStyle w:val="Hyperlink"/>
@@ -48812,8 +44811,8 @@
         </w:r>
       </w:hyperlink>
     </w:p>
-    <w:bookmarkEnd w:id="165"/>
-    <w:bookmarkStart w:id="166" w:name="ref-billingsley1995probability"/>
+    <w:bookmarkEnd w:id="154"/>
+    <w:bookmarkStart w:id="155" w:name="ref-billingsley1995probability"/>
     <w:p>
       <w:pPr>
         <w:pStyle w:val="Bibliography"/>
@@ -48844,8 +44843,8 @@
         <w:t xml:space="preserve">, 3rd ed. in Wiley series in probability and mathematical statistics. New York: Wiley, 1995.</w:t>
       </w:r>
     </w:p>
-    <w:bookmarkEnd w:id="166"/>
-    <w:bookmarkStart w:id="168" w:name="ref-CaseBerg01"/>
+    <w:bookmarkEnd w:id="155"/>
+    <w:bookmarkStart w:id="157" w:name="ref-CaseBerg01"/>
     <w:p>
       <w:pPr>
         <w:pStyle w:val="Bibliography"/>
@@ -48878,7 +44877,7 @@
       <w:r>
         <w:t xml:space="preserve"> </w:t>
       </w:r>
-      <w:hyperlink r:id="rId167">
+      <w:hyperlink r:id="rId156">
         <w:r>
           <w:rPr>
             <w:rStyle w:val="Hyperlink"/>
@@ -48887,8 +44886,8 @@
         </w:r>
       </w:hyperlink>
     </w:p>
-    <w:bookmarkEnd w:id="168"/>
-    <w:bookmarkStart w:id="170" w:name="ref-wikipedia_closure_mathematics"/>
+    <w:bookmarkEnd w:id="157"/>
+    <w:bookmarkStart w:id="159" w:name="ref-wikipedia_borel_set"/>
     <w:p>
       <w:pPr>
         <w:pStyle w:val="Bibliography"/>
@@ -48909,7 +44908,7 @@
         <w:t xml:space="preserve"> </w:t>
       </w:r>
       <w:r>
-        <w:t xml:space="preserve">“Closure (mathematics) —</w:t>
+        <w:t xml:space="preserve">“Borel set —</w:t>
       </w:r>
       <w:r>
         <w:t xml:space="preserve"> </w:t>
@@ -48935,64 +44934,7 @@
       <w:r>
         <w:t xml:space="preserve"> </w:t>
       </w:r>
-      <w:hyperlink r:id="rId169">
-        <w:r>
-          <w:rPr>
-            <w:rStyle w:val="Hyperlink"/>
-          </w:rPr>
-          <w:t xml:space="preserve">https://en.wikipedia.org/wiki/Closure_(mathematics)</w:t>
-        </w:r>
-      </w:hyperlink>
-    </w:p>
-    <w:bookmarkEnd w:id="170"/>
-    <w:bookmarkStart w:id="172" w:name="ref-wikipedia_borel_set"/>
-    <w:p>
-      <w:pPr>
-        <w:pStyle w:val="Bibliography"/>
-      </w:pPr>
-      <w:r>
-        <w:t xml:space="preserve">[5]</w:t>
-      </w:r>
-      <w:r>
-        <w:t xml:space="preserve"> </w:t>
-      </w:r>
-      <w:r>
-        <w:t xml:space="preserve">	</w:t>
-      </w:r>
-      <w:r>
-        <w:t xml:space="preserve">Wikipedia contributors,</w:t>
-      </w:r>
-      <w:r>
-        <w:t xml:space="preserve"> </w:t>
-      </w:r>
-      <w:r>
-        <w:t xml:space="preserve">“Borel set —</w:t>
-      </w:r>
-      <w:r>
-        <w:t xml:space="preserve"> </w:t>
-      </w:r>
-      <w:r>
-        <w:t xml:space="preserve">Wikipedia</w:t>
-      </w:r>
-      <w:r>
-        <w:t xml:space="preserve">,</w:t>
-      </w:r>
-      <w:r>
-        <w:t xml:space="preserve"> </w:t>
-      </w:r>
-      <w:r>
-        <w:t xml:space="preserve">the free encyclopedia.”</w:t>
-      </w:r>
-      <w:r>
-        <w:t xml:space="preserve"> </w:t>
-      </w:r>
-      <w:r>
-        <w:t xml:space="preserve">2026. Available:</w:t>
-      </w:r>
-      <w:r>
-        <w:t xml:space="preserve"> </w:t>
-      </w:r>
-      <w:hyperlink r:id="rId171">
+      <w:hyperlink r:id="rId158">
         <w:r>
           <w:rPr>
             <w:rStyle w:val="Hyperlink"/>
@@ -49001,14 +44943,14 @@
         </w:r>
       </w:hyperlink>
     </w:p>
-    <w:bookmarkEnd w:id="172"/>
-    <w:bookmarkStart w:id="174" w:name="ref-wikipedia_disjoint_sets"/>
+    <w:bookmarkEnd w:id="159"/>
+    <w:bookmarkStart w:id="161" w:name="X595f5cc34e5b9b13d87ce210d35a7329fac5761"/>
     <w:p>
       <w:pPr>
         <w:pStyle w:val="Bibliography"/>
       </w:pPr>
       <w:r>
-        <w:t xml:space="preserve">[6]</w:t>
+        <w:t xml:space="preserve">[5]</w:t>
       </w:r>
       <w:r>
         <w:t xml:space="preserve"> </w:t>
@@ -49023,7 +44965,7 @@
         <w:t xml:space="preserve"> </w:t>
       </w:r>
       <w:r>
-        <w:t xml:space="preserve">“Disjoint sets —</w:t>
+        <w:t xml:space="preserve">“Sigma-additive set function —</w:t>
       </w:r>
       <w:r>
         <w:t xml:space="preserve"> </w:t>
@@ -49049,178 +44991,7 @@
       <w:r>
         <w:t xml:space="preserve"> </w:t>
       </w:r>
-      <w:hyperlink r:id="rId173">
-        <w:r>
-          <w:rPr>
-            <w:rStyle w:val="Hyperlink"/>
-          </w:rPr>
-          <w:t xml:space="preserve">https://en.wikipedia.org/wiki/Disjoint_sets</w:t>
-        </w:r>
-      </w:hyperlink>
-    </w:p>
-    <w:bookmarkEnd w:id="174"/>
-    <w:bookmarkStart w:id="176" w:name="ref-wikipedia_series_mathematics"/>
-    <w:p>
-      <w:pPr>
-        <w:pStyle w:val="Bibliography"/>
-      </w:pPr>
-      <w:r>
-        <w:t xml:space="preserve">[7]</w:t>
-      </w:r>
-      <w:r>
-        <w:t xml:space="preserve"> </w:t>
-      </w:r>
-      <w:r>
-        <w:t xml:space="preserve">	</w:t>
-      </w:r>
-      <w:r>
-        <w:t xml:space="preserve">Wikipedia contributors,</w:t>
-      </w:r>
-      <w:r>
-        <w:t xml:space="preserve"> </w:t>
-      </w:r>
-      <w:r>
-        <w:t xml:space="preserve">“Series (mathematics) —</w:t>
-      </w:r>
-      <w:r>
-        <w:t xml:space="preserve"> </w:t>
-      </w:r>
-      <w:r>
-        <w:t xml:space="preserve">Wikipedia</w:t>
-      </w:r>
-      <w:r>
-        <w:t xml:space="preserve">,</w:t>
-      </w:r>
-      <w:r>
-        <w:t xml:space="preserve"> </w:t>
-      </w:r>
-      <w:r>
-        <w:t xml:space="preserve">the free encyclopedia.”</w:t>
-      </w:r>
-      <w:r>
-        <w:t xml:space="preserve"> </w:t>
-      </w:r>
-      <w:r>
-        <w:t xml:space="preserve">2026. Available:</w:t>
-      </w:r>
-      <w:r>
-        <w:t xml:space="preserve"> </w:t>
-      </w:r>
-      <w:hyperlink r:id="rId175">
-        <w:r>
-          <w:rPr>
-            <w:rStyle w:val="Hyperlink"/>
-          </w:rPr>
-          <w:t xml:space="preserve">https://en.wikipedia.org/wiki/Series_(mathematics)</w:t>
-        </w:r>
-      </w:hyperlink>
-    </w:p>
-    <w:bookmarkEnd w:id="176"/>
-    <w:bookmarkStart w:id="178" w:name="X0550f6b86499719df0a5564f859fdf3dd90e1bc"/>
-    <w:p>
-      <w:pPr>
-        <w:pStyle w:val="Bibliography"/>
-      </w:pPr>
-      <w:r>
-        <w:t xml:space="preserve">[8]</w:t>
-      </w:r>
-      <w:r>
-        <w:t xml:space="preserve"> </w:t>
-      </w:r>
-      <w:r>
-        <w:t xml:space="preserve">	</w:t>
-      </w:r>
-      <w:r>
-        <w:t xml:space="preserve">Wikipedia contributors,</w:t>
-      </w:r>
-      <w:r>
-        <w:t xml:space="preserve"> </w:t>
-      </w:r>
-      <w:r>
-        <w:t xml:space="preserve">“Monotone convergence theorem —</w:t>
-      </w:r>
-      <w:r>
-        <w:t xml:space="preserve"> </w:t>
-      </w:r>
-      <w:r>
-        <w:t xml:space="preserve">Wikipedia</w:t>
-      </w:r>
-      <w:r>
-        <w:t xml:space="preserve">,</w:t>
-      </w:r>
-      <w:r>
-        <w:t xml:space="preserve"> </w:t>
-      </w:r>
-      <w:r>
-        <w:t xml:space="preserve">the free encyclopedia.”</w:t>
-      </w:r>
-      <w:r>
-        <w:t xml:space="preserve"> </w:t>
-      </w:r>
-      <w:r>
-        <w:t xml:space="preserve">2026. Available:</w:t>
-      </w:r>
-      <w:r>
-        <w:t xml:space="preserve"> </w:t>
-      </w:r>
-      <w:hyperlink r:id="rId177">
-        <w:r>
-          <w:rPr>
-            <w:rStyle w:val="Hyperlink"/>
-          </w:rPr>
-          <w:t xml:space="preserve">https://en.wikipedia.org/wiki/Monotone_convergence_theorem</w:t>
-        </w:r>
-      </w:hyperlink>
-    </w:p>
-    <w:bookmarkEnd w:id="178"/>
-    <w:bookmarkStart w:id="180" w:name="X595f5cc34e5b9b13d87ce210d35a7329fac5761"/>
-    <w:p>
-      <w:pPr>
-        <w:pStyle w:val="Bibliography"/>
-      </w:pPr>
-      <w:r>
-        <w:t xml:space="preserve">[9]</w:t>
-      </w:r>
-      <w:r>
-        <w:t xml:space="preserve"> </w:t>
-      </w:r>
-      <w:r>
-        <w:t xml:space="preserve">	</w:t>
-      </w:r>
-      <w:r>
-        <w:t xml:space="preserve">Wikipedia contributors,</w:t>
-      </w:r>
-      <w:r>
-        <w:t xml:space="preserve"> </w:t>
-      </w:r>
-      <w:r>
-        <w:t xml:space="preserve">“Sigma-additive set function —</w:t>
-      </w:r>
-      <w:r>
-        <w:t xml:space="preserve"> </w:t>
-      </w:r>
-      <w:r>
-        <w:t xml:space="preserve">Wikipedia</w:t>
-      </w:r>
-      <w:r>
-        <w:t xml:space="preserve">,</w:t>
-      </w:r>
-      <w:r>
-        <w:t xml:space="preserve"> </w:t>
-      </w:r>
-      <w:r>
-        <w:t xml:space="preserve">the free encyclopedia.”</w:t>
-      </w:r>
-      <w:r>
-        <w:t xml:space="preserve"> </w:t>
-      </w:r>
-      <w:r>
-        <w:t xml:space="preserve">2026. Available:</w:t>
-      </w:r>
-      <w:r>
-        <w:t xml:space="preserve"> </w:t>
-      </w:r>
-      <w:hyperlink r:id="rId179">
+      <w:hyperlink r:id="rId160">
         <w:r>
           <w:rPr>
             <w:rStyle w:val="Hyperlink"/>
@@ -49229,14 +45000,14 @@
         </w:r>
       </w:hyperlink>
     </w:p>
-    <w:bookmarkEnd w:id="180"/>
-    <w:bookmarkStart w:id="182" w:name="ref-wikipedia_measure_mathematics"/>
+    <w:bookmarkEnd w:id="161"/>
+    <w:bookmarkStart w:id="163" w:name="ref-wikipedia_measure_mathematics"/>
     <w:p>
       <w:pPr>
         <w:pStyle w:val="Bibliography"/>
       </w:pPr>
       <w:r>
-        <w:t xml:space="preserve">[10]</w:t>
+        <w:t xml:space="preserve">[6]</w:t>
       </w:r>
       <w:r>
         <w:t xml:space="preserve"> </w:t>
@@ -49277,7 +45048,7 @@
       <w:r>
         <w:t xml:space="preserve"> </w:t>
       </w:r>
-      <w:hyperlink r:id="rId181">
+      <w:hyperlink r:id="rId162">
         <w:r>
           <w:rPr>
             <w:rStyle w:val="Hyperlink"/>
@@ -49286,14 +45057,14 @@
         </w:r>
       </w:hyperlink>
     </w:p>
-    <w:bookmarkEnd w:id="182"/>
-    <w:bookmarkStart w:id="184" w:name="ref-wikipedia_counting_measure"/>
+    <w:bookmarkEnd w:id="163"/>
+    <w:bookmarkStart w:id="165" w:name="ref-wikipedia_counting_measure"/>
     <w:p>
       <w:pPr>
         <w:pStyle w:val="Bibliography"/>
       </w:pPr>
       <w:r>
-        <w:t xml:space="preserve">[11]</w:t>
+        <w:t xml:space="preserve">[7]</w:t>
       </w:r>
       <w:r>
         <w:t xml:space="preserve"> </w:t>
@@ -49334,7 +45105,7 @@
       <w:r>
         <w:t xml:space="preserve"> </w:t>
       </w:r>
-      <w:hyperlink r:id="rId183">
+      <w:hyperlink r:id="rId164">
         <w:r>
           <w:rPr>
             <w:rStyle w:val="Hyperlink"/>
@@ -49343,14 +45114,14 @@
         </w:r>
       </w:hyperlink>
     </w:p>
-    <w:bookmarkEnd w:id="184"/>
-    <w:bookmarkStart w:id="186" w:name="ref-wikipedia_measurable_space"/>
+    <w:bookmarkEnd w:id="165"/>
+    <w:bookmarkStart w:id="167" w:name="ref-wikipedia_measurable_space"/>
     <w:p>
       <w:pPr>
         <w:pStyle w:val="Bibliography"/>
       </w:pPr>
       <w:r>
-        <w:t xml:space="preserve">[12]</w:t>
+        <w:t xml:space="preserve">[8]</w:t>
       </w:r>
       <w:r>
         <w:t xml:space="preserve"> </w:t>
@@ -49391,7 +45162,7 @@
       <w:r>
         <w:t xml:space="preserve"> </w:t>
       </w:r>
-      <w:hyperlink r:id="rId185">
+      <w:hyperlink r:id="rId166">
         <w:r>
           <w:rPr>
             <w:rStyle w:val="Hyperlink"/>
@@ -49400,14 +45171,14 @@
         </w:r>
       </w:hyperlink>
     </w:p>
-    <w:bookmarkEnd w:id="186"/>
-    <w:bookmarkStart w:id="188" w:name="ref-wikipedia_lebesgue_measure"/>
+    <w:bookmarkEnd w:id="167"/>
+    <w:bookmarkStart w:id="169" w:name="ref-wikipedia_lebesgue_measure"/>
     <w:p>
       <w:pPr>
         <w:pStyle w:val="Bibliography"/>
       </w:pPr>
       <w:r>
-        <w:t xml:space="preserve">[13]</w:t>
+        <w:t xml:space="preserve">[9]</w:t>
       </w:r>
       <w:r>
         <w:t xml:space="preserve"> </w:t>
@@ -49448,7 +45219,7 @@
       <w:r>
         <w:t xml:space="preserve"> </w:t>
       </w:r>
-      <w:hyperlink r:id="rId187">
+      <w:hyperlink r:id="rId168">
         <w:r>
           <w:rPr>
             <w:rStyle w:val="Hyperlink"/>
@@ -49457,14 +45228,14 @@
         </w:r>
       </w:hyperlink>
     </w:p>
-    <w:bookmarkEnd w:id="188"/>
-    <w:bookmarkStart w:id="190" w:name="ref-wikipedia_null_set"/>
+    <w:bookmarkEnd w:id="169"/>
+    <w:bookmarkStart w:id="171" w:name="ref-wikipedia_null_set"/>
     <w:p>
       <w:pPr>
         <w:pStyle w:val="Bibliography"/>
       </w:pPr>
       <w:r>
-        <w:t xml:space="preserve">[14]</w:t>
+        <w:t xml:space="preserve">[10]</w:t>
       </w:r>
       <w:r>
         <w:t xml:space="preserve"> </w:t>
@@ -49505,7 +45276,7 @@
       <w:r>
         <w:t xml:space="preserve"> </w:t>
       </w:r>
-      <w:hyperlink r:id="rId189">
+      <w:hyperlink r:id="rId170">
         <w:r>
           <w:rPr>
             <w:rStyle w:val="Hyperlink"/>
@@ -49514,14 +45285,14 @@
         </w:r>
       </w:hyperlink>
     </w:p>
-    <w:bookmarkEnd w:id="190"/>
-    <w:bookmarkStart w:id="192" w:name="ref-wikipedia_almost_everywhere"/>
+    <w:bookmarkEnd w:id="171"/>
+    <w:bookmarkStart w:id="173" w:name="ref-wikipedia_almost_everywhere"/>
     <w:p>
       <w:pPr>
         <w:pStyle w:val="Bibliography"/>
       </w:pPr>
       <w:r>
-        <w:t xml:space="preserve">[15]</w:t>
+        <w:t xml:space="preserve">[11]</w:t>
       </w:r>
       <w:r>
         <w:t xml:space="preserve"> </w:t>
@@ -49562,7 +45333,7 @@
       <w:r>
         <w:t xml:space="preserve"> </w:t>
       </w:r>
-      <w:hyperlink r:id="rId191">
+      <w:hyperlink r:id="rId172">
         <w:r>
           <w:rPr>
             <w:rStyle w:val="Hyperlink"/>
@@ -49571,14 +45342,14 @@
         </w:r>
       </w:hyperlink>
     </w:p>
-    <w:bookmarkEnd w:id="192"/>
-    <w:bookmarkStart w:id="194" w:name="ref-wikipedia_finite_measure"/>
+    <w:bookmarkEnd w:id="173"/>
+    <w:bookmarkStart w:id="175" w:name="ref-wikipedia_finite_measure"/>
     <w:p>
       <w:pPr>
         <w:pStyle w:val="Bibliography"/>
       </w:pPr>
       <w:r>
-        <w:t xml:space="preserve">[16]</w:t>
+        <w:t xml:space="preserve">[12]</w:t>
       </w:r>
       <w:r>
         <w:t xml:space="preserve"> </w:t>
@@ -49619,7 +45390,7 @@
       <w:r>
         <w:t xml:space="preserve"> </w:t>
       </w:r>
-      <w:hyperlink r:id="rId193">
+      <w:hyperlink r:id="rId174">
         <w:r>
           <w:rPr>
             <w:rStyle w:val="Hyperlink"/>
@@ -49628,14 +45399,14 @@
         </w:r>
       </w:hyperlink>
     </w:p>
-    <w:bookmarkEnd w:id="194"/>
-    <w:bookmarkStart w:id="196" w:name="ref-wikipedia_sigma_finite_measure"/>
+    <w:bookmarkEnd w:id="175"/>
+    <w:bookmarkStart w:id="177" w:name="ref-wikipedia_sigma_finite_measure"/>
     <w:p>
       <w:pPr>
         <w:pStyle w:val="Bibliography"/>
       </w:pPr>
       <w:r>
-        <w:t xml:space="preserve">[17]</w:t>
+        <w:t xml:space="preserve">[13]</w:t>
       </w:r>
       <w:r>
         <w:t xml:space="preserve"> </w:t>
@@ -49676,7 +45447,7 @@
       <w:r>
         <w:t xml:space="preserve"> </w:t>
       </w:r>
-      <w:hyperlink r:id="rId195">
+      <w:hyperlink r:id="rId176">
         <w:r>
           <w:rPr>
             <w:rStyle w:val="Hyperlink"/>
@@ -49685,14 +45456,14 @@
         </w:r>
       </w:hyperlink>
     </w:p>
-    <w:bookmarkEnd w:id="196"/>
-    <w:bookmarkStart w:id="198" w:name="ref-wikipedia_probability_measure"/>
+    <w:bookmarkEnd w:id="177"/>
+    <w:bookmarkStart w:id="179" w:name="ref-wikipedia_probability_measure"/>
     <w:p>
       <w:pPr>
         <w:pStyle w:val="Bibliography"/>
       </w:pPr>
       <w:r>
-        <w:t xml:space="preserve">[18]</w:t>
+        <w:t xml:space="preserve">[14]</w:t>
       </w:r>
       <w:r>
         <w:t xml:space="preserve"> </w:t>
@@ -49733,7 +45504,7 @@
       <w:r>
         <w:t xml:space="preserve"> </w:t>
       </w:r>
-      <w:hyperlink r:id="rId197">
+      <w:hyperlink r:id="rId178">
         <w:r>
           <w:rPr>
             <w:rStyle w:val="Hyperlink"/>
@@ -49742,14 +45513,14 @@
         </w:r>
       </w:hyperlink>
     </w:p>
-    <w:bookmarkEnd w:id="198"/>
-    <w:bookmarkStart w:id="200" w:name="ref-wikipedia_probability_space"/>
+    <w:bookmarkEnd w:id="179"/>
+    <w:bookmarkStart w:id="181" w:name="ref-wikipedia_probability_space"/>
     <w:p>
       <w:pPr>
         <w:pStyle w:val="Bibliography"/>
       </w:pPr>
       <w:r>
-        <w:t xml:space="preserve">[19]</w:t>
+        <w:t xml:space="preserve">[15]</w:t>
       </w:r>
       <w:r>
         <w:t xml:space="preserve"> </w:t>
@@ -49790,7 +45561,7 @@
       <w:r>
         <w:t xml:space="preserve"> </w:t>
       </w:r>
-      <w:hyperlink r:id="rId199">
+      <w:hyperlink r:id="rId180">
         <w:r>
           <w:rPr>
             <w:rStyle w:val="Hyperlink"/>
@@ -49799,14 +45570,14 @@
         </w:r>
       </w:hyperlink>
     </w:p>
-    <w:bookmarkEnd w:id="200"/>
-    <w:bookmarkStart w:id="202" w:name="ref-wikipedia_sample_space"/>
+    <w:bookmarkEnd w:id="181"/>
+    <w:bookmarkStart w:id="183" w:name="ref-wikipedia_sample_space"/>
     <w:p>
       <w:pPr>
         <w:pStyle w:val="Bibliography"/>
       </w:pPr>
       <w:r>
-        <w:t xml:space="preserve">[20]</w:t>
+        <w:t xml:space="preserve">[16]</w:t>
       </w:r>
       <w:r>
         <w:t xml:space="preserve"> </w:t>
@@ -49847,7 +45618,7 @@
       <w:r>
         <w:t xml:space="preserve"> </w:t>
       </w:r>
-      <w:hyperlink r:id="rId201">
+      <w:hyperlink r:id="rId182">
         <w:r>
           <w:rPr>
             <w:rStyle w:val="Hyperlink"/>
@@ -49856,14 +45627,14 @@
         </w:r>
       </w:hyperlink>
     </w:p>
-    <w:bookmarkEnd w:id="202"/>
-    <w:bookmarkStart w:id="204" w:name="ref-wikipedia_outcome_probability"/>
+    <w:bookmarkEnd w:id="183"/>
+    <w:bookmarkStart w:id="185" w:name="ref-wikipedia_outcome_probability"/>
     <w:p>
       <w:pPr>
         <w:pStyle w:val="Bibliography"/>
       </w:pPr>
       <w:r>
-        <w:t xml:space="preserve">[21]</w:t>
+        <w:t xml:space="preserve">[17]</w:t>
       </w:r>
       <w:r>
         <w:t xml:space="preserve"> </w:t>
@@ -49904,7 +45675,7 @@
       <w:r>
         <w:t xml:space="preserve"> </w:t>
       </w:r>
-      <w:hyperlink r:id="rId203">
+      <w:hyperlink r:id="rId184">
         <w:r>
           <w:rPr>
             <w:rStyle w:val="Hyperlink"/>
@@ -49913,14 +45684,14 @@
         </w:r>
       </w:hyperlink>
     </w:p>
-    <w:bookmarkEnd w:id="204"/>
-    <w:bookmarkStart w:id="206" w:name="ref-wikipedia_event_probability_theory"/>
+    <w:bookmarkEnd w:id="185"/>
+    <w:bookmarkStart w:id="187" w:name="ref-wikipedia_event_probability_theory"/>
     <w:p>
       <w:pPr>
         <w:pStyle w:val="Bibliography"/>
       </w:pPr>
       <w:r>
-        <w:t xml:space="preserve">[22]</w:t>
+        <w:t xml:space="preserve">[18]</w:t>
       </w:r>
       <w:r>
         <w:t xml:space="preserve"> </w:t>
@@ -49961,7 +45732,7 @@
       <w:r>
         <w:t xml:space="preserve"> </w:t>
       </w:r>
-      <w:hyperlink r:id="rId205">
+      <w:hyperlink r:id="rId186">
         <w:r>
           <w:rPr>
             <w:rStyle w:val="Hyperlink"/>
@@ -49970,14 +45741,14 @@
         </w:r>
       </w:hyperlink>
     </w:p>
-    <w:bookmarkEnd w:id="206"/>
-    <w:bookmarkStart w:id="208" w:name="ref-wikipedia_measurable_function"/>
+    <w:bookmarkEnd w:id="187"/>
+    <w:bookmarkStart w:id="189" w:name="ref-wikipedia_measurable_function"/>
     <w:p>
       <w:pPr>
         <w:pStyle w:val="Bibliography"/>
       </w:pPr>
       <w:r>
-        <w:t xml:space="preserve">[23]</w:t>
+        <w:t xml:space="preserve">[19]</w:t>
       </w:r>
       <w:r>
         <w:t xml:space="preserve"> </w:t>
@@ -50018,7 +45789,7 @@
       <w:r>
         <w:t xml:space="preserve"> </w:t>
       </w:r>
-      <w:hyperlink r:id="rId207">
+      <w:hyperlink r:id="rId188">
         <w:r>
           <w:rPr>
             <w:rStyle w:val="Hyperlink"/>
@@ -50027,14 +45798,14 @@
         </w:r>
       </w:hyperlink>
     </w:p>
-    <w:bookmarkEnd w:id="208"/>
-    <w:bookmarkStart w:id="210" w:name="ref-wikipedia_lebesgue_integration"/>
+    <w:bookmarkEnd w:id="189"/>
+    <w:bookmarkStart w:id="191" w:name="ref-wikipedia_lebesgue_integration"/>
     <w:p>
       <w:pPr>
         <w:pStyle w:val="Bibliography"/>
       </w:pPr>
       <w:r>
-        <w:t xml:space="preserve">[24]</w:t>
+        <w:t xml:space="preserve">[20]</w:t>
       </w:r>
       <w:r>
         <w:t xml:space="preserve"> </w:t>
@@ -50075,7 +45846,7 @@
       <w:r>
         <w:t xml:space="preserve"> </w:t>
       </w:r>
-      <w:hyperlink r:id="rId209">
+      <w:hyperlink r:id="rId190">
         <w:r>
           <w:rPr>
             <w:rStyle w:val="Hyperlink"/>
@@ -50084,14 +45855,14 @@
         </w:r>
       </w:hyperlink>
     </w:p>
-    <w:bookmarkEnd w:id="210"/>
-    <w:bookmarkStart w:id="212" w:name="ref-folland1999real"/>
+    <w:bookmarkEnd w:id="191"/>
+    <w:bookmarkStart w:id="193" w:name="ref-folland1999real"/>
     <w:p>
       <w:pPr>
         <w:pStyle w:val="Bibliography"/>
       </w:pPr>
       <w:r>
-        <w:t xml:space="preserve">[25]</w:t>
+        <w:t xml:space="preserve">[21]</w:t>
       </w:r>
       <w:r>
         <w:t xml:space="preserve"> </w:t>
@@ -50118,7 +45889,7 @@
       <w:r>
         <w:t xml:space="preserve"> </w:t>
       </w:r>
-      <w:hyperlink r:id="rId211">
+      <w:hyperlink r:id="rId192">
         <w:r>
           <w:rPr>
             <w:rStyle w:val="Hyperlink"/>
@@ -50127,14 +45898,14 @@
         </w:r>
       </w:hyperlink>
     </w:p>
-    <w:bookmarkEnd w:id="212"/>
-    <w:bookmarkStart w:id="214" w:name="ref-gut2013"/>
+    <w:bookmarkEnd w:id="193"/>
+    <w:bookmarkStart w:id="195" w:name="ref-gut2013"/>
     <w:p>
       <w:pPr>
         <w:pStyle w:val="Bibliography"/>
       </w:pPr>
       <w:r>
-        <w:t xml:space="preserve">[26]</w:t>
+        <w:t xml:space="preserve">[22]</w:t>
       </w:r>
       <w:r>
         <w:t xml:space="preserve"> </w:t>
@@ -50161,7 +45932,7 @@
       <w:r>
         <w:t xml:space="preserve"> </w:t>
       </w:r>
-      <w:hyperlink r:id="rId213">
+      <w:hyperlink r:id="rId194">
         <w:r>
           <w:rPr>
             <w:rStyle w:val="Hyperlink"/>
@@ -50173,9 +45944,9 @@
         <w:t xml:space="preserve">.</w:t>
       </w:r>
     </w:p>
-    <w:bookmarkEnd w:id="214"/>
-    <w:bookmarkEnd w:id="215"/>
-    <w:bookmarkEnd w:id="216"/>
+    <w:bookmarkEnd w:id="195"/>
+    <w:bookmarkEnd w:id="196"/>
+    <w:bookmarkEnd w:id="197"/>
     <w:sectPr>
       <w:footnotePr>
         <w:numRestart w:val="eachSect"/>
@@ -50520,15 +46291,6 @@
     <w:abstractNumId w:val="991"/>
   </w:num>
   <w:num w:numId="1015">
-    <w:abstractNumId w:val="991"/>
-  </w:num>
-  <w:num w:numId="1016">
-    <w:abstractNumId w:val="991"/>
-  </w:num>
-  <w:num w:numId="1017">
-    <w:abstractNumId w:val="991"/>
-  </w:num>
-  <w:num w:numId="1018">
     <w:abstractNumId w:val="99411"/>
     <w:lvlOverride w:ilvl="0">
       <w:startOverride w:val="1"/>
@@ -50558,7 +46320,7 @@
       <w:startOverride w:val="1"/>
     </w:lvlOverride>
   </w:num>
-  <w:num w:numId="1019">
+  <w:num w:numId="1016">
     <w:abstractNumId w:val="99411"/>
     <w:lvlOverride w:ilvl="0">
       <w:startOverride w:val="1"/>
@@ -50588,7 +46350,7 @@
       <w:startOverride w:val="1"/>
     </w:lvlOverride>
   </w:num>
-  <w:num w:numId="1020">
+  <w:num w:numId="1017">
     <w:abstractNumId w:val="99411"/>
     <w:lvlOverride w:ilvl="0">
       <w:startOverride w:val="1"/>
@@ -50618,16 +46380,16 @@
       <w:startOverride w:val="1"/>
     </w:lvlOverride>
   </w:num>
-  <w:num w:numId="1021">
+  <w:num w:numId="1018">
     <w:abstractNumId w:val="991"/>
   </w:num>
-  <w:num w:numId="1022">
+  <w:num w:numId="1019">
     <w:abstractNumId w:val="991"/>
   </w:num>
-  <w:num w:numId="1023">
+  <w:num w:numId="1020">
     <w:abstractNumId w:val="991"/>
   </w:num>
-  <w:num w:numId="1024">
+  <w:num w:numId="1021">
     <w:abstractNumId w:val="991"/>
   </w:num>
 </w:numbering>
